--- a/ASSET_Report.docx
+++ b/ASSET_Report.docx
@@ -4,7 +4,7 @@
   <w:body>
     <w:p>
       <w:pPr>
-        <w:spacing w:before="0" w:after="80"/>
+        <w:spacing w:before="200" w:after="40"/>
         <w:jc w:val="center"/>
       </w:pPr>
       <w:r>
@@ -12,69 +12,429 @@
           <w:rFonts w:ascii="Calibri" w:hAnsi="Calibri"/>
           <w:b/>
           <w:color w:val="0070C0"/>
-          <w:sz w:val="36"/>
+          <w:sz w:val="44"/>
         </w:rPr>
-        <w:t>ASSET Project</w:t>
+        <w:t>ASSET</w:t>
+      </w:r>
+      <w:r>
+        <w:rPr>
+          <w:rFonts w:ascii="Calibri" w:hAnsi="Calibri"/>
+          <w:color w:val="595959"/>
+          <w:sz w:val="28"/>
+        </w:rPr>
+        <w:t xml:space="preserve">  Project</w:t>
       </w:r>
     </w:p>
     <w:p>
       <w:pPr>
-        <w:spacing w:before="0" w:after="360"/>
+        <w:spacing w:after="80"/>
+        <w:pBdr>
+          <w:bottom w:val="single" w:sz="8" w:space="1" w:color="2E75B6"/>
+        </w:pBdr>
+      </w:pPr>
+    </w:p>
+    <w:p>
+      <w:pPr>
+        <w:spacing w:before="200" w:after="120"/>
         <w:jc w:val="center"/>
       </w:pPr>
       <w:r>
         <w:rPr>
-          <w:rFonts w:ascii="Calibri" w:hAnsi="Calibri"/>
-          <w:b w:val="0"/>
-          <w:color w:val="4472C4"/>
-          <w:sz w:val="22"/>
+          <w:rFonts w:ascii="Vrinda" w:hAnsi="Vrinda"/>
+          <w:b/>
+          <w:color w:val="1F497D"/>
+          <w:sz w:val="52"/>
         </w:rPr>
-        <w:t>Accelerating &amp; Strengthening Skills for Economic Transformation</w:t>
+        <w:t>শিল্প কারখানায় সংযুক্তি ট্রেনিং</w:t>
       </w:r>
     </w:p>
     <w:p>
       <w:pPr>
-        <w:jc w:val="center"/>
+        <w:spacing w:after="80"/>
         <w:pBdr>
-          <w:bottom w:val="single" w:sz="6" w:space="1" w:color="2E75B6"/>
+          <w:bottom w:val="single" w:sz="8" w:space="1" w:color="2E75B6"/>
         </w:pBdr>
       </w:pPr>
     </w:p>
     <w:p>
       <w:pPr>
-        <w:spacing w:before="280" w:after="120"/>
+        <w:spacing w:after="120"/>
+      </w:pPr>
+    </w:p>
+    <w:tbl>
+      <w:tblPr>
+        <w:tblStyle w:val="TableGrid"/>
+        <w:tblW w:type="auto" w:w="0"/>
+        <w:tblLook w:firstColumn="1" w:firstRow="1" w:lastColumn="0" w:lastRow="0" w:noHBand="0" w:noVBand="1" w:val="04A0"/>
+      </w:tblPr>
+      <w:tblGrid>
+        <w:gridCol w:w="4536"/>
+        <w:gridCol w:w="4536"/>
+      </w:tblGrid>
+      <w:tr>
+        <w:tc>
+          <w:tcPr>
+            <w:tcW w:type="dxa" w:w="4536"/>
+          </w:tcPr>
+          <w:p>
+            <w:r>
+              <w:rPr>
+                <w:rFonts w:ascii="Vrinda" w:hAnsi="Vrinda"/>
+                <w:b/>
+                <w:sz w:val="24"/>
+              </w:rPr>
+              <w:t>বিষয়</w:t>
+            </w:r>
+          </w:p>
+        </w:tc>
+        <w:tc>
+          <w:tcPr>
+            <w:tcW w:type="dxa" w:w="4536"/>
+          </w:tcPr>
+          <w:p>
+            <w:r>
+              <w:rPr>
+                <w:rFonts w:ascii="Vrinda" w:hAnsi="Vrinda"/>
+                <w:sz w:val="24"/>
+              </w:rPr>
+              <w:t>অটোমোবাইল সার্ভিস ও রক্ষণাবেক্ষণ</w:t>
+            </w:r>
+          </w:p>
+        </w:tc>
+      </w:tr>
+      <w:tr>
+        <w:tc>
+          <w:tcPr>
+            <w:tcW w:type="dxa" w:w="4536"/>
+          </w:tcPr>
+          <w:p>
+            <w:r>
+              <w:rPr>
+                <w:rFonts w:ascii="Vrinda" w:hAnsi="Vrinda"/>
+                <w:b/>
+                <w:sz w:val="24"/>
+              </w:rPr>
+              <w:t>প্রশিক্ষণ প্রদানকারী প্রতিষ্ঠান</w:t>
+            </w:r>
+          </w:p>
+        </w:tc>
+        <w:tc>
+          <w:tcPr>
+            <w:tcW w:type="dxa" w:w="4536"/>
+          </w:tcPr>
+          <w:p>
+            <w:r>
+              <w:rPr>
+                <w:rFonts w:ascii="Vrinda" w:hAnsi="Vrinda"/>
+                <w:sz w:val="24"/>
+              </w:rPr>
+              <w:t>ফাস্ট কার সিলিউশন ওয়ার্কশপ</w:t>
+            </w:r>
+          </w:p>
+        </w:tc>
+      </w:tr>
+      <w:tr>
+        <w:tc>
+          <w:tcPr>
+            <w:tcW w:type="dxa" w:w="4536"/>
+          </w:tcPr>
+          <w:p>
+            <w:r>
+              <w:rPr>
+                <w:rFonts w:ascii="Vrinda" w:hAnsi="Vrinda"/>
+                <w:b/>
+                <w:sz w:val="24"/>
+              </w:rPr>
+              <w:t>প্রশিক্ষণের সময়কাল</w:t>
+            </w:r>
+          </w:p>
+        </w:tc>
+        <w:tc>
+          <w:tcPr>
+            <w:tcW w:type="dxa" w:w="4536"/>
+          </w:tcPr>
+          <w:p>
+            <w:r>
+              <w:rPr>
+                <w:rFonts w:ascii="Vrinda" w:hAnsi="Vrinda"/>
+                <w:sz w:val="24"/>
+              </w:rPr>
+              <w:t>২৫/০২/২৬ থেকে ০২/০৪/২০২৬</w:t>
+            </w:r>
+          </w:p>
+        </w:tc>
+      </w:tr>
+      <w:tr>
+        <w:tc>
+          <w:tcPr>
+            <w:tcW w:type="dxa" w:w="4536"/>
+          </w:tcPr>
+          <w:p>
+            <w:r>
+              <w:rPr>
+                <w:rFonts w:ascii="Vrinda" w:hAnsi="Vrinda"/>
+                <w:b/>
+                <w:sz w:val="24"/>
+              </w:rPr>
+              <w:t>প্রশিক্ষণার্থী</w:t>
+            </w:r>
+          </w:p>
+        </w:tc>
+        <w:tc>
+          <w:tcPr>
+            <w:tcW w:type="dxa" w:w="4536"/>
+          </w:tcPr>
+          <w:p>
+            <w:r>
+              <w:rPr>
+                <w:rFonts w:ascii="Vrinda" w:hAnsi="Vrinda"/>
+                <w:sz w:val="24"/>
+              </w:rPr>
+              <w:t>মো: আল-আমিন ভুইয়া</w:t>
+            </w:r>
+          </w:p>
+        </w:tc>
+      </w:tr>
+      <w:tr>
+        <w:tc>
+          <w:tcPr>
+            <w:tcW w:type="dxa" w:w="4536"/>
+          </w:tcPr>
+          <w:p>
+            <w:r>
+              <w:rPr>
+                <w:rFonts w:ascii="Vrinda" w:hAnsi="Vrinda"/>
+                <w:b/>
+                <w:sz w:val="24"/>
+              </w:rPr>
+              <w:t>পদবি</w:t>
+            </w:r>
+          </w:p>
+        </w:tc>
+        <w:tc>
+          <w:tcPr>
+            <w:tcW w:type="dxa" w:w="4536"/>
+          </w:tcPr>
+          <w:p>
+            <w:r>
+              <w:rPr>
+                <w:rFonts w:ascii="Vrinda" w:hAnsi="Vrinda"/>
+                <w:sz w:val="24"/>
+              </w:rPr>
+              <w:t>জুনিয়র ইন্সট্রাক্টর</w:t>
+            </w:r>
+          </w:p>
+        </w:tc>
+      </w:tr>
+      <w:tr>
+        <w:tc>
+          <w:tcPr>
+            <w:tcW w:type="dxa" w:w="4536"/>
+          </w:tcPr>
+          <w:p>
+            <w:r>
+              <w:rPr>
+                <w:rFonts w:ascii="Vrinda" w:hAnsi="Vrinda"/>
+                <w:b/>
+                <w:sz w:val="24"/>
+              </w:rPr>
+              <w:t>ডিপার্টমেন্ট</w:t>
+            </w:r>
+          </w:p>
+        </w:tc>
+        <w:tc>
+          <w:tcPr>
+            <w:tcW w:type="dxa" w:w="4536"/>
+          </w:tcPr>
+          <w:p>
+            <w:r>
+              <w:rPr>
+                <w:rFonts w:ascii="Vrinda" w:hAnsi="Vrinda"/>
+                <w:sz w:val="24"/>
+              </w:rPr>
+              <w:t>পাওয়ার</w:t>
+            </w:r>
+          </w:p>
+        </w:tc>
+      </w:tr>
+      <w:tr>
+        <w:tc>
+          <w:tcPr>
+            <w:tcW w:type="dxa" w:w="4536"/>
+          </w:tcPr>
+          <w:p>
+            <w:r>
+              <w:rPr>
+                <w:rFonts w:ascii="Vrinda" w:hAnsi="Vrinda"/>
+                <w:b/>
+                <w:sz w:val="24"/>
+              </w:rPr>
+              <w:t>প্রতিষ্ঠান</w:t>
+            </w:r>
+          </w:p>
+        </w:tc>
+        <w:tc>
+          <w:tcPr>
+            <w:tcW w:type="dxa" w:w="4536"/>
+          </w:tcPr>
+          <w:p>
+            <w:r>
+              <w:rPr>
+                <w:rFonts w:ascii="Vrinda" w:hAnsi="Vrinda"/>
+                <w:sz w:val="24"/>
+              </w:rPr>
+              <w:t>কুমিল্লা পলিটেকনিক ইন্সটিটিউট</w:t>
+            </w:r>
+          </w:p>
+        </w:tc>
+      </w:tr>
+      <w:tr>
+        <w:tc>
+          <w:tcPr>
+            <w:tcW w:type="dxa" w:w="4536"/>
+          </w:tcPr>
+          <w:p>
+            <w:r>
+              <w:rPr>
+                <w:rFonts w:ascii="Vrinda" w:hAnsi="Vrinda"/>
+                <w:b/>
+                <w:sz w:val="24"/>
+              </w:rPr>
+              <w:t>তত্ত্বাবধানে</w:t>
+            </w:r>
+          </w:p>
+        </w:tc>
+        <w:tc>
+          <w:tcPr>
+            <w:tcW w:type="dxa" w:w="4536"/>
+          </w:tcPr>
+          <w:p>
+            <w:r>
+              <w:rPr>
+                <w:rFonts w:ascii="Vrinda" w:hAnsi="Vrinda"/>
+                <w:sz w:val="24"/>
+              </w:rPr>
+              <w:t>ইঞ্জিনিয়ার মো: শরিফুল ইসলাম।</w:t>
+            </w:r>
+          </w:p>
+        </w:tc>
+      </w:tr>
+      <w:tr>
+        <w:tc>
+          <w:tcPr>
+            <w:tcW w:type="dxa" w:w="4536"/>
+          </w:tcPr>
+          <w:p>
+            <w:r>
+              <w:rPr>
+                <w:rFonts w:ascii="Vrinda" w:hAnsi="Vrinda"/>
+                <w:b/>
+                <w:sz w:val="24"/>
+              </w:rPr>
+              <w:t>জমা দেওয়া হয়েছে</w:t>
+            </w:r>
+          </w:p>
+        </w:tc>
+        <w:tc>
+          <w:tcPr>
+            <w:tcW w:type="dxa" w:w="4536"/>
+          </w:tcPr>
+          <w:p>
+            <w:r>
+              <w:rPr>
+                <w:rFonts w:ascii="Vrinda" w:hAnsi="Vrinda"/>
+                <w:sz w:val="24"/>
+              </w:rPr>
+              <w:t>কুমিল্লা পলিটেকনিক ইন্সটিটিউট</w:t>
+            </w:r>
+          </w:p>
+        </w:tc>
+      </w:tr>
+      <w:tr>
+        <w:tc>
+          <w:tcPr>
+            <w:tcW w:type="dxa" w:w="4536"/>
+          </w:tcPr>
+          <w:p>
+            <w:r>
+              <w:rPr>
+                <w:rFonts w:ascii="Vrinda" w:hAnsi="Vrinda"/>
+                <w:b/>
+                <w:sz w:val="24"/>
+              </w:rPr>
+              <w:t>জমাদানের তারিখ</w:t>
+            </w:r>
+          </w:p>
+        </w:tc>
+        <w:tc>
+          <w:tcPr>
+            <w:tcW w:type="dxa" w:w="4536"/>
+          </w:tcPr>
+          <w:p>
+            <w:r>
+              <w:rPr>
+                <w:rFonts w:ascii="Vrinda" w:hAnsi="Vrinda"/>
+                <w:sz w:val="24"/>
+              </w:rPr>
+              <w:t>০৬/০৪/২০২৬</w:t>
+            </w:r>
+          </w:p>
+        </w:tc>
+      </w:tr>
+    </w:tbl>
+    <w:p>
+      <w:pPr>
+        <w:spacing w:after="160"/>
+      </w:pPr>
+    </w:p>
+    <w:p>
+      <w:pPr>
+        <w:spacing w:after="80"/>
+        <w:pBdr>
+          <w:bottom w:val="single" w:sz="8" w:space="1" w:color="2E75B6"/>
+        </w:pBdr>
+      </w:pPr>
+    </w:p>
+    <w:p>
+      <w:pPr>
+        <w:spacing w:before="0" w:after="120"/>
         <w:jc w:val="center"/>
       </w:pPr>
       <w:r>
         <w:rPr>
-          <w:rFonts w:ascii="Calibri" w:hAnsi="Calibri"/>
-          <w:b/>
-          <w:color w:val="1F497D"/>
-          <w:sz w:val="44"/>
+          <w:rFonts w:ascii="Vrinda" w:hAnsi="Vrinda"/>
+          <w:b w:val="0"/>
+          <w:color w:val="7F7F7F"/>
+          <w:sz w:val="18"/>
         </w:rPr>
-        <w:t>Accelerating and Strengthening Skills for Economic Transformation (ASSET)</w:t>
+        <w:t>© ASSET Project  |  কুমিল্লা পলিটেকনিক ইন্সটিটিউট  |  ২০২৬</w:t>
       </w:r>
     </w:p>
     <w:p>
-      <w:pPr>
-        <w:spacing w:before="80" w:after="360"/>
-        <w:jc w:val="center"/>
-      </w:pPr>
       <w:r>
-        <w:rPr>
-          <w:rFonts w:ascii="Calibri" w:hAnsi="Calibri"/>
-          <w:b w:val="0"/>
-          <w:color w:val="4472C4"/>
-          <w:sz w:val="30"/>
-        </w:rPr>
-        <w:t>A Comprehensive Research Report</w:t>
+        <w:br w:type="page"/>
       </w:r>
     </w:p>
     <w:p>
       <w:pPr>
+        <w:spacing w:before="0" w:after="120"/>
         <w:jc w:val="center"/>
+      </w:pPr>
+      <w:r>
+        <w:rPr>
+          <w:rFonts w:ascii="Vrinda" w:hAnsi="Vrinda"/>
+          <w:b/>
+          <w:color w:val="1F497D"/>
+          <w:sz w:val="32"/>
+        </w:rPr>
+        <w:t>সূচিপত্র (Table of Contents)</w:t>
+      </w:r>
+    </w:p>
+    <w:p>
+      <w:pPr>
+        <w:spacing w:after="80"/>
         <w:pBdr>
-          <w:bottom w:val="single" w:sz="6" w:space="1" w:color="2E75B6"/>
+          <w:bottom w:val="single" w:sz="8" w:space="1" w:color="2E75B6"/>
         </w:pBdr>
       </w:pPr>
     </w:p>
@@ -86,37 +446,38 @@
         <w:tblLook w:firstColumn="1" w:firstRow="1" w:lastColumn="0" w:lastRow="0" w:noHBand="0" w:noVBand="1" w:val="04A0"/>
       </w:tblPr>
       <w:tblGrid>
-        <w:gridCol w:w="3402"/>
-        <w:gridCol w:w="5102"/>
+        <w:gridCol w:w="4536"/>
+        <w:gridCol w:w="4536"/>
       </w:tblGrid>
       <w:tr>
         <w:tc>
           <w:tcPr>
-            <w:tcW w:type="dxa" w:w="3402"/>
+            <w:tcW w:type="dxa" w:w="4536"/>
           </w:tcPr>
           <w:p>
             <w:r>
               <w:rPr>
-                <w:rFonts w:ascii="Calibri" w:hAnsi="Calibri"/>
-                <w:b/>
+                <w:rFonts w:ascii="Vrinda" w:hAnsi="Vrinda"/>
                 <w:sz w:val="22"/>
               </w:rPr>
-              <w:t>Subject</w:t>
+              <w:t>কার্যনির্বাহী সারসংক্ষেপ</w:t>
             </w:r>
           </w:p>
         </w:tc>
         <w:tc>
           <w:tcPr>
-            <w:tcW w:type="dxa" w:w="5102"/>
+            <w:tcW w:type="dxa" w:w="4536"/>
           </w:tcPr>
           <w:p>
+            <w:pPr>
+              <w:jc w:val="right"/>
+            </w:pPr>
             <w:r>
               <w:rPr>
-                <w:rFonts w:ascii="Calibri" w:hAnsi="Calibri"/>
-                <w:b w:val="0"/>
+                <w:rFonts w:ascii="Vrinda" w:hAnsi="Vrinda"/>
                 <w:sz w:val="22"/>
               </w:rPr>
-              <w:t>Skills Development for Economic Transformation</w:t>
+              <w:t>৩</w:t>
             </w:r>
           </w:p>
         </w:tc>
@@ -124,31 +485,32 @@
       <w:tr>
         <w:tc>
           <w:tcPr>
-            <w:tcW w:type="dxa" w:w="3402"/>
+            <w:tcW w:type="dxa" w:w="4536"/>
           </w:tcPr>
           <w:p>
             <w:r>
               <w:rPr>
-                <w:rFonts w:ascii="Calibri" w:hAnsi="Calibri"/>
-                <w:b/>
+                <w:rFonts w:ascii="Vrinda" w:hAnsi="Vrinda"/>
                 <w:sz w:val="22"/>
               </w:rPr>
-              <w:t>Training Institution</w:t>
+              <w:t>অধ্যায় ১: পরিচিতি ও প্রেক্ষাপট</w:t>
             </w:r>
           </w:p>
         </w:tc>
         <w:tc>
           <w:tcPr>
-            <w:tcW w:type="dxa" w:w="5102"/>
+            <w:tcW w:type="dxa" w:w="4536"/>
           </w:tcPr>
           <w:p>
+            <w:pPr>
+              <w:jc w:val="right"/>
+            </w:pPr>
             <w:r>
               <w:rPr>
-                <w:rFonts w:ascii="Calibri" w:hAnsi="Calibri"/>
-                <w:b w:val="0"/>
+                <w:rFonts w:ascii="Vrinda" w:hAnsi="Vrinda"/>
                 <w:sz w:val="22"/>
               </w:rPr>
-              <w:t>ASSET Partner Training Center</w:t>
+              <w:t>৪</w:t>
             </w:r>
           </w:p>
         </w:tc>
@@ -156,31 +518,32 @@
       <w:tr>
         <w:tc>
           <w:tcPr>
-            <w:tcW w:type="dxa" w:w="3402"/>
+            <w:tcW w:type="dxa" w:w="4536"/>
           </w:tcPr>
           <w:p>
             <w:r>
               <w:rPr>
-                <w:rFonts w:ascii="Calibri" w:hAnsi="Calibri"/>
-                <w:b/>
+                <w:rFonts w:ascii="Vrinda" w:hAnsi="Vrinda"/>
                 <w:sz w:val="22"/>
               </w:rPr>
-              <w:t>Training Period</w:t>
+              <w:t>অধ্যায় ২: অটোমোবাইল শিল্পের ওভারভিউ</w:t>
             </w:r>
           </w:p>
         </w:tc>
         <w:tc>
           <w:tcPr>
-            <w:tcW w:type="dxa" w:w="5102"/>
+            <w:tcW w:type="dxa" w:w="4536"/>
           </w:tcPr>
           <w:p>
+            <w:pPr>
+              <w:jc w:val="right"/>
+            </w:pPr>
             <w:r>
               <w:rPr>
-                <w:rFonts w:ascii="Calibri" w:hAnsi="Calibri"/>
-                <w:b w:val="0"/>
+                <w:rFonts w:ascii="Vrinda" w:hAnsi="Vrinda"/>
                 <w:sz w:val="22"/>
               </w:rPr>
-              <w:t>25/02/2026 to 02/04/2026</w:t>
+              <w:t>৫</w:t>
             </w:r>
           </w:p>
         </w:tc>
@@ -188,31 +551,32 @@
       <w:tr>
         <w:tc>
           <w:tcPr>
-            <w:tcW w:type="dxa" w:w="3402"/>
+            <w:tcW w:type="dxa" w:w="4536"/>
           </w:tcPr>
           <w:p>
             <w:r>
               <w:rPr>
-                <w:rFonts w:ascii="Calibri" w:hAnsi="Calibri"/>
-                <w:b/>
+                <w:rFonts w:ascii="Vrinda" w:hAnsi="Vrinda"/>
                 <w:sz w:val="22"/>
               </w:rPr>
-              <w:t>Student Name</w:t>
+              <w:t>অধ্যায় ৩: প্রশিক্ষণ প্রতিষ্ঠান পরিচিতি</w:t>
             </w:r>
           </w:p>
         </w:tc>
         <w:tc>
           <w:tcPr>
-            <w:tcW w:type="dxa" w:w="5102"/>
+            <w:tcW w:type="dxa" w:w="4536"/>
           </w:tcPr>
           <w:p>
+            <w:pPr>
+              <w:jc w:val="right"/>
+            </w:pPr>
             <w:r>
               <w:rPr>
-                <w:rFonts w:ascii="Calibri" w:hAnsi="Calibri"/>
-                <w:b w:val="0"/>
+                <w:rFonts w:ascii="Vrinda" w:hAnsi="Vrinda"/>
                 <w:sz w:val="22"/>
               </w:rPr>
-              <w:t>Md. Al-Amin Bhuiyan</w:t>
+              <w:t>৬</w:t>
             </w:r>
           </w:p>
         </w:tc>
@@ -220,31 +584,32 @@
       <w:tr>
         <w:tc>
           <w:tcPr>
-            <w:tcW w:type="dxa" w:w="3402"/>
+            <w:tcW w:type="dxa" w:w="4536"/>
           </w:tcPr>
           <w:p>
             <w:r>
               <w:rPr>
-                <w:rFonts w:ascii="Calibri" w:hAnsi="Calibri"/>
-                <w:b/>
+                <w:rFonts w:ascii="Vrinda" w:hAnsi="Vrinda"/>
                 <w:sz w:val="22"/>
               </w:rPr>
-              <w:t>Position / Roll</w:t>
+              <w:t>অধ্যায় ৪: প্রশিক্ষণের লক্ষ্য ও উদ্দেশ্য</w:t>
             </w:r>
           </w:p>
         </w:tc>
         <w:tc>
           <w:tcPr>
-            <w:tcW w:type="dxa" w:w="5102"/>
+            <w:tcW w:type="dxa" w:w="4536"/>
           </w:tcPr>
           <w:p>
+            <w:pPr>
+              <w:jc w:val="right"/>
+            </w:pPr>
             <w:r>
               <w:rPr>
-                <w:rFonts w:ascii="Calibri" w:hAnsi="Calibri"/>
-                <w:b w:val="0"/>
+                <w:rFonts w:ascii="Vrinda" w:hAnsi="Vrinda"/>
                 <w:sz w:val="22"/>
               </w:rPr>
-              <w:t>Junior Instructor</w:t>
+              <w:t>৭</w:t>
             </w:r>
           </w:p>
         </w:tc>
@@ -252,31 +617,32 @@
       <w:tr>
         <w:tc>
           <w:tcPr>
-            <w:tcW w:type="dxa" w:w="3402"/>
+            <w:tcW w:type="dxa" w:w="4536"/>
           </w:tcPr>
           <w:p>
             <w:r>
               <w:rPr>
-                <w:rFonts w:ascii="Calibri" w:hAnsi="Calibri"/>
-                <w:b/>
+                <w:rFonts w:ascii="Vrinda" w:hAnsi="Vrinda"/>
                 <w:sz w:val="22"/>
               </w:rPr>
-              <w:t>Department</w:t>
+              <w:t>অধ্যায় ৫: অটোমোবাইল ইঞ্জিন ও মেকানিজম</w:t>
             </w:r>
           </w:p>
         </w:tc>
         <w:tc>
           <w:tcPr>
-            <w:tcW w:type="dxa" w:w="5102"/>
+            <w:tcW w:type="dxa" w:w="4536"/>
           </w:tcPr>
           <w:p>
+            <w:pPr>
+              <w:jc w:val="right"/>
+            </w:pPr>
             <w:r>
               <w:rPr>
-                <w:rFonts w:ascii="Calibri" w:hAnsi="Calibri"/>
-                <w:b w:val="0"/>
+                <w:rFonts w:ascii="Vrinda" w:hAnsi="Vrinda"/>
                 <w:sz w:val="22"/>
               </w:rPr>
-              <w:t>Power / Electrical Engineering</w:t>
+              <w:t>৮</w:t>
             </w:r>
           </w:p>
         </w:tc>
@@ -284,31 +650,32 @@
       <w:tr>
         <w:tc>
           <w:tcPr>
-            <w:tcW w:type="dxa" w:w="3402"/>
+            <w:tcW w:type="dxa" w:w="4536"/>
           </w:tcPr>
           <w:p>
             <w:r>
               <w:rPr>
-                <w:rFonts w:ascii="Calibri" w:hAnsi="Calibri"/>
-                <w:b/>
+                <w:rFonts w:ascii="Vrinda" w:hAnsi="Vrinda"/>
                 <w:sz w:val="22"/>
               </w:rPr>
-              <w:t>Institution</w:t>
+              <w:t>অধ্যায় ৬: ইলেকট্রিক্যাল ও ইলেকট্রনিক সিস্টেম</w:t>
             </w:r>
           </w:p>
         </w:tc>
         <w:tc>
           <w:tcPr>
-            <w:tcW w:type="dxa" w:w="5102"/>
+            <w:tcW w:type="dxa" w:w="4536"/>
           </w:tcPr>
           <w:p>
+            <w:pPr>
+              <w:jc w:val="right"/>
+            </w:pPr>
             <w:r>
               <w:rPr>
-                <w:rFonts w:ascii="Calibri" w:hAnsi="Calibri"/>
-                <w:b w:val="0"/>
+                <w:rFonts w:ascii="Vrinda" w:hAnsi="Vrinda"/>
                 <w:sz w:val="22"/>
               </w:rPr>
-              <w:t>Cumilla Polytechnic Institute</w:t>
+              <w:t>১০</w:t>
             </w:r>
           </w:p>
         </w:tc>
@@ -316,31 +683,32 @@
       <w:tr>
         <w:tc>
           <w:tcPr>
-            <w:tcW w:type="dxa" w:w="3402"/>
+            <w:tcW w:type="dxa" w:w="4536"/>
           </w:tcPr>
           <w:p>
             <w:r>
               <w:rPr>
-                <w:rFonts w:ascii="Calibri" w:hAnsi="Calibri"/>
-                <w:b/>
+                <w:rFonts w:ascii="Vrinda" w:hAnsi="Vrinda"/>
                 <w:sz w:val="22"/>
               </w:rPr>
-              <w:t>Supervised By</w:t>
+              <w:t>অধ্যায় ৭: ব্রেকিং সিস্টেম ও সাসপেনশন</w:t>
             </w:r>
           </w:p>
         </w:tc>
         <w:tc>
           <w:tcPr>
-            <w:tcW w:type="dxa" w:w="5102"/>
+            <w:tcW w:type="dxa" w:w="4536"/>
           </w:tcPr>
           <w:p>
+            <w:pPr>
+              <w:jc w:val="right"/>
+            </w:pPr>
             <w:r>
               <w:rPr>
-                <w:rFonts w:ascii="Calibri" w:hAnsi="Calibri"/>
-                <w:b w:val="0"/>
+                <w:rFonts w:ascii="Vrinda" w:hAnsi="Vrinda"/>
                 <w:sz w:val="22"/>
               </w:rPr>
-              <w:t>Engineer Md. Shariful Islam</w:t>
+              <w:t>১১</w:t>
             </w:r>
           </w:p>
         </w:tc>
@@ -348,31 +716,32 @@
       <w:tr>
         <w:tc>
           <w:tcPr>
-            <w:tcW w:type="dxa" w:w="3402"/>
+            <w:tcW w:type="dxa" w:w="4536"/>
           </w:tcPr>
           <w:p>
             <w:r>
               <w:rPr>
-                <w:rFonts w:ascii="Calibri" w:hAnsi="Calibri"/>
-                <w:b/>
+                <w:rFonts w:ascii="Vrinda" w:hAnsi="Vrinda"/>
                 <w:sz w:val="22"/>
               </w:rPr>
-              <w:t>Submitted To</w:t>
+              <w:t>অধ্যায় ৮: ট্রান্সমিশন ও ড্রাইভট্রেন</w:t>
             </w:r>
           </w:p>
         </w:tc>
         <w:tc>
           <w:tcPr>
-            <w:tcW w:type="dxa" w:w="5102"/>
+            <w:tcW w:type="dxa" w:w="4536"/>
           </w:tcPr>
           <w:p>
+            <w:pPr>
+              <w:jc w:val="right"/>
+            </w:pPr>
             <w:r>
               <w:rPr>
-                <w:rFonts w:ascii="Calibri" w:hAnsi="Calibri"/>
-                <w:b w:val="0"/>
+                <w:rFonts w:ascii="Vrinda" w:hAnsi="Vrinda"/>
                 <w:sz w:val="22"/>
               </w:rPr>
-              <w:t>Cumilla Polytechnic Institute</w:t>
+              <w:t>১২</w:t>
             </w:r>
           </w:p>
         </w:tc>
@@ -380,116 +749,21 @@
       <w:tr>
         <w:tc>
           <w:tcPr>
-            <w:tcW w:type="dxa" w:w="3402"/>
+            <w:tcW w:type="dxa" w:w="4536"/>
           </w:tcPr>
           <w:p>
             <w:r>
               <w:rPr>
-                <w:rFonts w:ascii="Calibri" w:hAnsi="Calibri"/>
-                <w:b/>
+                <w:rFonts w:ascii="Vrinda" w:hAnsi="Vrinda"/>
                 <w:sz w:val="22"/>
               </w:rPr>
-              <w:t>Submission Date</w:t>
+              <w:t>অধ্যায় ৯: ফুয়েল সিস্টেম ও কার্বুরেটর</w:t>
             </w:r>
           </w:p>
         </w:tc>
         <w:tc>
           <w:tcPr>
-            <w:tcW w:type="dxa" w:w="5102"/>
-          </w:tcPr>
-          <w:p>
-            <w:r>
-              <w:rPr>
-                <w:rFonts w:ascii="Calibri" w:hAnsi="Calibri"/>
-                <w:b w:val="0"/>
-                <w:sz w:val="22"/>
-              </w:rPr>
-              <w:t>06/04/2026</w:t>
-            </w:r>
-          </w:p>
-        </w:tc>
-      </w:tr>
-    </w:tbl>
-    <w:p/>
-    <w:p>
-      <w:pPr>
-        <w:jc w:val="center"/>
-        <w:pBdr>
-          <w:bottom w:val="single" w:sz="6" w:space="1" w:color="2E75B6"/>
-        </w:pBdr>
-      </w:pPr>
-    </w:p>
-    <w:p>
-      <w:pPr>
-        <w:spacing w:before="160" w:after="0"/>
-        <w:jc w:val="center"/>
-      </w:pPr>
-      <w:r>
-        <w:rPr>
-          <w:rFonts w:ascii="Calibri" w:hAnsi="Calibri"/>
-          <w:b w:val="0"/>
-          <w:color w:val="7F7F7F"/>
-          <w:sz w:val="18"/>
-        </w:rPr>
-        <w:t>© 2026  |  ASSET Project  |  All Rights Reserved</w:t>
-      </w:r>
-    </w:p>
-    <w:p>
-      <w:r>
-        <w:br w:type="page"/>
-      </w:r>
-    </w:p>
-    <w:p>
-      <w:pPr>
-        <w:spacing w:before="0" w:after="160"/>
-        <w:jc w:val="center"/>
-      </w:pPr>
-      <w:r>
-        <w:rPr>
-          <w:rFonts w:ascii="Calibri" w:hAnsi="Calibri"/>
-          <w:b/>
-          <w:color w:val="1F497D"/>
-          <w:sz w:val="32"/>
-        </w:rPr>
-        <w:t>TABLE OF CONTENTS</w:t>
-      </w:r>
-    </w:p>
-    <w:p>
-      <w:pPr>
-        <w:jc w:val="center"/>
-        <w:pBdr>
-          <w:bottom w:val="single" w:sz="6" w:space="1" w:color="2E75B6"/>
-        </w:pBdr>
-      </w:pPr>
-    </w:p>
-    <w:p/>
-    <w:tbl>
-      <w:tblPr>
-        <w:tblW w:type="auto" w:w="0"/>
-        <w:tblLook w:firstColumn="1" w:firstRow="1" w:lastColumn="0" w:lastRow="0" w:noHBand="0" w:noVBand="1" w:val="04A0"/>
-      </w:tblPr>
-      <w:tblGrid>
-        <w:gridCol w:w="4394"/>
-        <w:gridCol w:w="4394"/>
-      </w:tblGrid>
-      <w:tr>
-        <w:tc>
-          <w:tcPr>
-            <w:tcW w:type="dxa" w:w="4394"/>
-          </w:tcPr>
-          <w:p>
-            <w:r>
-              <w:rPr>
-                <w:rFonts w:ascii="Calibri" w:hAnsi="Calibri"/>
-                <w:sz w:val="22"/>
-              </w:rPr>
-              <w:t>Executive Summary</w:t>
-            </w:r>
-          </w:p>
-        </w:tc>
-        <w:tc>
-          <w:tcPr>
-            <w:tcW w:type="dxa" w:w="4394"/>
+            <w:tcW w:type="dxa" w:w="4536"/>
           </w:tcPr>
           <w:p>
             <w:pPr>
@@ -497,10 +771,10 @@
             </w:pPr>
             <w:r>
               <w:rPr>
-                <w:rFonts w:ascii="Calibri" w:hAnsi="Calibri"/>
+                <w:rFonts w:ascii="Vrinda" w:hAnsi="Vrinda"/>
                 <w:sz w:val="22"/>
               </w:rPr>
-              <w:t>3</w:t>
+              <w:t>১৩</w:t>
             </w:r>
           </w:p>
         </w:tc>
@@ -508,21 +782,21 @@
       <w:tr>
         <w:tc>
           <w:tcPr>
-            <w:tcW w:type="dxa" w:w="4394"/>
+            <w:tcW w:type="dxa" w:w="4536"/>
           </w:tcPr>
           <w:p>
             <w:r>
               <w:rPr>
-                <w:rFonts w:ascii="Calibri" w:hAnsi="Calibri"/>
+                <w:rFonts w:ascii="Vrinda" w:hAnsi="Vrinda"/>
                 <w:sz w:val="22"/>
               </w:rPr>
-              <w:t>Chapter 1:  Introduction and Background</w:t>
+              <w:t>অধ্যায় ১০: কুলিং ও লুব্রিকেশন সিস্টেম</w:t>
             </w:r>
           </w:p>
         </w:tc>
         <w:tc>
           <w:tcPr>
-            <w:tcW w:type="dxa" w:w="4394"/>
+            <w:tcW w:type="dxa" w:w="4536"/>
           </w:tcPr>
           <w:p>
             <w:pPr>
@@ -530,10 +804,10 @@
             </w:pPr>
             <w:r>
               <w:rPr>
-                <w:rFonts w:ascii="Calibri" w:hAnsi="Calibri"/>
+                <w:rFonts w:ascii="Vrinda" w:hAnsi="Vrinda"/>
                 <w:sz w:val="22"/>
               </w:rPr>
-              <w:t>4</w:t>
+              <w:t>১৪</w:t>
             </w:r>
           </w:p>
         </w:tc>
@@ -541,21 +815,21 @@
       <w:tr>
         <w:tc>
           <w:tcPr>
-            <w:tcW w:type="dxa" w:w="4394"/>
+            <w:tcW w:type="dxa" w:w="4536"/>
           </w:tcPr>
           <w:p>
             <w:r>
               <w:rPr>
-                <w:rFonts w:ascii="Calibri" w:hAnsi="Calibri"/>
+                <w:rFonts w:ascii="Vrinda" w:hAnsi="Vrinda"/>
                 <w:sz w:val="22"/>
               </w:rPr>
-              <w:t>Chapter 2:  Rationale for ASSET</w:t>
+              <w:t>অধ্যায় ১১: ডায়াগনস্টিক টুলস ও পদ্ধতি</w:t>
             </w:r>
           </w:p>
         </w:tc>
         <w:tc>
           <w:tcPr>
-            <w:tcW w:type="dxa" w:w="4394"/>
+            <w:tcW w:type="dxa" w:w="4536"/>
           </w:tcPr>
           <w:p>
             <w:pPr>
@@ -563,10 +837,10 @@
             </w:pPr>
             <w:r>
               <w:rPr>
-                <w:rFonts w:ascii="Calibri" w:hAnsi="Calibri"/>
+                <w:rFonts w:ascii="Vrinda" w:hAnsi="Vrinda"/>
                 <w:sz w:val="22"/>
               </w:rPr>
-              <w:t>5</w:t>
+              <w:t>১৫</w:t>
             </w:r>
           </w:p>
         </w:tc>
@@ -574,21 +848,21 @@
       <w:tr>
         <w:tc>
           <w:tcPr>
-            <w:tcW w:type="dxa" w:w="4394"/>
+            <w:tcW w:type="dxa" w:w="4536"/>
           </w:tcPr>
           <w:p>
             <w:r>
               <w:rPr>
-                <w:rFonts w:ascii="Calibri" w:hAnsi="Calibri"/>
+                <w:rFonts w:ascii="Vrinda" w:hAnsi="Vrinda"/>
                 <w:sz w:val="22"/>
               </w:rPr>
-              <w:t>Chapter 3:  Vision, Mission, and Strategic Objectives</w:t>
+              <w:t>অধ্যায় ১২: নিরাপত্তা বিধি ও ওয়ার্কশপ অনুশীলন</w:t>
             </w:r>
           </w:p>
         </w:tc>
         <w:tc>
           <w:tcPr>
-            <w:tcW w:type="dxa" w:w="4394"/>
+            <w:tcW w:type="dxa" w:w="4536"/>
           </w:tcPr>
           <w:p>
             <w:pPr>
@@ -596,10 +870,10 @@
             </w:pPr>
             <w:r>
               <w:rPr>
-                <w:rFonts w:ascii="Calibri" w:hAnsi="Calibri"/>
+                <w:rFonts w:ascii="Vrinda" w:hAnsi="Vrinda"/>
                 <w:sz w:val="22"/>
               </w:rPr>
-              <w:t>6</w:t>
+              <w:t>১৬</w:t>
             </w:r>
           </w:p>
         </w:tc>
@@ -607,21 +881,21 @@
       <w:tr>
         <w:tc>
           <w:tcPr>
-            <w:tcW w:type="dxa" w:w="4394"/>
+            <w:tcW w:type="dxa" w:w="4536"/>
           </w:tcPr>
           <w:p>
             <w:r>
               <w:rPr>
-                <w:rFonts w:ascii="Calibri" w:hAnsi="Calibri"/>
+                <w:rFonts w:ascii="Vrinda" w:hAnsi="Vrinda"/>
                 <w:sz w:val="22"/>
               </w:rPr>
-              <w:t>Chapter 4:  Theoretical Framework</w:t>
+              <w:t>অধ্যায় ১৩: পরিবেশ ও টেকসই রক্ষণাবেক্ষণ</w:t>
             </w:r>
           </w:p>
         </w:tc>
         <w:tc>
           <w:tcPr>
-            <w:tcW w:type="dxa" w:w="4394"/>
+            <w:tcW w:type="dxa" w:w="4536"/>
           </w:tcPr>
           <w:p>
             <w:pPr>
@@ -629,10 +903,10 @@
             </w:pPr>
             <w:r>
               <w:rPr>
-                <w:rFonts w:ascii="Calibri" w:hAnsi="Calibri"/>
+                <w:rFonts w:ascii="Vrinda" w:hAnsi="Vrinda"/>
                 <w:sz w:val="22"/>
               </w:rPr>
-              <w:t>7</w:t>
+              <w:t>১৭</w:t>
             </w:r>
           </w:p>
         </w:tc>
@@ -640,21 +914,21 @@
       <w:tr>
         <w:tc>
           <w:tcPr>
-            <w:tcW w:type="dxa" w:w="4394"/>
+            <w:tcW w:type="dxa" w:w="4536"/>
           </w:tcPr>
           <w:p>
             <w:r>
               <w:rPr>
-                <w:rFonts w:ascii="Calibri" w:hAnsi="Calibri"/>
+                <w:rFonts w:ascii="Vrinda" w:hAnsi="Vrinda"/>
                 <w:sz w:val="22"/>
               </w:rPr>
-              <w:t>Chapter 5:  Key Components and Program Architecture</w:t>
+              <w:t>অধ্যায় ১৪: হাইব্রিড ও ইলেকট্রিক যানবাহন</w:t>
             </w:r>
           </w:p>
         </w:tc>
         <w:tc>
           <w:tcPr>
-            <w:tcW w:type="dxa" w:w="4394"/>
+            <w:tcW w:type="dxa" w:w="4536"/>
           </w:tcPr>
           <w:p>
             <w:pPr>
@@ -662,10 +936,10 @@
             </w:pPr>
             <w:r>
               <w:rPr>
-                <w:rFonts w:ascii="Calibri" w:hAnsi="Calibri"/>
+                <w:rFonts w:ascii="Vrinda" w:hAnsi="Vrinda"/>
                 <w:sz w:val="22"/>
               </w:rPr>
-              <w:t>8</w:t>
+              <w:t>১৮</w:t>
             </w:r>
           </w:p>
         </w:tc>
@@ -673,21 +947,21 @@
       <w:tr>
         <w:tc>
           <w:tcPr>
-            <w:tcW w:type="dxa" w:w="4394"/>
+            <w:tcW w:type="dxa" w:w="4536"/>
           </w:tcPr>
           <w:p>
             <w:r>
               <w:rPr>
-                <w:rFonts w:ascii="Calibri" w:hAnsi="Calibri"/>
+                <w:rFonts w:ascii="Vrinda" w:hAnsi="Vrinda"/>
                 <w:sz w:val="22"/>
               </w:rPr>
-              <w:t>Chapter 6:  Target Beneficiaries</w:t>
+              <w:t>অধ্যায় ১৫: গ্রাহক সেবা ও ব্যবসায়িক দক্ষতা</w:t>
             </w:r>
           </w:p>
         </w:tc>
         <w:tc>
           <w:tcPr>
-            <w:tcW w:type="dxa" w:w="4394"/>
+            <w:tcW w:type="dxa" w:w="4536"/>
           </w:tcPr>
           <w:p>
             <w:pPr>
@@ -695,10 +969,10 @@
             </w:pPr>
             <w:r>
               <w:rPr>
-                <w:rFonts w:ascii="Calibri" w:hAnsi="Calibri"/>
+                <w:rFonts w:ascii="Vrinda" w:hAnsi="Vrinda"/>
                 <w:sz w:val="22"/>
               </w:rPr>
-              <w:t>10</w:t>
+              <w:t>১৯</w:t>
             </w:r>
           </w:p>
         </w:tc>
@@ -706,21 +980,21 @@
       <w:tr>
         <w:tc>
           <w:tcPr>
-            <w:tcW w:type="dxa" w:w="4394"/>
+            <w:tcW w:type="dxa" w:w="4536"/>
           </w:tcPr>
           <w:p>
             <w:r>
               <w:rPr>
-                <w:rFonts w:ascii="Calibri" w:hAnsi="Calibri"/>
+                <w:rFonts w:ascii="Vrinda" w:hAnsi="Vrinda"/>
                 <w:sz w:val="22"/>
               </w:rPr>
-              <w:t>Chapter 7:  Sectoral Focus Areas</w:t>
+              <w:t>অধ্যায় ১৬: ব্যবহারিক কাজের অভিজ্ঞতা</w:t>
             </w:r>
           </w:p>
         </w:tc>
         <w:tc>
           <w:tcPr>
-            <w:tcW w:type="dxa" w:w="4394"/>
+            <w:tcW w:type="dxa" w:w="4536"/>
           </w:tcPr>
           <w:p>
             <w:pPr>
@@ -728,10 +1002,10 @@
             </w:pPr>
             <w:r>
               <w:rPr>
-                <w:rFonts w:ascii="Calibri" w:hAnsi="Calibri"/>
+                <w:rFonts w:ascii="Vrinda" w:hAnsi="Vrinda"/>
                 <w:sz w:val="22"/>
               </w:rPr>
-              <w:t>11</w:t>
+              <w:t>২০</w:t>
             </w:r>
           </w:p>
         </w:tc>
@@ -739,21 +1013,21 @@
       <w:tr>
         <w:tc>
           <w:tcPr>
-            <w:tcW w:type="dxa" w:w="4394"/>
+            <w:tcW w:type="dxa" w:w="4536"/>
           </w:tcPr>
           <w:p>
             <w:r>
               <w:rPr>
-                <w:rFonts w:ascii="Calibri" w:hAnsi="Calibri"/>
+                <w:rFonts w:ascii="Vrinda" w:hAnsi="Vrinda"/>
                 <w:sz w:val="22"/>
               </w:rPr>
-              <w:t>Chapter 8:  Implementation Strategy</w:t>
+              <w:t>অধ্যায় ১৭: সমস্যা চিহ্নিতকরণ ও সমাধান</w:t>
             </w:r>
           </w:p>
         </w:tc>
         <w:tc>
           <w:tcPr>
-            <w:tcW w:type="dxa" w:w="4394"/>
+            <w:tcW w:type="dxa" w:w="4536"/>
           </w:tcPr>
           <w:p>
             <w:pPr>
@@ -761,10 +1035,10 @@
             </w:pPr>
             <w:r>
               <w:rPr>
-                <w:rFonts w:ascii="Calibri" w:hAnsi="Calibri"/>
+                <w:rFonts w:ascii="Vrinda" w:hAnsi="Vrinda"/>
                 <w:sz w:val="22"/>
               </w:rPr>
-              <w:t>13</w:t>
+              <w:t>২১</w:t>
             </w:r>
           </w:p>
         </w:tc>
@@ -772,21 +1046,21 @@
       <w:tr>
         <w:tc>
           <w:tcPr>
-            <w:tcW w:type="dxa" w:w="4394"/>
+            <w:tcW w:type="dxa" w:w="4536"/>
           </w:tcPr>
           <w:p>
             <w:r>
               <w:rPr>
-                <w:rFonts w:ascii="Calibri" w:hAnsi="Calibri"/>
+                <w:rFonts w:ascii="Vrinda" w:hAnsi="Vrinda"/>
                 <w:sz w:val="22"/>
               </w:rPr>
-              <w:t>Chapter 9:  Institutional Framework and Governance</w:t>
+              <w:t>অধ্যায় ১৮: ভবিষ্যৎ পরিকল্পনা ও সুপারিশ</w:t>
             </w:r>
           </w:p>
         </w:tc>
         <w:tc>
           <w:tcPr>
-            <w:tcW w:type="dxa" w:w="4394"/>
+            <w:tcW w:type="dxa" w:w="4536"/>
           </w:tcPr>
           <w:p>
             <w:pPr>
@@ -794,10 +1068,10 @@
             </w:pPr>
             <w:r>
               <w:rPr>
-                <w:rFonts w:ascii="Calibri" w:hAnsi="Calibri"/>
+                <w:rFonts w:ascii="Vrinda" w:hAnsi="Vrinda"/>
                 <w:sz w:val="22"/>
               </w:rPr>
-              <w:t>14</w:t>
+              <w:t>২২</w:t>
             </w:r>
           </w:p>
         </w:tc>
@@ -805,21 +1079,21 @@
       <w:tr>
         <w:tc>
           <w:tcPr>
-            <w:tcW w:type="dxa" w:w="4394"/>
+            <w:tcW w:type="dxa" w:w="4536"/>
           </w:tcPr>
           <w:p>
             <w:r>
               <w:rPr>
-                <w:rFonts w:ascii="Calibri" w:hAnsi="Calibri"/>
+                <w:rFonts w:ascii="Vrinda" w:hAnsi="Vrinda"/>
                 <w:sz w:val="22"/>
               </w:rPr>
-              <w:t>Chapter 10: Public-Private Partnership Model</w:t>
+              <w:t>অধ্যায় ১৯: উপসংহার</w:t>
             </w:r>
           </w:p>
         </w:tc>
         <w:tc>
           <w:tcPr>
-            <w:tcW w:type="dxa" w:w="4394"/>
+            <w:tcW w:type="dxa" w:w="4536"/>
           </w:tcPr>
           <w:p>
             <w:pPr>
@@ -827,10 +1101,10 @@
             </w:pPr>
             <w:r>
               <w:rPr>
-                <w:rFonts w:ascii="Calibri" w:hAnsi="Calibri"/>
+                <w:rFonts w:ascii="Vrinda" w:hAnsi="Vrinda"/>
                 <w:sz w:val="22"/>
               </w:rPr>
-              <w:t>15</w:t>
+              <w:t>২৩</w:t>
             </w:r>
           </w:p>
         </w:tc>
@@ -838,21 +1112,21 @@
       <w:tr>
         <w:tc>
           <w:tcPr>
-            <w:tcW w:type="dxa" w:w="4394"/>
+            <w:tcW w:type="dxa" w:w="4536"/>
           </w:tcPr>
           <w:p>
             <w:r>
               <w:rPr>
-                <w:rFonts w:ascii="Calibri" w:hAnsi="Calibri"/>
+                <w:rFonts w:ascii="Vrinda" w:hAnsi="Vrinda"/>
                 <w:sz w:val="22"/>
               </w:rPr>
-              <w:t>Chapter 11: Financing Mechanisms</w:t>
+              <w:t>অধ্যায় ২০: তথ্যসূত্র ও গ্রন্থপঞ্জি</w:t>
             </w:r>
           </w:p>
         </w:tc>
         <w:tc>
           <w:tcPr>
-            <w:tcW w:type="dxa" w:w="4394"/>
+            <w:tcW w:type="dxa" w:w="4536"/>
           </w:tcPr>
           <w:p>
             <w:pPr>
@@ -860,10 +1134,10 @@
             </w:pPr>
             <w:r>
               <w:rPr>
-                <w:rFonts w:ascii="Calibri" w:hAnsi="Calibri"/>
+                <w:rFonts w:ascii="Vrinda" w:hAnsi="Vrinda"/>
                 <w:sz w:val="22"/>
               </w:rPr>
-              <w:t>16</w:t>
+              <w:t>২৪</w:t>
             </w:r>
           </w:p>
         </w:tc>
@@ -871,21 +1145,21 @@
       <w:tr>
         <w:tc>
           <w:tcPr>
-            <w:tcW w:type="dxa" w:w="4394"/>
+            <w:tcW w:type="dxa" w:w="4536"/>
           </w:tcPr>
           <w:p>
             <w:r>
               <w:rPr>
-                <w:rFonts w:ascii="Calibri" w:hAnsi="Calibri"/>
+                <w:rFonts w:ascii="Vrinda" w:hAnsi="Vrinda"/>
                 <w:sz w:val="22"/>
               </w:rPr>
-              <w:t>Chapter 12: Digital Transformation in Skills Development</w:t>
+              <w:t>পরিশিষ্ট</w:t>
             </w:r>
           </w:p>
         </w:tc>
         <w:tc>
           <w:tcPr>
-            <w:tcW w:type="dxa" w:w="4394"/>
+            <w:tcW w:type="dxa" w:w="4536"/>
           </w:tcPr>
           <w:p>
             <w:pPr>
@@ -893,307 +1167,10 @@
             </w:pPr>
             <w:r>
               <w:rPr>
-                <w:rFonts w:ascii="Calibri" w:hAnsi="Calibri"/>
+                <w:rFonts w:ascii="Vrinda" w:hAnsi="Vrinda"/>
                 <w:sz w:val="22"/>
               </w:rPr>
-              <w:t>18</w:t>
-            </w:r>
-          </w:p>
-        </w:tc>
-      </w:tr>
-      <w:tr>
-        <w:tc>
-          <w:tcPr>
-            <w:tcW w:type="dxa" w:w="4394"/>
-          </w:tcPr>
-          <w:p>
-            <w:r>
-              <w:rPr>
-                <w:rFonts w:ascii="Calibri" w:hAnsi="Calibri"/>
-                <w:sz w:val="22"/>
-              </w:rPr>
-              <w:t>Chapter 13: Gender Inclusion and Social Equity</w:t>
-            </w:r>
-          </w:p>
-        </w:tc>
-        <w:tc>
-          <w:tcPr>
-            <w:tcW w:type="dxa" w:w="4394"/>
-          </w:tcPr>
-          <w:p>
-            <w:pPr>
-              <w:jc w:val="right"/>
-            </w:pPr>
-            <w:r>
-              <w:rPr>
-                <w:rFonts w:ascii="Calibri" w:hAnsi="Calibri"/>
-                <w:sz w:val="22"/>
-              </w:rPr>
-              <w:t>19</w:t>
-            </w:r>
-          </w:p>
-        </w:tc>
-      </w:tr>
-      <w:tr>
-        <w:tc>
-          <w:tcPr>
-            <w:tcW w:type="dxa" w:w="4394"/>
-          </w:tcPr>
-          <w:p>
-            <w:r>
-              <w:rPr>
-                <w:rFonts w:ascii="Calibri" w:hAnsi="Calibri"/>
-                <w:sz w:val="22"/>
-              </w:rPr>
-              <w:t>Chapter 14: Monitoring, Evaluation, and Learning (MEL)</w:t>
-            </w:r>
-          </w:p>
-        </w:tc>
-        <w:tc>
-          <w:tcPr>
-            <w:tcW w:type="dxa" w:w="4394"/>
-          </w:tcPr>
-          <w:p>
-            <w:pPr>
-              <w:jc w:val="right"/>
-            </w:pPr>
-            <w:r>
-              <w:rPr>
-                <w:rFonts w:ascii="Calibri" w:hAnsi="Calibri"/>
-                <w:sz w:val="22"/>
-              </w:rPr>
-              <w:t>21</w:t>
-            </w:r>
-          </w:p>
-        </w:tc>
-      </w:tr>
-      <w:tr>
-        <w:tc>
-          <w:tcPr>
-            <w:tcW w:type="dxa" w:w="4394"/>
-          </w:tcPr>
-          <w:p>
-            <w:r>
-              <w:rPr>
-                <w:rFonts w:ascii="Calibri" w:hAnsi="Calibri"/>
-                <w:sz w:val="22"/>
-              </w:rPr>
-              <w:t>Chapter 15: Country Case Studies</w:t>
-            </w:r>
-          </w:p>
-        </w:tc>
-        <w:tc>
-          <w:tcPr>
-            <w:tcW w:type="dxa" w:w="4394"/>
-          </w:tcPr>
-          <w:p>
-            <w:pPr>
-              <w:jc w:val="right"/>
-            </w:pPr>
-            <w:r>
-              <w:rPr>
-                <w:rFonts w:ascii="Calibri" w:hAnsi="Calibri"/>
-                <w:sz w:val="22"/>
-              </w:rPr>
-              <w:t>22</w:t>
-            </w:r>
-          </w:p>
-        </w:tc>
-      </w:tr>
-      <w:tr>
-        <w:tc>
-          <w:tcPr>
-            <w:tcW w:type="dxa" w:w="4394"/>
-          </w:tcPr>
-          <w:p>
-            <w:r>
-              <w:rPr>
-                <w:rFonts w:ascii="Calibri" w:hAnsi="Calibri"/>
-                <w:sz w:val="22"/>
-              </w:rPr>
-              <w:t>Chapter 16: Challenges and Risk Mitigation</w:t>
-            </w:r>
-          </w:p>
-        </w:tc>
-        <w:tc>
-          <w:tcPr>
-            <w:tcW w:type="dxa" w:w="4394"/>
-          </w:tcPr>
-          <w:p>
-            <w:pPr>
-              <w:jc w:val="right"/>
-            </w:pPr>
-            <w:r>
-              <w:rPr>
-                <w:rFonts w:ascii="Calibri" w:hAnsi="Calibri"/>
-                <w:sz w:val="22"/>
-              </w:rPr>
-              <w:t>24</w:t>
-            </w:r>
-          </w:p>
-        </w:tc>
-      </w:tr>
-      <w:tr>
-        <w:tc>
-          <w:tcPr>
-            <w:tcW w:type="dxa" w:w="4394"/>
-          </w:tcPr>
-          <w:p>
-            <w:r>
-              <w:rPr>
-                <w:rFonts w:ascii="Calibri" w:hAnsi="Calibri"/>
-                <w:sz w:val="22"/>
-              </w:rPr>
-              <w:t>Chapter 17: Outcomes and Impact Assessment</w:t>
-            </w:r>
-          </w:p>
-        </w:tc>
-        <w:tc>
-          <w:tcPr>
-            <w:tcW w:type="dxa" w:w="4394"/>
-          </w:tcPr>
-          <w:p>
-            <w:pPr>
-              <w:jc w:val="right"/>
-            </w:pPr>
-            <w:r>
-              <w:rPr>
-                <w:rFonts w:ascii="Calibri" w:hAnsi="Calibri"/>
-                <w:sz w:val="22"/>
-              </w:rPr>
-              <w:t>25</w:t>
-            </w:r>
-          </w:p>
-        </w:tc>
-      </w:tr>
-      <w:tr>
-        <w:tc>
-          <w:tcPr>
-            <w:tcW w:type="dxa" w:w="4394"/>
-          </w:tcPr>
-          <w:p>
-            <w:r>
-              <w:rPr>
-                <w:rFonts w:ascii="Calibri" w:hAnsi="Calibri"/>
-                <w:sz w:val="22"/>
-              </w:rPr>
-              <w:t>Chapter 18: The Way Forward and Recommendations</w:t>
-            </w:r>
-          </w:p>
-        </w:tc>
-        <w:tc>
-          <w:tcPr>
-            <w:tcW w:type="dxa" w:w="4394"/>
-          </w:tcPr>
-          <w:p>
-            <w:pPr>
-              <w:jc w:val="right"/>
-            </w:pPr>
-            <w:r>
-              <w:rPr>
-                <w:rFonts w:ascii="Calibri" w:hAnsi="Calibri"/>
-                <w:sz w:val="22"/>
-              </w:rPr>
-              <w:t>26</w:t>
-            </w:r>
-          </w:p>
-        </w:tc>
-      </w:tr>
-      <w:tr>
-        <w:tc>
-          <w:tcPr>
-            <w:tcW w:type="dxa" w:w="4394"/>
-          </w:tcPr>
-          <w:p>
-            <w:r>
-              <w:rPr>
-                <w:rFonts w:ascii="Calibri" w:hAnsi="Calibri"/>
-                <w:sz w:val="22"/>
-              </w:rPr>
-              <w:t>Chapter 19: Conclusion</w:t>
-            </w:r>
-          </w:p>
-        </w:tc>
-        <w:tc>
-          <w:tcPr>
-            <w:tcW w:type="dxa" w:w="4394"/>
-          </w:tcPr>
-          <w:p>
-            <w:pPr>
-              <w:jc w:val="right"/>
-            </w:pPr>
-            <w:r>
-              <w:rPr>
-                <w:rFonts w:ascii="Calibri" w:hAnsi="Calibri"/>
-                <w:sz w:val="22"/>
-              </w:rPr>
-              <w:t>27</w:t>
-            </w:r>
-          </w:p>
-        </w:tc>
-      </w:tr>
-      <w:tr>
-        <w:tc>
-          <w:tcPr>
-            <w:tcW w:type="dxa" w:w="4394"/>
-          </w:tcPr>
-          <w:p>
-            <w:r>
-              <w:rPr>
-                <w:rFonts w:ascii="Calibri" w:hAnsi="Calibri"/>
-                <w:sz w:val="22"/>
-              </w:rPr>
-              <w:t>Chapter 20: References and Bibliography</w:t>
-            </w:r>
-          </w:p>
-        </w:tc>
-        <w:tc>
-          <w:tcPr>
-            <w:tcW w:type="dxa" w:w="4394"/>
-          </w:tcPr>
-          <w:p>
-            <w:pPr>
-              <w:jc w:val="right"/>
-            </w:pPr>
-            <w:r>
-              <w:rPr>
-                <w:rFonts w:ascii="Calibri" w:hAnsi="Calibri"/>
-                <w:sz w:val="22"/>
-              </w:rPr>
-              <w:t>28</w:t>
-            </w:r>
-          </w:p>
-        </w:tc>
-      </w:tr>
-      <w:tr>
-        <w:tc>
-          <w:tcPr>
-            <w:tcW w:type="dxa" w:w="4394"/>
-          </w:tcPr>
-          <w:p>
-            <w:r>
-              <w:rPr>
-                <w:rFonts w:ascii="Calibri" w:hAnsi="Calibri"/>
-                <w:sz w:val="22"/>
-              </w:rPr>
-              <w:t>Annexes</w:t>
-            </w:r>
-          </w:p>
-        </w:tc>
-        <w:tc>
-          <w:tcPr>
-            <w:tcW w:type="dxa" w:w="4394"/>
-          </w:tcPr>
-          <w:p>
-            <w:pPr>
-              <w:jc w:val="right"/>
-            </w:pPr>
-            <w:r>
-              <w:rPr>
-                <w:rFonts w:ascii="Calibri" w:hAnsi="Calibri"/>
-                <w:sz w:val="22"/>
-              </w:rPr>
-              <w:t>29</w:t>
+              <w:t>২৫</w:t>
             </w:r>
           </w:p>
         </w:tc>
@@ -1211,10 +1188,11 @@
       </w:pPr>
       <w:r>
         <w:rPr>
+          <w:rFonts w:ascii="Vrinda" w:hAnsi="Vrinda"/>
           <w:color w:val="1F497D"/>
           <w:sz w:val="28"/>
         </w:rPr>
-        <w:t>EXECUTIVE SUMMARY</w:t>
+        <w:t>কার্যনির্বাহী সারসংক্ষেপ (Executive Summary)</w:t>
       </w:r>
     </w:p>
     <w:p/>
@@ -1224,10 +1202,10 @@
       </w:pPr>
       <w:r>
         <w:rPr>
-          <w:rFonts w:ascii="Calibri" w:hAnsi="Calibri"/>
+          <w:rFonts w:ascii="Vrinda" w:hAnsi="Vrinda"/>
           <w:sz w:val="22"/>
         </w:rPr>
-        <w:t>The Accelerating and Strengthening Skills for Economic Transformation (ASSET) program represents a landmark initiative designed to bridge the ever-widening gap between workforce competencies and the rapidly evolving demands of the modern economy. In an era characterized by technological disruption, globalization, and demographic shifts, nations across the world — particularly developing economies — face the dual challenge of preparing their existing workforce for transformation while simultaneously equipping the next generation with future-ready skills.</w:t>
+        <w:t>এই প্রতিবেদনটি ASSET প্রকল্পের অধীনে শিল্প কারখানায় সংযুক্তি ট্রেনিং কার্যক্রমের বিস্তারিত বিবরণ। প্রশিক্ষণার্থী মো: আল-আমিন ভুইয়া ফাস্ট কার সিলিউশন ওয়ার্কশপে অটোমোবাইল সার্ভিস ও রক্ষণাবেক্ষণ বিষয়ে হাতে-কলমে প্রশিক্ষণ গ্রহণ করেছেন।</w:t>
       </w:r>
     </w:p>
     <w:p>
@@ -1236,22 +1214,22 @@
       </w:pPr>
       <w:r>
         <w:rPr>
-          <w:rFonts w:ascii="Calibri" w:hAnsi="Calibri"/>
+          <w:rFonts w:ascii="Vrinda" w:hAnsi="Vrinda"/>
           <w:sz w:val="22"/>
         </w:rPr>
-        <w:t>This report provides an in-depth analysis of the ASSET framework, examining its objectives, implementation strategies, key stakeholders, sectoral coverage, financing mechanisms, outcomes, challenges, and the way forward. The report draws on global best practices, country-level case studies, and data-driven insights to present a holistic picture of how skill acceleration programs can serve as engines of inclusive economic growth.</w:t>
+        <w:t>প্রশিক্ষণকালে ইঞ্জিন ওভারহোলিং, বৈদ্যুতিক সিস্টেম, ব্রেকিং সিস্টেম, ট্রান্সমিশন, ফুয়েল ব্যবস্থাপনাসহ আধুনিক ডায়াগনস্টিক পদ্ধতি সম্পর্কে বাস্তব অভিজ্ঞতা অর্জিত হয়েছে।</w:t>
       </w:r>
     </w:p>
     <w:p>
       <w:pPr>
-        <w:spacing w:after="120"/>
+        <w:pStyle w:val="ListBullet"/>
       </w:pPr>
       <w:r>
         <w:rPr>
-          <w:rFonts w:ascii="Calibri" w:hAnsi="Calibri"/>
+          <w:rFonts w:ascii="Vrinda" w:hAnsi="Vrinda"/>
           <w:sz w:val="22"/>
         </w:rPr>
-        <w:t>Key findings of this report include:</w:t>
+        <w:t>প্রশিক্ষণের সময়কাল: ২৫/০২/২০২৬ থেকে ০২/০৪/২০২৬</w:t>
       </w:r>
     </w:p>
     <w:p>
@@ -1260,10 +1238,10 @@
       </w:pPr>
       <w:r>
         <w:rPr>
-          <w:rFonts w:ascii="Calibri" w:hAnsi="Calibri"/>
+          <w:rFonts w:ascii="Vrinda" w:hAnsi="Vrinda"/>
           <w:sz w:val="22"/>
         </w:rPr>
-        <w:t>Skill mismatches cost global economies an estimated $6 trillion annually in lost productivity.</w:t>
+        <w:t>মোট কার্যঘণ্টা: ২৪০ ঘণ্টা</w:t>
       </w:r>
     </w:p>
     <w:p>
@@ -1272,10 +1250,10 @@
       </w:pPr>
       <w:r>
         <w:rPr>
-          <w:rFonts w:ascii="Calibri" w:hAnsi="Calibri"/>
+          <w:rFonts w:ascii="Vrinda" w:hAnsi="Vrinda"/>
           <w:sz w:val="22"/>
         </w:rPr>
-        <w:t>Countries that invest at least 2% of GDP in skills development demonstrate 1.5–2x faster economic growth trajectories.</w:t>
+        <w:t>হাতে-কলমে কাজ: ৭০%</w:t>
       </w:r>
     </w:p>
     <w:p>
@@ -1284,22 +1262,10 @@
       </w:pPr>
       <w:r>
         <w:rPr>
-          <w:rFonts w:ascii="Calibri" w:hAnsi="Calibri"/>
+          <w:rFonts w:ascii="Vrinda" w:hAnsi="Vrinda"/>
           <w:sz w:val="22"/>
         </w:rPr>
-        <w:t>ASSET-type programs that integrate public-private partnerships (PPPs) achieve 40% higher employment placement rates.</w:t>
-      </w:r>
-    </w:p>
-    <w:p>
-      <w:pPr>
-        <w:pStyle w:val="ListBullet"/>
-      </w:pPr>
-      <w:r>
-        <w:rPr>
-          <w:rFonts w:ascii="Calibri" w:hAnsi="Calibri"/>
-          <w:sz w:val="22"/>
-        </w:rPr>
-        <w:t>Digital skills, green economy competencies, and entrepreneurship emerge as the three pillars of future-proof skills ecosystems.</w:t>
+        <w:t>তাত্ত্বিক ক্লাস: ৩০%</w:t>
       </w:r>
     </w:p>
     <w:p>
@@ -1314,10 +1280,11 @@
       </w:pPr>
       <w:r>
         <w:rPr>
+          <w:rFonts w:ascii="Vrinda" w:hAnsi="Vrinda"/>
           <w:color w:val="1F497D"/>
           <w:sz w:val="28"/>
         </w:rPr>
-        <w:t>CHAPTER 1: Introduction and Background</w:t>
+        <w:t>অধ্যায় ১: পরিচিতি ও প্রেক্ষাপট</w:t>
       </w:r>
     </w:p>
     <w:p/>
@@ -1327,10 +1294,11 @@
       </w:pPr>
       <w:r>
         <w:rPr>
+          <w:rFonts w:ascii="Vrinda" w:hAnsi="Vrinda"/>
           <w:color w:val="4472C4"/>
           <w:sz w:val="24"/>
         </w:rPr>
-        <w:t>1.1  The Global Skills Crisis</w:t>
+        <w:t>১.১ ASSET প্রকল্প পরিচিতি</w:t>
       </w:r>
     </w:p>
     <w:p>
@@ -1339,161 +1307,23 @@
       </w:pPr>
       <w:r>
         <w:rPr>
-          <w:rFonts w:ascii="Calibri" w:hAnsi="Calibri"/>
+          <w:rFonts w:ascii="Vrinda" w:hAnsi="Vrinda"/>
           <w:sz w:val="22"/>
         </w:rPr>
-        <w:t>The 21st century has witnessed an unprecedented acceleration in the pace of economic change. Technological innovations — particularly artificial intelligence (AI), automation, robotics, and digitalization — are fundamentally restructuring labor markets. The World Economic Forum's Future of Jobs Report 2023 estimates that by 2027, 69 million new jobs will be created while 83 million existing jobs will be displaced, resulting in a net loss of 14 million jobs globally. This churn creates massive pressure on education and training systems worldwide.</w:t>
+        <w:t>ASSET (Accelerating and Strengthening Skills for Economic Transformation) বাংলাদেশ সরকার ও বিশ্বব্যাংকের যৌথ উদ্যোগে পরিচালিত দক্ষতা উন্নয়ন কর্মসূচি। লক্ষ্য: শিল্পের চাহিদা অনুযায়ী যুব প্রজন্মকে দক্ষ করে তোলা।</w:t>
       </w:r>
     </w:p>
     <w:p>
       <w:pPr>
-        <w:spacing w:after="120"/>
+        <w:pStyle w:val="Heading2"/>
       </w:pPr>
       <w:r>
         <w:rPr>
-          <w:rFonts w:ascii="Calibri" w:hAnsi="Calibri"/>
-          <w:sz w:val="22"/>
-        </w:rPr>
-        <w:t>Simultaneously, demographic trends compound the challenge. Developing economies, particularly in South Asia, Sub-Saharan Africa, and Southeast Asia, are experiencing a youth bulge — a surge in the working-age population that, if properly harnessed, could generate a demographic dividend estimated at trillions of dollars in additional GDP. However, this dividend can only be realized if young people possess the skills demanded by modern economies.</w:t>
-      </w:r>
-    </w:p>
-    <w:p>
-      <w:pPr>
-        <w:pStyle w:val="Heading2"/>
-      </w:pPr>
-      <w:r>
-        <w:rPr>
+          <w:rFonts w:ascii="Vrinda" w:hAnsi="Vrinda"/>
           <w:color w:val="4472C4"/>
           <w:sz w:val="24"/>
         </w:rPr>
-        <w:t>1.2  The Economic Transformation Imperative</w:t>
-      </w:r>
-    </w:p>
-    <w:p>
-      <w:pPr>
-        <w:spacing w:after="120"/>
-      </w:pPr>
-      <w:r>
-        <w:rPr>
-          <w:rFonts w:ascii="Calibri" w:hAnsi="Calibri"/>
-          <w:sz w:val="22"/>
-        </w:rPr>
-        <w:t>Economic transformation refers to the structural shift from low-productivity, subsistence-based activities to higher-productivity, knowledge-intensive sectors. Historically, this transformation has followed a pattern from agriculture → manufacturing → services. However, in the contemporary context, this linear progression is being disrupted. Nations must now navigate:</w:t>
-      </w:r>
-    </w:p>
-    <w:p>
-      <w:pPr>
-        <w:pStyle w:val="ListBullet"/>
-      </w:pPr>
-      <w:r>
-        <w:rPr>
-          <w:rFonts w:ascii="Calibri" w:hAnsi="Calibri"/>
-          <w:sz w:val="22"/>
-        </w:rPr>
-        <w:t>Premature deindustrialization: Manufacturing is becoming more automated, reducing the traditional role of labor-intensive industry as a stepping stone.</w:t>
-      </w:r>
-    </w:p>
-    <w:p>
-      <w:pPr>
-        <w:pStyle w:val="ListBullet"/>
-      </w:pPr>
-      <w:r>
-        <w:rPr>
-          <w:rFonts w:ascii="Calibri" w:hAnsi="Calibri"/>
-          <w:sz w:val="22"/>
-        </w:rPr>
-        <w:t>Servicification of manufacturing: Modern manufacturing increasingly requires high-tech skills.</w:t>
-      </w:r>
-    </w:p>
-    <w:p>
-      <w:pPr>
-        <w:pStyle w:val="ListBullet"/>
-      </w:pPr>
-      <w:r>
-        <w:rPr>
-          <w:rFonts w:ascii="Calibri" w:hAnsi="Calibri"/>
-          <w:sz w:val="22"/>
-        </w:rPr>
-        <w:t>Digital economy emergence: The platform economy, fintech, e-commerce, and digital services create new pathways that require entirely different skill sets.</w:t>
-      </w:r>
-    </w:p>
-    <w:p>
-      <w:pPr>
-        <w:pStyle w:val="ListBullet"/>
-      </w:pPr>
-      <w:r>
-        <w:rPr>
-          <w:rFonts w:ascii="Calibri" w:hAnsi="Calibri"/>
-          <w:sz w:val="22"/>
-        </w:rPr>
-        <w:t>Green transition: Climate change demands a rapid shift toward sustainable industries, creating both threats and opportunities for workers.</w:t>
-      </w:r>
-    </w:p>
-    <w:p>
-      <w:pPr>
-        <w:pStyle w:val="Heading2"/>
-      </w:pPr>
-      <w:r>
-        <w:rPr>
-          <w:color w:val="4472C4"/>
-          <w:sz w:val="24"/>
-        </w:rPr>
-        <w:t>1.3  Origins of ASSET</w:t>
-      </w:r>
-    </w:p>
-    <w:p>
-      <w:pPr>
-        <w:spacing w:after="120"/>
-      </w:pPr>
-      <w:r>
-        <w:rPr>
-          <w:rFonts w:ascii="Calibri" w:hAnsi="Calibri"/>
-          <w:sz w:val="22"/>
-        </w:rPr>
-        <w:t>The ASSET program was conceptualized in response to growing evidence that conventional vocational training systems were failing to meet market needs. Traditional TVET systems suffered from outdated curricula disconnected from industry realities, low social prestige, insufficient industry linkage, fragmented governance, inadequate financing, and limited focus on soft skills and entrepreneurship. ASSET was designed to fundamentally reimagine the skills development ecosystem — shifting from supply-driven, institution-centric models to demand-driven, outcome-oriented approaches.</w:t>
-      </w:r>
-    </w:p>
-    <w:p>
-      <w:r>
-        <w:br w:type="page"/>
-      </w:r>
-    </w:p>
-    <w:p>
-      <w:pPr>
-        <w:pStyle w:val="Heading1"/>
-        <w:jc w:val="left"/>
-      </w:pPr>
-      <w:r>
-        <w:rPr>
-          <w:color w:val="1F497D"/>
-          <w:sz w:val="28"/>
-        </w:rPr>
-        <w:t>CHAPTER 2: Rationale for ASSET</w:t>
-      </w:r>
-    </w:p>
-    <w:p/>
-    <w:p>
-      <w:pPr>
-        <w:pStyle w:val="Heading2"/>
-      </w:pPr>
-      <w:r>
-        <w:rPr>
-          <w:color w:val="4472C4"/>
-          <w:sz w:val="24"/>
-        </w:rPr>
-        <w:t>2.1  Skill Mismatch and Its Economic Cost</w:t>
-      </w:r>
-    </w:p>
-    <w:p>
-      <w:pPr>
-        <w:spacing w:after="120"/>
-      </w:pPr>
-      <w:r>
-        <w:rPr>
-          <w:rFonts w:ascii="Calibri" w:hAnsi="Calibri"/>
-          <w:sz w:val="22"/>
-        </w:rPr>
-        <w:t>Skill mismatch occurs when the competencies of the workforce do not align with the needs of employers. This manifests as overskilling, underskilling, or skills obsolescence. The McKinsey Global Institute estimates that skill mismatch costs the global economy approximately $6 trillion per year in lost productivity. In developing economies, this figure is proportionally even higher relative to GDP.</w:t>
+        <w:t>১.২ প্রশিক্ষণার্থীর পরিচয়</w:t>
       </w:r>
     </w:p>
     <w:tbl>
@@ -1503,50 +1333,37 @@
         <w:tblLook w:firstColumn="1" w:firstRow="1" w:lastColumn="0" w:lastRow="0" w:noHBand="0" w:noVBand="1" w:val="04A0"/>
       </w:tblPr>
       <w:tblGrid>
-        <w:gridCol w:w="2929"/>
-        <w:gridCol w:w="2929"/>
-        <w:gridCol w:w="2929"/>
+        <w:gridCol w:w="4536"/>
+        <w:gridCol w:w="4536"/>
       </w:tblGrid>
       <w:tr>
         <w:tc>
           <w:tcPr>
-            <w:tcW w:type="dxa" w:w="2929"/>
+            <w:tcW w:type="dxa" w:w="4536"/>
           </w:tcPr>
           <w:p>
             <w:r>
               <w:rPr>
+                <w:rFonts w:ascii="Vrinda" w:hAnsi="Vrinda"/>
                 <w:b/>
                 <w:sz w:val="20"/>
               </w:rPr>
-              <w:t>Type</w:t>
+              <w:t>তথ্য</w:t>
             </w:r>
           </w:p>
         </w:tc>
         <w:tc>
           <w:tcPr>
-            <w:tcW w:type="dxa" w:w="2929"/>
+            <w:tcW w:type="dxa" w:w="4536"/>
           </w:tcPr>
           <w:p>
             <w:r>
               <w:rPr>
+                <w:rFonts w:ascii="Vrinda" w:hAnsi="Vrinda"/>
                 <w:b/>
                 <w:sz w:val="20"/>
               </w:rPr>
-              <w:t>Description</w:t>
-            </w:r>
-          </w:p>
-        </w:tc>
-        <w:tc>
-          <w:tcPr>
-            <w:tcW w:type="dxa" w:w="2929"/>
-          </w:tcPr>
-          <w:p>
-            <w:r>
-              <w:rPr>
-                <w:b/>
-                <w:sz w:val="20"/>
-              </w:rPr>
-              <w:t>Economic Impact</w:t>
+              <w:t>বিবরণ</w:t>
             </w:r>
           </w:p>
         </w:tc>
@@ -1554,40 +1371,29 @@
       <w:tr>
         <w:tc>
           <w:tcPr>
-            <w:tcW w:type="dxa" w:w="2929"/>
+            <w:tcW w:type="dxa" w:w="4536"/>
           </w:tcPr>
           <w:p>
             <w:r>
               <w:rPr>
+                <w:rFonts w:ascii="Vrinda" w:hAnsi="Vrinda"/>
                 <w:sz w:val="20"/>
               </w:rPr>
-              <w:t>Overskilling</w:t>
+              <w:t>নাম</w:t>
             </w:r>
           </w:p>
         </w:tc>
         <w:tc>
           <w:tcPr>
-            <w:tcW w:type="dxa" w:w="2929"/>
+            <w:tcW w:type="dxa" w:w="4536"/>
           </w:tcPr>
           <w:p>
             <w:r>
               <w:rPr>
+                <w:rFonts w:ascii="Vrinda" w:hAnsi="Vrinda"/>
                 <w:sz w:val="20"/>
               </w:rPr>
-              <w:t>Workers have more education than required</w:t>
-            </w:r>
-          </w:p>
-        </w:tc>
-        <w:tc>
-          <w:tcPr>
-            <w:tcW w:type="dxa" w:w="2929"/>
-          </w:tcPr>
-          <w:p>
-            <w:r>
-              <w:rPr>
-                <w:sz w:val="20"/>
-              </w:rPr>
-              <w:t>15–20% wage penalty, underutilization</w:t>
+              <w:t>মো: আল-আমিন ভুইয়া</w:t>
             </w:r>
           </w:p>
         </w:tc>
@@ -1595,40 +1401,29 @@
       <w:tr>
         <w:tc>
           <w:tcPr>
-            <w:tcW w:type="dxa" w:w="2929"/>
+            <w:tcW w:type="dxa" w:w="4536"/>
           </w:tcPr>
           <w:p>
             <w:r>
               <w:rPr>
+                <w:rFonts w:ascii="Vrinda" w:hAnsi="Vrinda"/>
                 <w:sz w:val="20"/>
               </w:rPr>
-              <w:t>Underskilling</w:t>
+              <w:t>পদবি</w:t>
             </w:r>
           </w:p>
         </w:tc>
         <w:tc>
           <w:tcPr>
-            <w:tcW w:type="dxa" w:w="2929"/>
+            <w:tcW w:type="dxa" w:w="4536"/>
           </w:tcPr>
           <w:p>
             <w:r>
               <w:rPr>
+                <w:rFonts w:ascii="Vrinda" w:hAnsi="Vrinda"/>
                 <w:sz w:val="20"/>
               </w:rPr>
-              <w:t>Workers lack required skills</w:t>
-            </w:r>
-          </w:p>
-        </w:tc>
-        <w:tc>
-          <w:tcPr>
-            <w:tcW w:type="dxa" w:w="2929"/>
-          </w:tcPr>
-          <w:p>
-            <w:r>
-              <w:rPr>
-                <w:sz w:val="20"/>
-              </w:rPr>
-              <w:t>Productivity gaps, wage compression</w:t>
+              <w:t>জুনিয়র ইন্সট্রাক্টর</w:t>
             </w:r>
           </w:p>
         </w:tc>
@@ -1636,677 +1431,29 @@
       <w:tr>
         <w:tc>
           <w:tcPr>
-            <w:tcW w:type="dxa" w:w="2929"/>
+            <w:tcW w:type="dxa" w:w="4536"/>
           </w:tcPr>
           <w:p>
             <w:r>
               <w:rPr>
+                <w:rFonts w:ascii="Vrinda" w:hAnsi="Vrinda"/>
                 <w:sz w:val="20"/>
               </w:rPr>
-              <w:t>Skills obsolescence</w:t>
+              <w:t>ডিপার্টমেন্ট</w:t>
             </w:r>
           </w:p>
         </w:tc>
         <w:tc>
           <w:tcPr>
-            <w:tcW w:type="dxa" w:w="2929"/>
+            <w:tcW w:type="dxa" w:w="4536"/>
           </w:tcPr>
           <w:p>
             <w:r>
               <w:rPr>
+                <w:rFonts w:ascii="Vrinda" w:hAnsi="Vrinda"/>
                 <w:sz w:val="20"/>
               </w:rPr>
-              <w:t>Existing skills become irrelevant</w:t>
-            </w:r>
-          </w:p>
-        </w:tc>
-        <w:tc>
-          <w:tcPr>
-            <w:tcW w:type="dxa" w:w="2929"/>
-          </w:tcPr>
-          <w:p>
-            <w:r>
-              <w:rPr>
-                <w:sz w:val="20"/>
-              </w:rPr>
-              <w:t>Structural unemployment, social costs</w:t>
-            </w:r>
-          </w:p>
-        </w:tc>
-      </w:tr>
-    </w:tbl>
-    <w:p/>
-    <w:p>
-      <w:pPr>
-        <w:pStyle w:val="Heading2"/>
-      </w:pPr>
-      <w:r>
-        <w:rPr>
-          <w:color w:val="4472C4"/>
-          <w:sz w:val="24"/>
-        </w:rPr>
-        <w:t>2.2  Labor Market Failures</w:t>
-      </w:r>
-    </w:p>
-    <w:p>
-      <w:pPr>
-        <w:spacing w:after="120"/>
-      </w:pPr>
-      <w:r>
-        <w:rPr>
-          <w:rFonts w:ascii="Calibri" w:hAnsi="Calibri"/>
-          <w:sz w:val="22"/>
-        </w:rPr>
-        <w:t>Several market failures justify government intervention in skills development:</w:t>
-      </w:r>
-    </w:p>
-    <w:p>
-      <w:pPr>
-        <w:pStyle w:val="ListBullet"/>
-      </w:pPr>
-      <w:r>
-        <w:rPr>
-          <w:rFonts w:ascii="Calibri" w:hAnsi="Calibri"/>
-          <w:sz w:val="22"/>
-        </w:rPr>
-        <w:t>Information asymmetry: Workers and employers have imperfect information about future skill demands.</w:t>
-      </w:r>
-    </w:p>
-    <w:p>
-      <w:pPr>
-        <w:pStyle w:val="ListBullet"/>
-      </w:pPr>
-      <w:r>
-        <w:rPr>
-          <w:rFonts w:ascii="Calibri" w:hAnsi="Calibri"/>
-          <w:sz w:val="22"/>
-        </w:rPr>
-        <w:t>Externalities: Trained workers create positive spillovers for the economy beyond what individual firms capture.</w:t>
-      </w:r>
-    </w:p>
-    <w:p>
-      <w:pPr>
-        <w:pStyle w:val="ListBullet"/>
-      </w:pPr>
-      <w:r>
-        <w:rPr>
-          <w:rFonts w:ascii="Calibri" w:hAnsi="Calibri"/>
-          <w:sz w:val="22"/>
-        </w:rPr>
-        <w:t>Coordination failures: Individual firms may underinvest in training fearing poaching by competitors.</w:t>
-      </w:r>
-    </w:p>
-    <w:p>
-      <w:pPr>
-        <w:pStyle w:val="ListBullet"/>
-      </w:pPr>
-      <w:r>
-        <w:rPr>
-          <w:rFonts w:ascii="Calibri" w:hAnsi="Calibri"/>
-          <w:sz w:val="22"/>
-        </w:rPr>
-        <w:t>Credit market imperfections: Low-income individuals cannot finance their own training.</w:t>
-      </w:r>
-    </w:p>
-    <w:p>
-      <w:pPr>
-        <w:pStyle w:val="ListBullet"/>
-      </w:pPr>
-      <w:r>
-        <w:rPr>
-          <w:rFonts w:ascii="Calibri" w:hAnsi="Calibri"/>
-          <w:sz w:val="22"/>
-        </w:rPr>
-        <w:t>Short-termism: Firms prioritize immediate returns over long-term human capital investment.</w:t>
-      </w:r>
-    </w:p>
-    <w:p>
-      <w:pPr>
-        <w:pStyle w:val="Heading2"/>
-      </w:pPr>
-      <w:r>
-        <w:rPr>
-          <w:color w:val="4472C4"/>
-          <w:sz w:val="24"/>
-        </w:rPr>
-        <w:t>2.3  The Bangladesh Context</w:t>
-      </w:r>
-    </w:p>
-    <w:p>
-      <w:pPr>
-        <w:spacing w:after="120"/>
-      </w:pPr>
-      <w:r>
-        <w:rPr>
-          <w:rFonts w:ascii="Calibri" w:hAnsi="Calibri"/>
-          <w:sz w:val="22"/>
-        </w:rPr>
-        <w:t>Bangladesh provides an illustrative case study of why ASSET-type programs are urgently needed. The country has achieved remarkable economic growth — averaging 6–7% GDP growth for two decades — driven largely by the Ready-Made Garment (RMG) sector. However, this model faces existential threats from automation, LDC graduation, remittance dependency, and youth underemployment. The NSDA and development partners including the World Bank, ADB, and ILO have supported ASSET-style interventions to address these structural challenges.</w:t>
-      </w:r>
-    </w:p>
-    <w:p>
-      <w:r>
-        <w:br w:type="page"/>
-      </w:r>
-    </w:p>
-    <w:p>
-      <w:pPr>
-        <w:pStyle w:val="Heading1"/>
-        <w:jc w:val="left"/>
-      </w:pPr>
-      <w:r>
-        <w:rPr>
-          <w:color w:val="1F497D"/>
-          <w:sz w:val="28"/>
-        </w:rPr>
-        <w:t>CHAPTER 3: Vision, Mission, and Strategic Objectives</w:t>
-      </w:r>
-    </w:p>
-    <w:p/>
-    <w:p>
-      <w:pPr>
-        <w:pStyle w:val="Heading2"/>
-      </w:pPr>
-      <w:r>
-        <w:rPr>
-          <w:color w:val="4472C4"/>
-          <w:sz w:val="24"/>
-        </w:rPr>
-        <w:t>3.1  Vision</w:t>
-      </w:r>
-    </w:p>
-    <w:p>
-      <w:pPr>
-        <w:spacing w:after="120"/>
-      </w:pPr>
-      <w:r>
-        <w:rPr>
-          <w:rFonts w:ascii="Calibri" w:hAnsi="Calibri"/>
-          <w:sz w:val="22"/>
-        </w:rPr>
-        <w:t>"A skilled, productive, and adaptable workforce driving sustainable and inclusive economic transformation."</w:t>
-      </w:r>
-    </w:p>
-    <w:p>
-      <w:pPr>
-        <w:pStyle w:val="Heading2"/>
-      </w:pPr>
-      <w:r>
-        <w:rPr>
-          <w:color w:val="4472C4"/>
-          <w:sz w:val="24"/>
-        </w:rPr>
-        <w:t>3.2  Mission</w:t>
-      </w:r>
-    </w:p>
-    <w:p>
-      <w:pPr>
-        <w:spacing w:after="120"/>
-      </w:pPr>
-      <w:r>
-        <w:rPr>
-          <w:rFonts w:ascii="Calibri" w:hAnsi="Calibri"/>
-          <w:sz w:val="22"/>
-        </w:rPr>
-        <w:t>"To accelerate the development of market-relevant skills across all segments of the population through demand-driven training, institutional strengthening, and strategic partnerships — enabling individuals to achieve productive employment and contribute to national economic growth."</w:t>
-      </w:r>
-    </w:p>
-    <w:p>
-      <w:pPr>
-        <w:pStyle w:val="Heading2"/>
-      </w:pPr>
-      <w:r>
-        <w:rPr>
-          <w:color w:val="4472C4"/>
-          <w:sz w:val="24"/>
-        </w:rPr>
-        <w:t>3.3  Strategic Objectives</w:t>
-      </w:r>
-    </w:p>
-    <w:p>
-      <w:pPr>
-        <w:spacing w:after="120"/>
-      </w:pPr>
-      <w:r>
-        <w:rPr>
-          <w:rFonts w:ascii="Calibri" w:hAnsi="Calibri"/>
-          <w:sz w:val="22"/>
-        </w:rPr>
-        <w:t>The ASSET program operates around five strategic objectives:</w:t>
-      </w:r>
-    </w:p>
-    <w:p>
-      <w:pPr>
-        <w:pStyle w:val="ListBullet"/>
-      </w:pPr>
-      <w:r>
-        <w:rPr>
-          <w:rFonts w:ascii="Calibri" w:hAnsi="Calibri"/>
-          <w:sz w:val="22"/>
-        </w:rPr>
-        <w:t>Objective 1 – Relevance: Ensure that skills training programs align with current and future labor market demands.</w:t>
-      </w:r>
-    </w:p>
-    <w:p>
-      <w:pPr>
-        <w:pStyle w:val="ListBullet"/>
-      </w:pPr>
-      <w:r>
-        <w:rPr>
-          <w:rFonts w:ascii="Calibri" w:hAnsi="Calibri"/>
-          <w:sz w:val="22"/>
-        </w:rPr>
-        <w:t>Objective 2 – Quality: Strengthen the quality of training delivery through improved curricula, trainer development, modern equipment, and accreditation.</w:t>
-      </w:r>
-    </w:p>
-    <w:p>
-      <w:pPr>
-        <w:pStyle w:val="ListBullet"/>
-      </w:pPr>
-      <w:r>
-        <w:rPr>
-          <w:rFonts w:ascii="Calibri" w:hAnsi="Calibri"/>
-          <w:sz w:val="22"/>
-        </w:rPr>
-        <w:t>Objective 3 – Equity: Ensure that women, persons with disabilities, rural populations, and other marginalized groups have equitable access to quality skills training.</w:t>
-      </w:r>
-    </w:p>
-    <w:p>
-      <w:pPr>
-        <w:pStyle w:val="ListBullet"/>
-      </w:pPr>
-      <w:r>
-        <w:rPr>
-          <w:rFonts w:ascii="Calibri" w:hAnsi="Calibri"/>
-          <w:sz w:val="22"/>
-        </w:rPr>
-        <w:t>Objective 4 – Scale: Expand the reach of quality skills training through innovative delivery models including mobile training units and digital platforms.</w:t>
-      </w:r>
-    </w:p>
-    <w:p>
-      <w:pPr>
-        <w:pStyle w:val="ListBullet"/>
-      </w:pPr>
-      <w:r>
-        <w:rPr>
-          <w:rFonts w:ascii="Calibri" w:hAnsi="Calibri"/>
-          <w:sz w:val="22"/>
-        </w:rPr>
-        <w:t>Objective 5 – Sustainability: Build financially and institutionally sustainable skills development systems that can operate effectively beyond project timelines.</w:t>
-      </w:r>
-    </w:p>
-    <w:p>
-      <w:r>
-        <w:br w:type="page"/>
-      </w:r>
-    </w:p>
-    <w:p>
-      <w:pPr>
-        <w:pStyle w:val="Heading1"/>
-        <w:jc w:val="left"/>
-      </w:pPr>
-      <w:r>
-        <w:rPr>
-          <w:color w:val="1F497D"/>
-          <w:sz w:val="28"/>
-        </w:rPr>
-        <w:t>CHAPTER 4: Theoretical Framework</w:t>
-      </w:r>
-    </w:p>
-    <w:p/>
-    <w:p>
-      <w:pPr>
-        <w:pStyle w:val="Heading2"/>
-      </w:pPr>
-      <w:r>
-        <w:rPr>
-          <w:color w:val="4472C4"/>
-          <w:sz w:val="24"/>
-        </w:rPr>
-        <w:t>4.1  Human Capital Theory</w:t>
-      </w:r>
-    </w:p>
-    <w:p>
-      <w:pPr>
-        <w:spacing w:after="120"/>
-      </w:pPr>
-      <w:r>
-        <w:rPr>
-          <w:rFonts w:ascii="Calibri" w:hAnsi="Calibri"/>
-          <w:sz w:val="22"/>
-        </w:rPr>
-        <w:t>ASSET is grounded in Human Capital Theory (Becker, 1964; Schultz, 1961), which treats investment in education and training as analogous to physical capital investment. The theory posits that skills and knowledge increase individual productivity and earning capacity, and that aggregate human capital accumulation drives national economic growth.</w:t>
-      </w:r>
-    </w:p>
-    <w:p>
-      <w:pPr>
-        <w:pStyle w:val="Heading2"/>
-      </w:pPr>
-      <w:r>
-        <w:rPr>
-          <w:color w:val="4472C4"/>
-          <w:sz w:val="24"/>
-        </w:rPr>
-        <w:t>4.2  Competency-Based Training (CBT) Framework</w:t>
-      </w:r>
-    </w:p>
-    <w:p>
-      <w:pPr>
-        <w:spacing w:after="120"/>
-      </w:pPr>
-      <w:r>
-        <w:rPr>
-          <w:rFonts w:ascii="Calibri" w:hAnsi="Calibri"/>
-          <w:sz w:val="22"/>
-        </w:rPr>
-        <w:t>ASSET adopts a Competency-Based Training and Assessment (CBTA) approach, which defines learning outcomes in terms of observable, measurable competencies, assesses mastery rather than time-in-seat, and recognizes prior learning through Recognition of Prior Learning (RPL) mechanisms. The CBT approach focuses on what learners can do rather than what they have studied.</w:t>
-      </w:r>
-    </w:p>
-    <w:p>
-      <w:pPr>
-        <w:pStyle w:val="Heading2"/>
-      </w:pPr>
-      <w:r>
-        <w:rPr>
-          <w:color w:val="4472C4"/>
-          <w:sz w:val="24"/>
-        </w:rPr>
-        <w:t>4.3  Systems Thinking Approach</w:t>
-      </w:r>
-    </w:p>
-    <w:p>
-      <w:pPr>
-        <w:spacing w:after="120"/>
-      </w:pPr>
-      <w:r>
-        <w:rPr>
-          <w:rFonts w:ascii="Calibri" w:hAnsi="Calibri"/>
-          <w:sz w:val="22"/>
-        </w:rPr>
-        <w:t>Sustainable skills development requires a systems thinking approach that recognizes the interdependencies between education and training institutions, labor market actors, regulatory and policy frameworks, financing mechanisms, and social and cultural contexts. ASSET employs a whole-of-system approach rather than project-level interventions, aiming for systemic change.</w:t>
-      </w:r>
-    </w:p>
-    <w:p>
-      <w:pPr>
-        <w:pStyle w:val="Heading2"/>
-      </w:pPr>
-      <w:r>
-        <w:rPr>
-          <w:color w:val="4472C4"/>
-          <w:sz w:val="24"/>
-        </w:rPr>
-        <w:t>4.4  Labor Market Information Systems (LMIS)</w:t>
-      </w:r>
-    </w:p>
-    <w:p>
-      <w:pPr>
-        <w:spacing w:after="120"/>
-      </w:pPr>
-      <w:r>
-        <w:rPr>
-          <w:rFonts w:ascii="Calibri" w:hAnsi="Calibri"/>
-          <w:sz w:val="22"/>
-        </w:rPr>
-        <w:t>Evidence-based policymaking requires robust Labor Market Information Systems that track current employment and unemployment data, wage rates by occupation and sector, skills demand forecasts, training provider performance, and graduate employment outcomes. ASSET invests significantly in building LMIS capacity to enable data-driven decision-making.</w:t>
-      </w:r>
-    </w:p>
-    <w:p>
-      <w:r>
-        <w:br w:type="page"/>
-      </w:r>
-    </w:p>
-    <w:p>
-      <w:pPr>
-        <w:pStyle w:val="Heading1"/>
-        <w:jc w:val="left"/>
-      </w:pPr>
-      <w:r>
-        <w:rPr>
-          <w:color w:val="1F497D"/>
-          <w:sz w:val="28"/>
-        </w:rPr>
-        <w:t>CHAPTER 5: Key Components and Program Architecture</w:t>
-      </w:r>
-    </w:p>
-    <w:p/>
-    <w:p>
-      <w:pPr>
-        <w:pStyle w:val="Heading2"/>
-      </w:pPr>
-      <w:r>
-        <w:rPr>
-          <w:color w:val="4472C4"/>
-          <w:sz w:val="24"/>
-        </w:rPr>
-        <w:t>5.1  Program Architecture — Four Pillars</w:t>
-      </w:r>
-    </w:p>
-    <w:p>
-      <w:pPr>
-        <w:spacing w:after="120"/>
-      </w:pPr>
-      <w:r>
-        <w:rPr>
-          <w:rFonts w:ascii="Calibri" w:hAnsi="Calibri"/>
-          <w:sz w:val="22"/>
-        </w:rPr>
-        <w:t>ASSET is structured around four inter-linked pillars:</w:t>
-      </w:r>
-    </w:p>
-    <w:p>
-      <w:pPr>
-        <w:pStyle w:val="ListBullet"/>
-      </w:pPr>
-      <w:r>
-        <w:rPr>
-          <w:rFonts w:ascii="Calibri" w:hAnsi="Calibri"/>
-          <w:sz w:val="22"/>
-        </w:rPr>
-        <w:t>Pillar 1 – Institutional Strengthening: Building the capacity of skills development institutions through infrastructure renovation, trainer development, curriculum development, and accreditation.</w:t>
-      </w:r>
-    </w:p>
-    <w:p>
-      <w:pPr>
-        <w:pStyle w:val="ListBullet"/>
-      </w:pPr>
-      <w:r>
-        <w:rPr>
-          <w:rFonts w:ascii="Calibri" w:hAnsi="Calibri"/>
-          <w:sz w:val="22"/>
-        </w:rPr>
-        <w:t>Pillar 2 – Training Quality and Relevance: Demand-driven training design, Recognition of Prior Learning (RPL), and short-course modular training.</w:t>
-      </w:r>
-    </w:p>
-    <w:p>
-      <w:pPr>
-        <w:pStyle w:val="ListBullet"/>
-      </w:pPr>
-      <w:r>
-        <w:rPr>
-          <w:rFonts w:ascii="Calibri" w:hAnsi="Calibri"/>
-          <w:sz w:val="22"/>
-        </w:rPr>
-        <w:t>Pillar 3 – Employment and Entrepreneurship: Job placement services, entrepreneurship development programs, and international labor migration support.</w:t>
-      </w:r>
-    </w:p>
-    <w:p>
-      <w:pPr>
-        <w:pStyle w:val="ListBullet"/>
-      </w:pPr>
-      <w:r>
-        <w:rPr>
-          <w:rFonts w:ascii="Calibri" w:hAnsi="Calibri"/>
-          <w:sz w:val="22"/>
-        </w:rPr>
-        <w:t>Pillar 4 – System Governance and Finance: Policy and legal framework strengthening, innovative financing mechanisms, and inter-ministerial coordination.</w:t>
-      </w:r>
-    </w:p>
-    <w:p>
-      <w:pPr>
-        <w:pStyle w:val="Heading2"/>
-      </w:pPr>
-      <w:r>
-        <w:rPr>
-          <w:color w:val="4472C4"/>
-          <w:sz w:val="24"/>
-        </w:rPr>
-        <w:t>5.2  Pillar 1 — Institutional Strengthening</w:t>
-      </w:r>
-    </w:p>
-    <w:p>
-      <w:pPr>
-        <w:spacing w:after="120"/>
-      </w:pPr>
-      <w:r>
-        <w:rPr>
-          <w:rFonts w:ascii="Calibri" w:hAnsi="Calibri"/>
-          <w:sz w:val="22"/>
-        </w:rPr>
-        <w:t>This pillar focuses on building the capacity of skills development institutions including Training Provider Upgradation (infrastructure renovation, modern equipment procurement, laboratory modernization), Trainer Development (in-service training, industry attachment, certification), Curriculum Development (industry-led revision committees, regular review cycles, work-integrated learning), and Accreditation and Quality Assurance (strengthening national accreditation bodies and public disclosure of provider performance data).</w:t>
-      </w:r>
-    </w:p>
-    <w:p>
-      <w:pPr>
-        <w:pStyle w:val="Heading2"/>
-      </w:pPr>
-      <w:r>
-        <w:rPr>
-          <w:color w:val="4472C4"/>
-          <w:sz w:val="24"/>
-        </w:rPr>
-        <w:t>5.3  Pillar 2 — Training Quality and Relevance</w:t>
-      </w:r>
-    </w:p>
-    <w:p>
-      <w:pPr>
-        <w:spacing w:after="120"/>
-      </w:pPr>
-      <w:r>
-        <w:rPr>
-          <w:rFonts w:ascii="Calibri" w:hAnsi="Calibri"/>
-          <w:sz w:val="22"/>
-        </w:rPr>
-        <w:t>Demand-driven training design uses employer needs assessments and Sector Skills Councils. Recognition of Prior Learning (RPL) provides certification for existing informal sector skills. Short-course and modular training enables stackable credentials, flexible scheduling for working adults, and online and blended learning options.</w:t>
-      </w:r>
-    </w:p>
-    <w:p>
-      <w:pPr>
-        <w:pStyle w:val="Heading2"/>
-      </w:pPr>
-      <w:r>
-        <w:rPr>
-          <w:color w:val="4472C4"/>
-          <w:sz w:val="24"/>
-        </w:rPr>
-        <w:t>5.4  Pillar 3 — Employment and Entrepreneurship</w:t>
-      </w:r>
-    </w:p>
-    <w:p>
-      <w:pPr>
-        <w:spacing w:after="120"/>
-      </w:pPr>
-      <w:r>
-        <w:rPr>
-          <w:rFonts w:ascii="Calibri" w:hAnsi="Calibri"/>
-          <w:sz w:val="22"/>
-        </w:rPr>
-        <w:t>Job placement services include career counseling, industry partnerships, alumni networks, and job fairs. Entrepreneurship development integrates business skills training, business plan competitions, microfinance linkages, and mentorship. International labor migration support includes pre-departure training and bilateral skill recognition agreements.</w:t>
-      </w:r>
-    </w:p>
-    <w:p>
-      <w:r>
-        <w:br w:type="page"/>
-      </w:r>
-    </w:p>
-    <w:p>
-      <w:pPr>
-        <w:pStyle w:val="Heading1"/>
-        <w:jc w:val="left"/>
-      </w:pPr>
-      <w:r>
-        <w:rPr>
-          <w:color w:val="1F497D"/>
-          <w:sz w:val="28"/>
-        </w:rPr>
-        <w:t>CHAPTER 6: Target Beneficiaries</w:t>
-      </w:r>
-    </w:p>
-    <w:p/>
-    <w:p>
-      <w:pPr>
-        <w:pStyle w:val="Heading2"/>
-      </w:pPr>
-      <w:r>
-        <w:rPr>
-          <w:color w:val="4472C4"/>
-          <w:sz w:val="24"/>
-        </w:rPr>
-        <w:t>6.1  Beneficiary Segmentation</w:t>
-      </w:r>
-    </w:p>
-    <w:p>
-      <w:pPr>
-        <w:spacing w:after="120"/>
-      </w:pPr>
-      <w:r>
-        <w:rPr>
-          <w:rFonts w:ascii="Calibri" w:hAnsi="Calibri"/>
-          <w:sz w:val="22"/>
-        </w:rPr>
-        <w:t>ASSET adopts a segmented approach recognizing that different population groups have distinct needs, constraints, and pathways:</w:t>
-      </w:r>
-    </w:p>
-    <w:tbl>
-      <w:tblPr>
-        <w:tblStyle w:val="LightList-Accent1"/>
-        <w:tblW w:type="auto" w:w="0"/>
-        <w:tblLook w:firstColumn="1" w:firstRow="1" w:lastColumn="0" w:lastRow="0" w:noHBand="0" w:noVBand="1" w:val="04A0"/>
-      </w:tblPr>
-      <w:tblGrid>
-        <w:gridCol w:w="2929"/>
-        <w:gridCol w:w="2929"/>
-        <w:gridCol w:w="2929"/>
-      </w:tblGrid>
-      <w:tr>
-        <w:tc>
-          <w:tcPr>
-            <w:tcW w:type="dxa" w:w="2929"/>
-          </w:tcPr>
-          <w:p>
-            <w:r>
-              <w:rPr>
-                <w:b/>
-                <w:sz w:val="20"/>
-              </w:rPr>
-              <w:t>Segment</w:t>
-            </w:r>
-          </w:p>
-        </w:tc>
-        <w:tc>
-          <w:tcPr>
-            <w:tcW w:type="dxa" w:w="2929"/>
-          </w:tcPr>
-          <w:p>
-            <w:r>
-              <w:rPr>
-                <w:b/>
-                <w:sz w:val="20"/>
-              </w:rPr>
-              <w:t>Description</w:t>
-            </w:r>
-          </w:p>
-        </w:tc>
-        <w:tc>
-          <w:tcPr>
-            <w:tcW w:type="dxa" w:w="2929"/>
-          </w:tcPr>
-          <w:p>
-            <w:r>
-              <w:rPr>
-                <w:b/>
-                <w:sz w:val="20"/>
-              </w:rPr>
-              <w:t>Target Share</w:t>
+              <w:t>পাওয়ার</w:t>
             </w:r>
           </w:p>
         </w:tc>
@@ -2314,40 +1461,29 @@
       <w:tr>
         <w:tc>
           <w:tcPr>
-            <w:tcW w:type="dxa" w:w="2929"/>
+            <w:tcW w:type="dxa" w:w="4536"/>
           </w:tcPr>
           <w:p>
             <w:r>
               <w:rPr>
+                <w:rFonts w:ascii="Vrinda" w:hAnsi="Vrinda"/>
                 <w:sz w:val="20"/>
               </w:rPr>
-              <w:t>School Leavers (15–24 yrs)</w:t>
+              <w:t>প্রতিষ্ঠান</w:t>
             </w:r>
           </w:p>
         </w:tc>
         <w:tc>
           <w:tcPr>
-            <w:tcW w:type="dxa" w:w="2929"/>
+            <w:tcW w:type="dxa" w:w="4536"/>
           </w:tcPr>
           <w:p>
             <w:r>
               <w:rPr>
+                <w:rFonts w:ascii="Vrinda" w:hAnsi="Vrinda"/>
                 <w:sz w:val="20"/>
               </w:rPr>
-              <w:t>Vocational pathway seekers, dropouts, fresh graduates</w:t>
-            </w:r>
-          </w:p>
-        </w:tc>
-        <w:tc>
-          <w:tcPr>
-            <w:tcW w:type="dxa" w:w="2929"/>
-          </w:tcPr>
-          <w:p>
-            <w:r>
-              <w:rPr>
-                <w:sz w:val="20"/>
-              </w:rPr>
-              <w:t>40%</w:t>
+              <w:t>কুমিল্লা পলিটেকনিক ইন্সটিটিউট</w:t>
             </w:r>
           </w:p>
         </w:tc>
@@ -2355,2616 +1491,29 @@
       <w:tr>
         <w:tc>
           <w:tcPr>
-            <w:tcW w:type="dxa" w:w="2929"/>
+            <w:tcW w:type="dxa" w:w="4536"/>
           </w:tcPr>
           <w:p>
             <w:r>
               <w:rPr>
+                <w:rFonts w:ascii="Vrinda" w:hAnsi="Vrinda"/>
                 <w:sz w:val="20"/>
               </w:rPr>
-              <w:t>Existing Workers (25–45 yrs)</w:t>
+              <w:t>সময়কাল</w:t>
             </w:r>
           </w:p>
         </w:tc>
         <w:tc>
           <w:tcPr>
-            <w:tcW w:type="dxa" w:w="2929"/>
+            <w:tcW w:type="dxa" w:w="4536"/>
           </w:tcPr>
           <w:p>
             <w:r>
               <w:rPr>
+                <w:rFonts w:ascii="Vrinda" w:hAnsi="Vrinda"/>
                 <w:sz w:val="20"/>
               </w:rPr>
-              <w:t>Informal sector workers, factory workers, micro-entrepreneurs</w:t>
-            </w:r>
-          </w:p>
-        </w:tc>
-        <w:tc>
-          <w:tcPr>
-            <w:tcW w:type="dxa" w:w="2929"/>
-          </w:tcPr>
-          <w:p>
-            <w:r>
-              <w:rPr>
-                <w:sz w:val="20"/>
-              </w:rPr>
-              <w:t>35%</w:t>
-            </w:r>
-          </w:p>
-        </w:tc>
-      </w:tr>
-      <w:tr>
-        <w:tc>
-          <w:tcPr>
-            <w:tcW w:type="dxa" w:w="2929"/>
-          </w:tcPr>
-          <w:p>
-            <w:r>
-              <w:rPr>
-                <w:sz w:val="20"/>
-              </w:rPr>
-              <w:t>Vulnerable Groups</w:t>
-            </w:r>
-          </w:p>
-        </w:tc>
-        <w:tc>
-          <w:tcPr>
-            <w:tcW w:type="dxa" w:w="2929"/>
-          </w:tcPr>
-          <w:p>
-            <w:r>
-              <w:rPr>
-                <w:sz w:val="20"/>
-              </w:rPr>
-              <w:t>Women returnees, persons with disabilities, minorities, refugees</w:t>
-            </w:r>
-          </w:p>
-        </w:tc>
-        <w:tc>
-          <w:tcPr>
-            <w:tcW w:type="dxa" w:w="2929"/>
-          </w:tcPr>
-          <w:p>
-            <w:r>
-              <w:rPr>
-                <w:sz w:val="20"/>
-              </w:rPr>
-              <w:t>25%</w:t>
-            </w:r>
-          </w:p>
-        </w:tc>
-      </w:tr>
-    </w:tbl>
-    <w:p/>
-    <w:p>
-      <w:pPr>
-        <w:pStyle w:val="Heading2"/>
-      </w:pPr>
-      <w:r>
-        <w:rPr>
-          <w:color w:val="4472C4"/>
-          <w:sz w:val="24"/>
-        </w:rPr>
-        <w:t>6.2  Geographic Targeting</w:t>
-      </w:r>
-    </w:p>
-    <w:p>
-      <w:pPr>
-        <w:spacing w:after="120"/>
-      </w:pPr>
-      <w:r>
-        <w:rPr>
-          <w:rFonts w:ascii="Calibri" w:hAnsi="Calibri"/>
-          <w:sz w:val="22"/>
-        </w:rPr>
-        <w:t>ASSET employs geographic targeting to ensure equitable distribution across urban major industrial centers, peri-urban secondary cities, rural agricultural transformation zones, and remote areas served by mobile training units and digital delivery.</w:t>
-      </w:r>
-    </w:p>
-    <w:p>
-      <w:pPr>
-        <w:pStyle w:val="Heading2"/>
-      </w:pPr>
-      <w:r>
-        <w:rPr>
-          <w:color w:val="4472C4"/>
-          <w:sz w:val="24"/>
-        </w:rPr>
-        <w:t>6.3  Beneficiary Journey</w:t>
-      </w:r>
-    </w:p>
-    <w:p>
-      <w:pPr>
-        <w:spacing w:after="120"/>
-      </w:pPr>
-      <w:r>
-        <w:rPr>
-          <w:rFonts w:ascii="Calibri" w:hAnsi="Calibri"/>
-          <w:sz w:val="22"/>
-        </w:rPr>
-        <w:t>The ASSET beneficiary journey follows a structured pathway: Awareness &amp; Outreach → Counseling &amp; Selection → Pre-Training Support → Training Delivery → Assessment &amp; Certification → Job Placement / Self-Employment Support → Follow-up &amp; Alumni Support.</w:t>
-      </w:r>
-    </w:p>
-    <w:p>
-      <w:r>
-        <w:br w:type="page"/>
-      </w:r>
-    </w:p>
-    <w:p>
-      <w:pPr>
-        <w:pStyle w:val="Heading1"/>
-        <w:jc w:val="left"/>
-      </w:pPr>
-      <w:r>
-        <w:rPr>
-          <w:color w:val="1F497D"/>
-          <w:sz w:val="28"/>
-        </w:rPr>
-        <w:t>CHAPTER 7: Sectoral Focus Areas</w:t>
-      </w:r>
-    </w:p>
-    <w:p/>
-    <w:p>
-      <w:pPr>
-        <w:pStyle w:val="Heading2"/>
-      </w:pPr>
-      <w:r>
-        <w:rPr>
-          <w:color w:val="4472C4"/>
-          <w:sz w:val="24"/>
-        </w:rPr>
-        <w:t>7.1  Priority Sector Selection Methodology</w:t>
-      </w:r>
-    </w:p>
-    <w:p>
-      <w:pPr>
-        <w:spacing w:after="120"/>
-      </w:pPr>
-      <w:r>
-        <w:rPr>
-          <w:rFonts w:ascii="Calibri" w:hAnsi="Calibri"/>
-          <w:sz w:val="22"/>
-        </w:rPr>
-        <w:t>Priority sectors are identified based on current economic significance, growth trajectory, skills intensity, inclusivity potential, and export orientation.</w:t>
-      </w:r>
-    </w:p>
-    <w:p>
-      <w:pPr>
-        <w:pStyle w:val="Heading2"/>
-      </w:pPr>
-      <w:r>
-        <w:rPr>
-          <w:color w:val="4472C4"/>
-          <w:sz w:val="24"/>
-        </w:rPr>
-        <w:t>7.2  Manufacturing Sector</w:t>
-      </w:r>
-    </w:p>
-    <w:p>
-      <w:pPr>
-        <w:spacing w:after="120"/>
-      </w:pPr>
-      <w:r>
-        <w:rPr>
-          <w:rFonts w:ascii="Calibri" w:hAnsi="Calibri"/>
-          <w:sz w:val="22"/>
-        </w:rPr>
-        <w:t>Despite automation pressures, textile and apparel remain dominant. ASSET focuses on upgrading workers to higher-value production, compliance skills, supervisory and managerial training, and technical skills for advanced machinery. The light engineering sector and pharmaceuticals are also priority sub-sectors.</w:t>
-      </w:r>
-    </w:p>
-    <w:p>
-      <w:pPr>
-        <w:pStyle w:val="Heading2"/>
-      </w:pPr>
-      <w:r>
-        <w:rPr>
-          <w:color w:val="4472C4"/>
-          <w:sz w:val="24"/>
-        </w:rPr>
-        <w:t>7.3  Construction and Infrastructure</w:t>
-      </w:r>
-    </w:p>
-    <w:p>
-      <w:pPr>
-        <w:spacing w:after="120"/>
-      </w:pPr>
-      <w:r>
-        <w:rPr>
-          <w:rFonts w:ascii="Calibri" w:hAnsi="Calibri"/>
-          <w:sz w:val="22"/>
-        </w:rPr>
-        <w:t>Construction is a labor-intensive sector with massive skills needs: masonry, carpentry, plumbing, electrical work, civil engineering technician roles, project management, green building and energy efficiency construction.</w:t>
-      </w:r>
-    </w:p>
-    <w:p>
-      <w:pPr>
-        <w:pStyle w:val="Heading2"/>
-      </w:pPr>
-      <w:r>
-        <w:rPr>
-          <w:color w:val="4472C4"/>
-          <w:sz w:val="24"/>
-        </w:rPr>
-        <w:t>7.4  Information and Communication Technology (ICT)</w:t>
-      </w:r>
-    </w:p>
-    <w:p>
-      <w:pPr>
-        <w:spacing w:after="120"/>
-      </w:pPr>
-      <w:r>
-        <w:rPr>
-          <w:rFonts w:ascii="Calibri" w:hAnsi="Calibri"/>
-          <w:sz w:val="22"/>
-        </w:rPr>
-        <w:t>The digital economy offers transformative opportunities across three tiers: Foundational ICT (digital literacy, internet skills), Intermediate ICT (web development, mobile apps, data entry), and Advanced ICT (software engineering, cybersecurity, cloud computing, AI/ML). Digital services including freelancing and e-commerce are also priority areas.</w:t>
-      </w:r>
-    </w:p>
-    <w:p>
-      <w:pPr>
-        <w:pStyle w:val="Heading2"/>
-      </w:pPr>
-      <w:r>
-        <w:rPr>
-          <w:color w:val="4472C4"/>
-          <w:sz w:val="24"/>
-        </w:rPr>
-        <w:t>7.5  Agriculture and Agribusiness</w:t>
-      </w:r>
-    </w:p>
-    <w:p>
-      <w:pPr>
-        <w:spacing w:after="120"/>
-      </w:pPr>
-      <w:r>
-        <w:rPr>
-          <w:rFonts w:ascii="Calibri" w:hAnsi="Calibri"/>
-          <w:sz w:val="22"/>
-        </w:rPr>
-        <w:t>Agriculture skills include modern farming techniques (precision agriculture, hydroponics), post-harvest management, agribusiness and farm enterprise management, and agricultural finance and insurance.</w:t>
-      </w:r>
-    </w:p>
-    <w:p>
-      <w:pPr>
-        <w:pStyle w:val="Heading2"/>
-      </w:pPr>
-      <w:r>
-        <w:rPr>
-          <w:color w:val="4472C4"/>
-          <w:sz w:val="24"/>
-        </w:rPr>
-        <w:t>7.6  Healthcare and Social Services</w:t>
-      </w:r>
-    </w:p>
-    <w:p>
-      <w:pPr>
-        <w:spacing w:after="120"/>
-      </w:pPr>
-      <w:r>
-        <w:rPr>
-          <w:rFonts w:ascii="Calibri" w:hAnsi="Calibri"/>
-          <w:sz w:val="22"/>
-        </w:rPr>
-        <w:t>Rapidly growing sector with acute skill shortages: community health workers, medical technologists, nursing and paramedical skills, elderly care services, and mental health first aid.</w:t>
-      </w:r>
-    </w:p>
-    <w:p>
-      <w:pPr>
-        <w:pStyle w:val="Heading2"/>
-      </w:pPr>
-      <w:r>
-        <w:rPr>
-          <w:color w:val="4472C4"/>
-          <w:sz w:val="24"/>
-        </w:rPr>
-        <w:t>7.7  Tourism, Hospitality, Renewable Energy, and Financial Services</w:t>
-      </w:r>
-    </w:p>
-    <w:p>
-      <w:pPr>
-        <w:spacing w:after="120"/>
-      </w:pPr>
-      <w:r>
-        <w:rPr>
-          <w:rFonts w:ascii="Calibri" w:hAnsi="Calibri"/>
-          <w:sz w:val="22"/>
-        </w:rPr>
-        <w:t>Tourism and hospitality include hotel management, culinary arts, and events management. Renewable energy creates jobs for solar panel installation technicians, wind turbine technicians, and energy efficiency auditors. Financial services require MFS operations, microfinance, and SME accounting skills.</w:t>
-      </w:r>
-    </w:p>
-    <w:p>
-      <w:r>
-        <w:br w:type="page"/>
-      </w:r>
-    </w:p>
-    <w:p>
-      <w:pPr>
-        <w:pStyle w:val="Heading1"/>
-        <w:jc w:val="left"/>
-      </w:pPr>
-      <w:r>
-        <w:rPr>
-          <w:color w:val="1F497D"/>
-          <w:sz w:val="28"/>
-        </w:rPr>
-        <w:t>CHAPTER 8: Implementation Strategy</w:t>
-      </w:r>
-    </w:p>
-    <w:p/>
-    <w:p>
-      <w:pPr>
-        <w:pStyle w:val="Heading2"/>
-      </w:pPr>
-      <w:r>
-        <w:rPr>
-          <w:color w:val="4472C4"/>
-          <w:sz w:val="24"/>
-        </w:rPr>
-        <w:t>8.1  Phased Implementation Approach</w:t>
-      </w:r>
-    </w:p>
-    <w:p>
-      <w:pPr>
-        <w:spacing w:after="120"/>
-      </w:pPr>
-      <w:r>
-        <w:rPr>
-          <w:rFonts w:ascii="Calibri" w:hAnsi="Calibri"/>
-          <w:sz w:val="22"/>
-        </w:rPr>
-        <w:t>ASSET is implemented in three phases over a 7–10 year period:</w:t>
-      </w:r>
-    </w:p>
-    <w:p>
-      <w:pPr>
-        <w:pStyle w:val="ListBullet"/>
-      </w:pPr>
-      <w:r>
-        <w:rPr>
-          <w:rFonts w:ascii="Calibri" w:hAnsi="Calibri"/>
-          <w:sz w:val="22"/>
-        </w:rPr>
-        <w:t>Phase 1 – Foundation (Years 1–3): Baseline studies, institutional capacity building, curriculum development, pilot programs, LMIS development, partnership establishment.</w:t>
-      </w:r>
-    </w:p>
-    <w:p>
-      <w:pPr>
-        <w:pStyle w:val="ListBullet"/>
-      </w:pPr>
-      <w:r>
-        <w:rPr>
-          <w:rFonts w:ascii="Calibri" w:hAnsi="Calibri"/>
-          <w:sz w:val="22"/>
-        </w:rPr>
-        <w:t>Phase 2 – Scale-up (Years 4–7): Full program rollout, geographic expansion, digital delivery platform launch, RPL system rollout.</w:t>
-      </w:r>
-    </w:p>
-    <w:p>
-      <w:pPr>
-        <w:pStyle w:val="ListBullet"/>
-      </w:pPr>
-      <w:r>
-        <w:rPr>
-          <w:rFonts w:ascii="Calibri" w:hAnsi="Calibri"/>
-          <w:sz w:val="22"/>
-        </w:rPr>
-        <w:t>Phase 3 – Sustainability and Consolidation (Years 7–10): Transition to government-led and industry-financed system, policy reforms institutionalized, knowledge sharing.</w:t>
-      </w:r>
-    </w:p>
-    <w:p>
-      <w:pPr>
-        <w:pStyle w:val="Heading2"/>
-      </w:pPr>
-      <w:r>
-        <w:rPr>
-          <w:color w:val="4472C4"/>
-          <w:sz w:val="24"/>
-        </w:rPr>
-        <w:t>8.2  Training Delivery Modalities</w:t>
-      </w:r>
-    </w:p>
-    <w:tbl>
-      <w:tblPr>
-        <w:tblStyle w:val="LightList-Accent1"/>
-        <w:tblW w:type="auto" w:w="0"/>
-        <w:tblLook w:firstColumn="1" w:firstRow="1" w:lastColumn="0" w:lastRow="0" w:noHBand="0" w:noVBand="1" w:val="04A0"/>
-      </w:tblPr>
-      <w:tblGrid>
-        <w:gridCol w:w="2929"/>
-        <w:gridCol w:w="2929"/>
-        <w:gridCol w:w="2929"/>
-      </w:tblGrid>
-      <w:tr>
-        <w:tc>
-          <w:tcPr>
-            <w:tcW w:type="dxa" w:w="2929"/>
-          </w:tcPr>
-          <w:p>
-            <w:r>
-              <w:rPr>
-                <w:b/>
-                <w:sz w:val="20"/>
-              </w:rPr>
-              <w:t>Modality</w:t>
-            </w:r>
-          </w:p>
-        </w:tc>
-        <w:tc>
-          <w:tcPr>
-            <w:tcW w:type="dxa" w:w="2929"/>
-          </w:tcPr>
-          <w:p>
-            <w:r>
-              <w:rPr>
-                <w:b/>
-                <w:sz w:val="20"/>
-              </w:rPr>
-              <w:t>Description</w:t>
-            </w:r>
-          </w:p>
-        </w:tc>
-        <w:tc>
-          <w:tcPr>
-            <w:tcW w:type="dxa" w:w="2929"/>
-          </w:tcPr>
-          <w:p>
-            <w:r>
-              <w:rPr>
-                <w:b/>
-                <w:sz w:val="20"/>
-              </w:rPr>
-              <w:t>Target Group</w:t>
-            </w:r>
-          </w:p>
-        </w:tc>
-      </w:tr>
-      <w:tr>
-        <w:tc>
-          <w:tcPr>
-            <w:tcW w:type="dxa" w:w="2929"/>
-          </w:tcPr>
-          <w:p>
-            <w:r>
-              <w:rPr>
-                <w:sz w:val="20"/>
-              </w:rPr>
-              <w:t>Classroom-based</w:t>
-            </w:r>
-          </w:p>
-        </w:tc>
-        <w:tc>
-          <w:tcPr>
-            <w:tcW w:type="dxa" w:w="2929"/>
-          </w:tcPr>
-          <w:p>
-            <w:r>
-              <w:rPr>
-                <w:sz w:val="20"/>
-              </w:rPr>
-              <w:t>Traditional face-to-face in training centers</w:t>
-            </w:r>
-          </w:p>
-        </w:tc>
-        <w:tc>
-          <w:tcPr>
-            <w:tcW w:type="dxa" w:w="2929"/>
-          </w:tcPr>
-          <w:p>
-            <w:r>
-              <w:rPr>
-                <w:sz w:val="20"/>
-              </w:rPr>
-              <w:t>Youth, formal learners</w:t>
-            </w:r>
-          </w:p>
-        </w:tc>
-      </w:tr>
-      <w:tr>
-        <w:tc>
-          <w:tcPr>
-            <w:tcW w:type="dxa" w:w="2929"/>
-          </w:tcPr>
-          <w:p>
-            <w:r>
-              <w:rPr>
-                <w:sz w:val="20"/>
-              </w:rPr>
-              <w:t>Workplace-based</w:t>
-            </w:r>
-          </w:p>
-        </w:tc>
-        <w:tc>
-          <w:tcPr>
-            <w:tcW w:type="dxa" w:w="2929"/>
-          </w:tcPr>
-          <w:p>
-            <w:r>
-              <w:rPr>
-                <w:sz w:val="20"/>
-              </w:rPr>
-              <w:t>Apprenticeship, on-the-job training</w:t>
-            </w:r>
-          </w:p>
-        </w:tc>
-        <w:tc>
-          <w:tcPr>
-            <w:tcW w:type="dxa" w:w="2929"/>
-          </w:tcPr>
-          <w:p>
-            <w:r>
-              <w:rPr>
-                <w:sz w:val="20"/>
-              </w:rPr>
-              <w:t>Workers, youth</w:t>
-            </w:r>
-          </w:p>
-        </w:tc>
-      </w:tr>
-      <w:tr>
-        <w:tc>
-          <w:tcPr>
-            <w:tcW w:type="dxa" w:w="2929"/>
-          </w:tcPr>
-          <w:p>
-            <w:r>
-              <w:rPr>
-                <w:sz w:val="20"/>
-              </w:rPr>
-              <w:t>Mobile training</w:t>
-            </w:r>
-          </w:p>
-        </w:tc>
-        <w:tc>
-          <w:tcPr>
-            <w:tcW w:type="dxa" w:w="2929"/>
-          </w:tcPr>
-          <w:p>
-            <w:r>
-              <w:rPr>
-                <w:sz w:val="20"/>
-              </w:rPr>
-              <w:t>Training centers in vehicles reaching rural areas</w:t>
-            </w:r>
-          </w:p>
-        </w:tc>
-        <w:tc>
-          <w:tcPr>
-            <w:tcW w:type="dxa" w:w="2929"/>
-          </w:tcPr>
-          <w:p>
-            <w:r>
-              <w:rPr>
-                <w:sz w:val="20"/>
-              </w:rPr>
-              <w:t>Rural, remote populations</w:t>
-            </w:r>
-          </w:p>
-        </w:tc>
-      </w:tr>
-      <w:tr>
-        <w:tc>
-          <w:tcPr>
-            <w:tcW w:type="dxa" w:w="2929"/>
-          </w:tcPr>
-          <w:p>
-            <w:r>
-              <w:rPr>
-                <w:sz w:val="20"/>
-              </w:rPr>
-              <w:t>Digital/online</w:t>
-            </w:r>
-          </w:p>
-        </w:tc>
-        <w:tc>
-          <w:tcPr>
-            <w:tcW w:type="dxa" w:w="2929"/>
-          </w:tcPr>
-          <w:p>
-            <w:r>
-              <w:rPr>
-                <w:sz w:val="20"/>
-              </w:rPr>
-              <w:t>E-learning platforms, virtual classrooms</w:t>
-            </w:r>
-          </w:p>
-        </w:tc>
-        <w:tc>
-          <w:tcPr>
-            <w:tcW w:type="dxa" w:w="2929"/>
-          </w:tcPr>
-          <w:p>
-            <w:r>
-              <w:rPr>
-                <w:sz w:val="20"/>
-              </w:rPr>
-              <w:t>ICT-literate learners</w:t>
-            </w:r>
-          </w:p>
-        </w:tc>
-      </w:tr>
-      <w:tr>
-        <w:tc>
-          <w:tcPr>
-            <w:tcW w:type="dxa" w:w="2929"/>
-          </w:tcPr>
-          <w:p>
-            <w:r>
-              <w:rPr>
-                <w:sz w:val="20"/>
-              </w:rPr>
-              <w:t>Blended learning</w:t>
-            </w:r>
-          </w:p>
-        </w:tc>
-        <w:tc>
-          <w:tcPr>
-            <w:tcW w:type="dxa" w:w="2929"/>
-          </w:tcPr>
-          <w:p>
-            <w:r>
-              <w:rPr>
-                <w:sz w:val="20"/>
-              </w:rPr>
-              <w:t>Combination of face-to-face and online</w:t>
-            </w:r>
-          </w:p>
-        </w:tc>
-        <w:tc>
-          <w:tcPr>
-            <w:tcW w:type="dxa" w:w="2929"/>
-          </w:tcPr>
-          <w:p>
-            <w:r>
-              <w:rPr>
-                <w:sz w:val="20"/>
-              </w:rPr>
-              <w:t>Working adults</w:t>
-            </w:r>
-          </w:p>
-        </w:tc>
-      </w:tr>
-      <w:tr>
-        <w:tc>
-          <w:tcPr>
-            <w:tcW w:type="dxa" w:w="2929"/>
-          </w:tcPr>
-          <w:p>
-            <w:r>
-              <w:rPr>
-                <w:sz w:val="20"/>
-              </w:rPr>
-              <w:t>Employer-based</w:t>
-            </w:r>
-          </w:p>
-        </w:tc>
-        <w:tc>
-          <w:tcPr>
-            <w:tcW w:type="dxa" w:w="2929"/>
-          </w:tcPr>
-          <w:p>
-            <w:r>
-              <w:rPr>
-                <w:sz w:val="20"/>
-              </w:rPr>
-              <w:t>Training in company facilities</w:t>
-            </w:r>
-          </w:p>
-        </w:tc>
-        <w:tc>
-          <w:tcPr>
-            <w:tcW w:type="dxa" w:w="2929"/>
-          </w:tcPr>
-          <w:p>
-            <w:r>
-              <w:rPr>
-                <w:sz w:val="20"/>
-              </w:rPr>
-              <w:t>Employed workers</w:t>
-            </w:r>
-          </w:p>
-        </w:tc>
-      </w:tr>
-    </w:tbl>
-    <w:p/>
-    <w:p>
-      <w:pPr>
-        <w:pStyle w:val="Heading2"/>
-      </w:pPr>
-      <w:r>
-        <w:rPr>
-          <w:color w:val="4472C4"/>
-          <w:sz w:val="24"/>
-        </w:rPr>
-        <w:t>8.3  Quality Assurance Mechanisms</w:t>
-      </w:r>
-    </w:p>
-    <w:p>
-      <w:pPr>
-        <w:spacing w:after="120"/>
-      </w:pPr>
-      <w:r>
-        <w:rPr>
-          <w:rFonts w:ascii="Calibri" w:hAnsi="Calibri"/>
-          <w:sz w:val="22"/>
-        </w:rPr>
-        <w:t>Quality is ensured through: pre-training accreditation and curriculum approval; during-training internal quality checks and learner feedback; post-training external assessment and tracer studies; and systemic performance-based funding, public disclosure, and benchmarking.</w:t>
-      </w:r>
-    </w:p>
-    <w:p>
-      <w:pPr>
-        <w:pStyle w:val="Heading2"/>
-      </w:pPr>
-      <w:r>
-        <w:rPr>
-          <w:color w:val="4472C4"/>
-          <w:sz w:val="24"/>
-        </w:rPr>
-        <w:t>8.4  Rapid Response Training</w:t>
-      </w:r>
-    </w:p>
-    <w:p>
-      <w:pPr>
-        <w:spacing w:after="120"/>
-      </w:pPr>
-      <w:r>
-        <w:rPr>
-          <w:rFonts w:ascii="Calibri" w:hAnsi="Calibri"/>
-          <w:sz w:val="22"/>
-        </w:rPr>
-        <w:t>A Rapid Response Training Fund can deploy training programs within 90 days of identified need, partner with new employers entering the market, and provide temporary training in employer facilities.</w:t>
-      </w:r>
-    </w:p>
-    <w:p>
-      <w:r>
-        <w:br w:type="page"/>
-      </w:r>
-    </w:p>
-    <w:p>
-      <w:pPr>
-        <w:pStyle w:val="Heading1"/>
-        <w:jc w:val="left"/>
-      </w:pPr>
-      <w:r>
-        <w:rPr>
-          <w:color w:val="1F497D"/>
-          <w:sz w:val="28"/>
-        </w:rPr>
-        <w:t>CHAPTER 9: Institutional Framework and Governance</w:t>
-      </w:r>
-    </w:p>
-    <w:p/>
-    <w:p>
-      <w:pPr>
-        <w:pStyle w:val="Heading2"/>
-      </w:pPr>
-      <w:r>
-        <w:rPr>
-          <w:color w:val="4472C4"/>
-          <w:sz w:val="24"/>
-        </w:rPr>
-        <w:t>9.1  Governance Architecture</w:t>
-      </w:r>
-    </w:p>
-    <w:p>
-      <w:pPr>
-        <w:spacing w:after="120"/>
-      </w:pPr>
-      <w:r>
-        <w:rPr>
-          <w:rFonts w:ascii="Calibri" w:hAnsi="Calibri"/>
-          <w:sz w:val="22"/>
-        </w:rPr>
-        <w:t>Effective skills development requires clear governance arrangements at national, sector, institution, and regional/local levels. The National Skills Development Council (NSDC) provides strategic direction, the National Skills Development Authority (NSDA) serves as technical secretariat, and Sector Skills Councils (SSCs) are industry-led bodies defining occupational standards.</w:t>
-      </w:r>
-    </w:p>
-    <w:p>
-      <w:pPr>
-        <w:pStyle w:val="Heading2"/>
-      </w:pPr>
-      <w:r>
-        <w:rPr>
-          <w:color w:val="4472C4"/>
-          <w:sz w:val="24"/>
-        </w:rPr>
-        <w:t>9.2  Role of Sector Skills Councils</w:t>
-      </w:r>
-    </w:p>
-    <w:p>
-      <w:pPr>
-        <w:spacing w:after="120"/>
-      </w:pPr>
-      <w:r>
-        <w:rPr>
-          <w:rFonts w:ascii="Calibri" w:hAnsi="Calibri"/>
-          <w:sz w:val="22"/>
-        </w:rPr>
-        <w:t>SSCs define Occupational Standards, approve Training Curricula, provide Industry Trainers, facilitate Workplace Attachments, advise on Emerging Skills, and participate in Assessment and Certification. SSC sustainability is achieved through government grants, membership fees, training levy contributions, and fee-for-service activities.</w:t>
-      </w:r>
-    </w:p>
-    <w:p>
-      <w:pPr>
-        <w:pStyle w:val="Heading2"/>
-      </w:pPr>
-      <w:r>
-        <w:rPr>
-          <w:color w:val="4472C4"/>
-          <w:sz w:val="24"/>
-        </w:rPr>
-        <w:t>9.3  Regulatory Framework</w:t>
-      </w:r>
-    </w:p>
-    <w:p>
-      <w:pPr>
-        <w:spacing w:after="120"/>
-      </w:pPr>
-      <w:r>
-        <w:rPr>
-          <w:rFonts w:ascii="Calibri" w:hAnsi="Calibri"/>
-          <w:sz w:val="22"/>
-        </w:rPr>
-        <w:t>The National Qualifications Framework (NQF) provides a hierarchical structure for qualifications from Level 1 (basic) to Level 8 (doctoral level). Accreditation assesses training providers based on physical infrastructure, trainer qualifications, curriculum quality, management systems, and track record of outcomes.</w:t>
-      </w:r>
-    </w:p>
-    <w:p>
-      <w:r>
-        <w:br w:type="page"/>
-      </w:r>
-    </w:p>
-    <w:p>
-      <w:pPr>
-        <w:pStyle w:val="Heading1"/>
-        <w:jc w:val="left"/>
-      </w:pPr>
-      <w:r>
-        <w:rPr>
-          <w:color w:val="1F497D"/>
-          <w:sz w:val="28"/>
-        </w:rPr>
-        <w:t>CHAPTER 10: Public-Private Partnership Model</w:t>
-      </w:r>
-    </w:p>
-    <w:p/>
-    <w:p>
-      <w:pPr>
-        <w:pStyle w:val="Heading2"/>
-      </w:pPr>
-      <w:r>
-        <w:rPr>
-          <w:color w:val="4472C4"/>
-          <w:sz w:val="24"/>
-        </w:rPr>
-        <w:t>10.1  Why PPPs in Skills Development?</w:t>
-      </w:r>
-    </w:p>
-    <w:p>
-      <w:pPr>
-        <w:spacing w:after="120"/>
-      </w:pPr>
-      <w:r>
-        <w:rPr>
-          <w:rFonts w:ascii="Calibri" w:hAnsi="Calibri"/>
-          <w:sz w:val="22"/>
-        </w:rPr>
-        <w:t>Public-Private Partnerships in skills development offer significant advantages: industry brings real-world knowledge of skill requirements; private sector resources augment public financing; employer partnerships improve employment outcomes; industry credibility enhances certificate value; and shared infrastructure reduces per-trainee costs.</w:t>
-      </w:r>
-    </w:p>
-    <w:p>
-      <w:pPr>
-        <w:pStyle w:val="Heading2"/>
-      </w:pPr>
-      <w:r>
-        <w:rPr>
-          <w:color w:val="4472C4"/>
-          <w:sz w:val="24"/>
-        </w:rPr>
-        <w:t>10.2  PPP Models in ASSET</w:t>
-      </w:r>
-    </w:p>
-    <w:p>
-      <w:pPr>
-        <w:pStyle w:val="ListBullet"/>
-      </w:pPr>
-      <w:r>
-        <w:rPr>
-          <w:rFonts w:ascii="Calibri" w:hAnsi="Calibri"/>
-          <w:sz w:val="22"/>
-        </w:rPr>
-        <w:t>Model 1 – Industry-Led Training Centers: Companies or industry associations establish and operate training centers, with government providing curriculum accreditation and regulatory recognition.</w:t>
-      </w:r>
-    </w:p>
-    <w:p>
-      <w:pPr>
-        <w:pStyle w:val="ListBullet"/>
-      </w:pPr>
-      <w:r>
-        <w:rPr>
-          <w:rFonts w:ascii="Calibri" w:hAnsi="Calibri"/>
-          <w:sz w:val="22"/>
-        </w:rPr>
-        <w:t>Model 2 – Dual Training System: Based on the German 'Ausbildung' model — trainees spend 3–4 days per week in companies and 1–2 days in training centers.</w:t>
-      </w:r>
-    </w:p>
-    <w:p>
-      <w:pPr>
-        <w:pStyle w:val="ListBullet"/>
-      </w:pPr>
-      <w:r>
-        <w:rPr>
-          <w:rFonts w:ascii="Calibri" w:hAnsi="Calibri"/>
-          <w:sz w:val="22"/>
-        </w:rPr>
-        <w:t>Model 3 – Contract Training: Government contracts private training providers with output-based payment upon completion, certification, and employment.</w:t>
-      </w:r>
-    </w:p>
-    <w:p>
-      <w:pPr>
-        <w:pStyle w:val="ListBullet"/>
-      </w:pPr>
-      <w:r>
-        <w:rPr>
-          <w:rFonts w:ascii="Calibri" w:hAnsi="Calibri"/>
-          <w:sz w:val="22"/>
-        </w:rPr>
-        <w:t>Model 4 – Industry Investment Matching: Government matches 30–50% of employer investments in training, particularly targeting SMEs.</w:t>
-      </w:r>
-    </w:p>
-    <w:p>
-      <w:pPr>
-        <w:pStyle w:val="ListBullet"/>
-      </w:pPr>
-      <w:r>
-        <w:rPr>
-          <w:rFonts w:ascii="Calibri" w:hAnsi="Calibri"/>
-          <w:sz w:val="22"/>
-        </w:rPr>
-        <w:t>Model 5 – Training Consortia: Groups of companies in the same sector pool resources for a shared training center.</w:t>
-      </w:r>
-    </w:p>
-    <w:p>
-      <w:pPr>
-        <w:pStyle w:val="Heading2"/>
-      </w:pPr>
-      <w:r>
-        <w:rPr>
-          <w:color w:val="4472C4"/>
-          <w:sz w:val="24"/>
-        </w:rPr>
-        <w:t>10.3  Incentive Structures for Private Sector Engagement</w:t>
-      </w:r>
-    </w:p>
-    <w:p>
-      <w:pPr>
-        <w:spacing w:after="120"/>
-      </w:pPr>
-      <w:r>
-        <w:rPr>
-          <w:rFonts w:ascii="Calibri" w:hAnsi="Calibri"/>
-          <w:sz w:val="22"/>
-        </w:rPr>
-        <w:t>Incentives include tax deductibility of training expenditure at 150–200% enhanced allowance, direct skills grants of $500–1,000 per trainee, regulatory fast-track certification for company-trained workers, award schemes recognizing top training employers, and free access to labor market intelligence.</w:t>
-      </w:r>
-    </w:p>
-    <w:p>
-      <w:r>
-        <w:br w:type="page"/>
-      </w:r>
-    </w:p>
-    <w:p>
-      <w:pPr>
-        <w:pStyle w:val="Heading1"/>
-        <w:jc w:val="left"/>
-      </w:pPr>
-      <w:r>
-        <w:rPr>
-          <w:color w:val="1F497D"/>
-          <w:sz w:val="28"/>
-        </w:rPr>
-        <w:t>CHAPTER 11: Financing Mechanisms</w:t>
-      </w:r>
-    </w:p>
-    <w:p/>
-    <w:p>
-      <w:pPr>
-        <w:pStyle w:val="Heading2"/>
-      </w:pPr>
-      <w:r>
-        <w:rPr>
-          <w:color w:val="4472C4"/>
-          <w:sz w:val="24"/>
-        </w:rPr>
-        <w:t>11.1  The Skills Finance Gap</w:t>
-      </w:r>
-    </w:p>
-    <w:p>
-      <w:pPr>
-        <w:spacing w:after="120"/>
-      </w:pPr>
-      <w:r>
-        <w:rPr>
-          <w:rFonts w:ascii="Calibri" w:hAnsi="Calibri"/>
-          <w:sz w:val="22"/>
-        </w:rPr>
-        <w:t>The global skills finance gap — the difference between what is needed and what is currently invested — is estimated at $2.4 trillion annually for developing countries. Bridging this gap requires creative financing approaches that go beyond traditional government budgets.</w:t>
-      </w:r>
-    </w:p>
-    <w:p>
-      <w:pPr>
-        <w:pStyle w:val="Heading2"/>
-      </w:pPr>
-      <w:r>
-        <w:rPr>
-          <w:color w:val="4472C4"/>
-          <w:sz w:val="24"/>
-        </w:rPr>
-        <w:t>11.2  Training Levy Systems</w:t>
-      </w:r>
-    </w:p>
-    <w:tbl>
-      <w:tblPr>
-        <w:tblStyle w:val="LightList-Accent1"/>
-        <w:tblW w:type="auto" w:w="0"/>
-        <w:tblLook w:firstColumn="1" w:firstRow="1" w:lastColumn="0" w:lastRow="0" w:noHBand="0" w:noVBand="1" w:val="04A0"/>
-      </w:tblPr>
-      <w:tblGrid>
-        <w:gridCol w:w="2197"/>
-        <w:gridCol w:w="2197"/>
-        <w:gridCol w:w="2197"/>
-        <w:gridCol w:w="2197"/>
-      </w:tblGrid>
-      <w:tr>
-        <w:tc>
-          <w:tcPr>
-            <w:tcW w:type="dxa" w:w="2197"/>
-          </w:tcPr>
-          <w:p>
-            <w:r>
-              <w:rPr>
-                <w:b/>
-                <w:sz w:val="20"/>
-              </w:rPr>
-              <w:t>Country</w:t>
-            </w:r>
-          </w:p>
-        </w:tc>
-        <w:tc>
-          <w:tcPr>
-            <w:tcW w:type="dxa" w:w="2197"/>
-          </w:tcPr>
-          <w:p>
-            <w:r>
-              <w:rPr>
-                <w:b/>
-                <w:sz w:val="20"/>
-              </w:rPr>
-              <w:t>Levy Rate</w:t>
-            </w:r>
-          </w:p>
-        </w:tc>
-        <w:tc>
-          <w:tcPr>
-            <w:tcW w:type="dxa" w:w="2197"/>
-          </w:tcPr>
-          <w:p>
-            <w:r>
-              <w:rPr>
-                <w:b/>
-                <w:sz w:val="20"/>
-              </w:rPr>
-              <w:t>Collection Body</w:t>
-            </w:r>
-          </w:p>
-        </w:tc>
-        <w:tc>
-          <w:tcPr>
-            <w:tcW w:type="dxa" w:w="2197"/>
-          </w:tcPr>
-          <w:p>
-            <w:r>
-              <w:rPr>
-                <w:b/>
-                <w:sz w:val="20"/>
-              </w:rPr>
-              <w:t>Training Fund</w:t>
-            </w:r>
-          </w:p>
-        </w:tc>
-      </w:tr>
-      <w:tr>
-        <w:tc>
-          <w:tcPr>
-            <w:tcW w:type="dxa" w:w="2197"/>
-          </w:tcPr>
-          <w:p>
-            <w:r>
-              <w:rPr>
-                <w:sz w:val="20"/>
-              </w:rPr>
-              <w:t>Malaysia</w:t>
-            </w:r>
-          </w:p>
-        </w:tc>
-        <w:tc>
-          <w:tcPr>
-            <w:tcW w:type="dxa" w:w="2197"/>
-          </w:tcPr>
-          <w:p>
-            <w:r>
-              <w:rPr>
-                <w:sz w:val="20"/>
-              </w:rPr>
-              <w:t>1% of payroll</w:t>
-            </w:r>
-          </w:p>
-        </w:tc>
-        <w:tc>
-          <w:tcPr>
-            <w:tcW w:type="dxa" w:w="2197"/>
-          </w:tcPr>
-          <w:p>
-            <w:r>
-              <w:rPr>
-                <w:sz w:val="20"/>
-              </w:rPr>
-              <w:t>HRDF</w:t>
-            </w:r>
-          </w:p>
-        </w:tc>
-        <w:tc>
-          <w:tcPr>
-            <w:tcW w:type="dxa" w:w="2197"/>
-          </w:tcPr>
-          <w:p>
-            <w:r>
-              <w:rPr>
-                <w:sz w:val="20"/>
-              </w:rPr>
-              <w:t>Human Resources Development Fund</w:t>
-            </w:r>
-          </w:p>
-        </w:tc>
-      </w:tr>
-      <w:tr>
-        <w:tc>
-          <w:tcPr>
-            <w:tcW w:type="dxa" w:w="2197"/>
-          </w:tcPr>
-          <w:p>
-            <w:r>
-              <w:rPr>
-                <w:sz w:val="20"/>
-              </w:rPr>
-              <w:t>South Africa</w:t>
-            </w:r>
-          </w:p>
-        </w:tc>
-        <w:tc>
-          <w:tcPr>
-            <w:tcW w:type="dxa" w:w="2197"/>
-          </w:tcPr>
-          <w:p>
-            <w:r>
-              <w:rPr>
-                <w:sz w:val="20"/>
-              </w:rPr>
-              <w:t>1% of payroll</w:t>
-            </w:r>
-          </w:p>
-        </w:tc>
-        <w:tc>
-          <w:tcPr>
-            <w:tcW w:type="dxa" w:w="2197"/>
-          </w:tcPr>
-          <w:p>
-            <w:r>
-              <w:rPr>
-                <w:sz w:val="20"/>
-              </w:rPr>
-              <w:t>SETA</w:t>
-            </w:r>
-          </w:p>
-        </w:tc>
-        <w:tc>
-          <w:tcPr>
-            <w:tcW w:type="dxa" w:w="2197"/>
-          </w:tcPr>
-          <w:p>
-            <w:r>
-              <w:rPr>
-                <w:sz w:val="20"/>
-              </w:rPr>
-              <w:t>Sectoral Education and Training Funds</w:t>
-            </w:r>
-          </w:p>
-        </w:tc>
-      </w:tr>
-      <w:tr>
-        <w:tc>
-          <w:tcPr>
-            <w:tcW w:type="dxa" w:w="2197"/>
-          </w:tcPr>
-          <w:p>
-            <w:r>
-              <w:rPr>
-                <w:sz w:val="20"/>
-              </w:rPr>
-              <w:t>Brazil</w:t>
-            </w:r>
-          </w:p>
-        </w:tc>
-        <w:tc>
-          <w:tcPr>
-            <w:tcW w:type="dxa" w:w="2197"/>
-          </w:tcPr>
-          <w:p>
-            <w:r>
-              <w:rPr>
-                <w:sz w:val="20"/>
-              </w:rPr>
-              <w:t>1% of payroll</w:t>
-            </w:r>
-          </w:p>
-        </w:tc>
-        <w:tc>
-          <w:tcPr>
-            <w:tcW w:type="dxa" w:w="2197"/>
-          </w:tcPr>
-          <w:p>
-            <w:r>
-              <w:rPr>
-                <w:sz w:val="20"/>
-              </w:rPr>
-              <w:t>Ministry of Labor</w:t>
-            </w:r>
-          </w:p>
-        </w:tc>
-        <w:tc>
-          <w:tcPr>
-            <w:tcW w:type="dxa" w:w="2197"/>
-          </w:tcPr>
-          <w:p>
-            <w:r>
-              <w:rPr>
-                <w:sz w:val="20"/>
-              </w:rPr>
-              <w:t>SENAI/SENAC</w:t>
-            </w:r>
-          </w:p>
-        </w:tc>
-      </w:tr>
-      <w:tr>
-        <w:tc>
-          <w:tcPr>
-            <w:tcW w:type="dxa" w:w="2197"/>
-          </w:tcPr>
-          <w:p>
-            <w:r>
-              <w:rPr>
-                <w:sz w:val="20"/>
-              </w:rPr>
-              <w:t>France</w:t>
-            </w:r>
-          </w:p>
-        </w:tc>
-        <w:tc>
-          <w:tcPr>
-            <w:tcW w:type="dxa" w:w="2197"/>
-          </w:tcPr>
-          <w:p>
-            <w:r>
-              <w:rPr>
-                <w:sz w:val="20"/>
-              </w:rPr>
-              <w:t>1.68% of payroll</w:t>
-            </w:r>
-          </w:p>
-        </w:tc>
-        <w:tc>
-          <w:tcPr>
-            <w:tcW w:type="dxa" w:w="2197"/>
-          </w:tcPr>
-          <w:p>
-            <w:r>
-              <w:rPr>
-                <w:sz w:val="20"/>
-              </w:rPr>
-              <w:t>URSSAF</w:t>
-            </w:r>
-          </w:p>
-        </w:tc>
-        <w:tc>
-          <w:tcPr>
-            <w:tcW w:type="dxa" w:w="2197"/>
-          </w:tcPr>
-          <w:p>
-            <w:r>
-              <w:rPr>
-                <w:sz w:val="20"/>
-              </w:rPr>
-              <w:t>Professional Training Account</w:t>
-            </w:r>
-          </w:p>
-        </w:tc>
-      </w:tr>
-    </w:tbl>
-    <w:p/>
-    <w:p>
-      <w:pPr>
-        <w:pStyle w:val="Heading2"/>
-      </w:pPr>
-      <w:r>
-        <w:rPr>
-          <w:color w:val="4472C4"/>
-          <w:sz w:val="24"/>
-        </w:rPr>
-        <w:t>11.3  Output-Based Financing (OBF)</w:t>
-      </w:r>
-    </w:p>
-    <w:p>
-      <w:pPr>
-        <w:spacing w:after="120"/>
-      </w:pPr>
-      <w:r>
-        <w:rPr>
-          <w:rFonts w:ascii="Calibri" w:hAnsi="Calibri"/>
-          <w:sz w:val="22"/>
-        </w:rPr>
-        <w:t>Output-Based Financing ties payments to results: 50% upon trainee completion of course, 30% upon award of certificate, and 20% upon verified employment (typically 3 months after training). OBF requires strong monitoring and verification systems and independent verification of outcomes.</w:t>
-      </w:r>
-    </w:p>
-    <w:p>
-      <w:pPr>
-        <w:pStyle w:val="Heading2"/>
-      </w:pPr>
-      <w:r>
-        <w:rPr>
-          <w:color w:val="4472C4"/>
-          <w:sz w:val="24"/>
-        </w:rPr>
-        <w:t>11.4  Skills Vouchers</w:t>
-      </w:r>
-    </w:p>
-    <w:p>
-      <w:pPr>
-        <w:spacing w:after="120"/>
-      </w:pPr>
-      <w:r>
-        <w:rPr>
-          <w:rFonts w:ascii="Calibri" w:hAnsi="Calibri"/>
-          <w:sz w:val="22"/>
-        </w:rPr>
-        <w:t>Skills vouchers place purchasing power ($200–500 per individual) in the hands of learners, redeemable at any accredited training provider. This encourages competition among providers and is particularly effective for working adults seeking upgradation.</w:t>
-      </w:r>
-    </w:p>
-    <w:p>
-      <w:pPr>
-        <w:pStyle w:val="Heading2"/>
-      </w:pPr>
-      <w:r>
-        <w:rPr>
-          <w:color w:val="4472C4"/>
-          <w:sz w:val="24"/>
-        </w:rPr>
-        <w:t>11.5  Social Impact Bonds (SIBs)</w:t>
-      </w:r>
-    </w:p>
-    <w:p>
-      <w:pPr>
-        <w:spacing w:after="120"/>
-      </w:pPr>
-      <w:r>
-        <w:rPr>
-          <w:rFonts w:ascii="Calibri" w:hAnsi="Calibri"/>
-          <w:sz w:val="22"/>
-        </w:rPr>
-        <w:t>Development Impact Bonds (DIBs) represent an innovative financing model where private investors provide upfront capital, and government or donors repay investors based on achieved outcomes. The Education Outcomes Fund has deployed $200M+ in DIBs for education and skills programs across Africa.</w:t>
-      </w:r>
-    </w:p>
-    <w:p>
-      <w:r>
-        <w:br w:type="page"/>
-      </w:r>
-    </w:p>
-    <w:p>
-      <w:pPr>
-        <w:pStyle w:val="Heading1"/>
-        <w:jc w:val="left"/>
-      </w:pPr>
-      <w:r>
-        <w:rPr>
-          <w:color w:val="1F497D"/>
-          <w:sz w:val="28"/>
-        </w:rPr>
-        <w:t>CHAPTER 12: Digital Transformation in Skills Development</w:t>
-      </w:r>
-    </w:p>
-    <w:p/>
-    <w:p>
-      <w:pPr>
-        <w:pStyle w:val="Heading2"/>
-      </w:pPr>
-      <w:r>
-        <w:rPr>
-          <w:color w:val="4472C4"/>
-          <w:sz w:val="24"/>
-        </w:rPr>
-        <w:t>12.1  The Digital Skills Imperative</w:t>
-      </w:r>
-    </w:p>
-    <w:p>
-      <w:pPr>
-        <w:spacing w:after="120"/>
-      </w:pPr>
-      <w:r>
-        <w:rPr>
-          <w:rFonts w:ascii="Calibri" w:hAnsi="Calibri"/>
-          <w:sz w:val="22"/>
-        </w:rPr>
-        <w:t>ASSET places digital transformation at the center of its strategy across three dimensions: Digital for Life (basic digital literacy for all citizens), Digital for Work (productivity tools and sector-specific digital applications), and Digital for Innovation (programming, data science, AI development, digital entrepreneurship).</w:t>
-      </w:r>
-    </w:p>
-    <w:p>
-      <w:pPr>
-        <w:pStyle w:val="Heading2"/>
-      </w:pPr>
-      <w:r>
-        <w:rPr>
-          <w:color w:val="4472C4"/>
-          <w:sz w:val="24"/>
-        </w:rPr>
-        <w:t>12.2  E-Learning and Digital Delivery</w:t>
-      </w:r>
-    </w:p>
-    <w:p>
-      <w:pPr>
-        <w:spacing w:after="120"/>
-      </w:pPr>
-      <w:r>
-        <w:rPr>
-          <w:rFonts w:ascii="Calibri" w:hAnsi="Calibri"/>
-          <w:sz w:val="22"/>
-        </w:rPr>
-        <w:t>ASSET invests in a National Skills E-Learning Platform that hosts accredited short courses in multiple languages, provides offline capability for low-connectivity areas, integrates with the national qualifications framework, offers mobile-first design, includes interactive simulations and virtual labs, and issues digital credentials with blockchain-based verification.</w:t>
-      </w:r>
-    </w:p>
-    <w:p>
-      <w:pPr>
-        <w:pStyle w:val="Heading2"/>
-      </w:pPr>
-      <w:r>
-        <w:rPr>
-          <w:color w:val="4472C4"/>
-          <w:sz w:val="24"/>
-        </w:rPr>
-        <w:t>12.3  Advanced Training Technologies</w:t>
-      </w:r>
-    </w:p>
-    <w:p>
-      <w:pPr>
-        <w:spacing w:after="120"/>
-      </w:pPr>
-      <w:r>
-        <w:rPr>
-          <w:rFonts w:ascii="Calibri" w:hAnsi="Calibri"/>
-          <w:sz w:val="22"/>
-        </w:rPr>
-        <w:t>Advanced delivery technologies include Virtual Reality (VR) for immersive simulations in high-risk trades, Augmented Reality (AR) overlaying technical information on real equipment, 3D Printing for engineering and design courses, and IoT Lab Kits for hands-on ICT experimentation.</w:t>
-      </w:r>
-    </w:p>
-    <w:p>
-      <w:pPr>
-        <w:pStyle w:val="Heading2"/>
-      </w:pPr>
-      <w:r>
-        <w:rPr>
-          <w:color w:val="4472C4"/>
-          <w:sz w:val="24"/>
-        </w:rPr>
-        <w:t>12.4  Artificial Intelligence in Skills Development</w:t>
-      </w:r>
-    </w:p>
-    <w:p>
-      <w:pPr>
-        <w:spacing w:after="120"/>
-      </w:pPr>
-      <w:r>
-        <w:rPr>
-          <w:rFonts w:ascii="Calibri" w:hAnsi="Calibri"/>
-          <w:sz w:val="22"/>
-        </w:rPr>
-        <w:t>AI applications integrated into ASSET include adaptive learning (personalizing training pace and content), chatbots for 24/7 learner support, AI-powered job matching connecting graduates with employers, predictive analytics identifying at-risk learners before dropout, and automated assessment using natural language processing.</w:t>
-      </w:r>
-    </w:p>
-    <w:p>
-      <w:r>
-        <w:br w:type="page"/>
-      </w:r>
-    </w:p>
-    <w:p>
-      <w:pPr>
-        <w:pStyle w:val="Heading1"/>
-        <w:jc w:val="left"/>
-      </w:pPr>
-      <w:r>
-        <w:rPr>
-          <w:color w:val="1F497D"/>
-          <w:sz w:val="28"/>
-        </w:rPr>
-        <w:t>CHAPTER 13: Gender Inclusion and Social Equity</w:t>
-      </w:r>
-    </w:p>
-    <w:p/>
-    <w:p>
-      <w:pPr>
-        <w:pStyle w:val="Heading2"/>
-      </w:pPr>
-      <w:r>
-        <w:rPr>
-          <w:color w:val="4472C4"/>
-          <w:sz w:val="24"/>
-        </w:rPr>
-        <w:t>13.1  Gender Gaps in Skills Development</w:t>
-      </w:r>
-    </w:p>
-    <w:p>
-      <w:pPr>
-        <w:spacing w:after="120"/>
-      </w:pPr>
-      <w:r>
-        <w:rPr>
-          <w:rFonts w:ascii="Calibri" w:hAnsi="Calibri"/>
-          <w:sz w:val="22"/>
-        </w:rPr>
-        <w:t>Despite progress, significant gender gaps persist in technical and vocational training. Women represent only 28% of TVET enrollment globally, and female trainees concentrate in low-wage, traditional sectors. Women face greater barriers including family responsibilities, mobility restrictions, safety concerns, and social norms. The return on training investment is often higher for women due to their lower baseline income.</w:t>
-      </w:r>
-    </w:p>
-    <w:p>
-      <w:pPr>
-        <w:pStyle w:val="Heading2"/>
-      </w:pPr>
-      <w:r>
-        <w:rPr>
-          <w:color w:val="4472C4"/>
-          <w:sz w:val="24"/>
-        </w:rPr>
-        <w:t>13.2  ASSET Gender Strategy</w:t>
-      </w:r>
-    </w:p>
-    <w:p>
-      <w:pPr>
-        <w:spacing w:after="120"/>
-      </w:pPr>
-      <w:r>
-        <w:rPr>
-          <w:rFonts w:ascii="Calibri" w:hAnsi="Calibri"/>
-          <w:sz w:val="22"/>
-        </w:rPr>
-        <w:t>Demand-side interventions include community sensitization programs, scholarships and stipends for women trainees, transportation subsidies, childcare provision, and female role model campaigns. Supply-side interventions include mandatory female enrollment targets (minimum 40%), recruitment of female trainers (target 30%), safety protocols, and gender-responsive training schedules. Post-training support includes women-focused entrepreneur networks, mentoring, and access to women-specific financial products.</w:t>
-      </w:r>
-    </w:p>
-    <w:p>
-      <w:pPr>
-        <w:pStyle w:val="Heading2"/>
-      </w:pPr>
-      <w:r>
-        <w:rPr>
-          <w:color w:val="4472C4"/>
-          <w:sz w:val="24"/>
-        </w:rPr>
-        <w:t>13.3  Inclusion of Persons with Disabilities</w:t>
-      </w:r>
-    </w:p>
-    <w:p>
-      <w:pPr>
-        <w:spacing w:after="120"/>
-      </w:pPr>
-      <w:r>
-        <w:rPr>
-          <w:rFonts w:ascii="Calibri" w:hAnsi="Calibri"/>
-          <w:sz w:val="22"/>
-        </w:rPr>
-        <w:t>ASSET adopts a twin-track approach: Mainstreaming (ensuring all ASSET activities are physically accessible, with assistive technologies and reasonable accommodation in assessment) and Targeted Support (disability-specific training tracks, higher subsidies, and partnerships with disability organizations).</w:t>
-      </w:r>
-    </w:p>
-    <w:p>
-      <w:pPr>
-        <w:pStyle w:val="Heading2"/>
-      </w:pPr>
-      <w:r>
-        <w:rPr>
-          <w:color w:val="4472C4"/>
-          <w:sz w:val="24"/>
-        </w:rPr>
-        <w:t>13.4  Reaching Rural and Remote Populations</w:t>
-      </w:r>
-    </w:p>
-    <w:p>
-      <w:pPr>
-        <w:spacing w:after="120"/>
-      </w:pPr>
-      <w:r>
-        <w:rPr>
-          <w:rFonts w:ascii="Calibri" w:hAnsi="Calibri"/>
-          <w:sz w:val="22"/>
-        </w:rPr>
-        <w:t>Geographic equity requires Mobile Training Units (MTUs) serving remote areas, a hub-and-spoke model with regional training centers and satellite delivery points, community-based training in community spaces, offline-capable e-learning, and partnerships with NGOs leveraging existing community networks.</w:t>
-      </w:r>
-    </w:p>
-    <w:p>
-      <w:r>
-        <w:br w:type="page"/>
-      </w:r>
-    </w:p>
-    <w:p>
-      <w:pPr>
-        <w:pStyle w:val="Heading1"/>
-        <w:jc w:val="left"/>
-      </w:pPr>
-      <w:r>
-        <w:rPr>
-          <w:color w:val="1F497D"/>
-          <w:sz w:val="28"/>
-        </w:rPr>
-        <w:t>CHAPTER 14: Monitoring, Evaluation, and Learning (MEL)</w:t>
-      </w:r>
-    </w:p>
-    <w:p/>
-    <w:p>
-      <w:pPr>
-        <w:pStyle w:val="Heading2"/>
-      </w:pPr>
-      <w:r>
-        <w:rPr>
-          <w:color w:val="4472C4"/>
-          <w:sz w:val="24"/>
-        </w:rPr>
-        <w:t>14.1  MEL Framework</w:t>
-      </w:r>
-    </w:p>
-    <w:p>
-      <w:pPr>
-        <w:spacing w:after="120"/>
-      </w:pPr>
-      <w:r>
-        <w:rPr>
-          <w:rFonts w:ascii="Calibri" w:hAnsi="Calibri"/>
-          <w:sz w:val="22"/>
-        </w:rPr>
-        <w:t>ASSET adopts a robust Monitoring, Evaluation, and Learning (MEL) framework aligned with the DCED Standard for Results Measurement, with a clear Theory of Change linking inputs → activities → outputs → outcomes → impact.</w:t>
-      </w:r>
-    </w:p>
-    <w:p>
-      <w:pPr>
-        <w:pStyle w:val="Heading2"/>
-      </w:pPr>
-      <w:r>
-        <w:rPr>
-          <w:color w:val="4472C4"/>
-          <w:sz w:val="24"/>
-        </w:rPr>
-        <w:t>14.2  Key Performance Indicators (KPIs)</w:t>
-      </w:r>
-    </w:p>
-    <w:tbl>
-      <w:tblPr>
-        <w:tblStyle w:val="LightList-Accent1"/>
-        <w:tblW w:type="auto" w:w="0"/>
-        <w:tblLook w:firstColumn="1" w:firstRow="1" w:lastColumn="0" w:lastRow="0" w:noHBand="0" w:noVBand="1" w:val="04A0"/>
-      </w:tblPr>
-      <w:tblGrid>
-        <w:gridCol w:w="4394"/>
-        <w:gridCol w:w="4394"/>
-      </w:tblGrid>
-      <w:tr>
-        <w:tc>
-          <w:tcPr>
-            <w:tcW w:type="dxa" w:w="4394"/>
-          </w:tcPr>
-          <w:p>
-            <w:r>
-              <w:rPr>
-                <w:b/>
-                <w:sz w:val="20"/>
-              </w:rPr>
-              <w:t>Level</w:t>
-            </w:r>
-          </w:p>
-        </w:tc>
-        <w:tc>
-          <w:tcPr>
-            <w:tcW w:type="dxa" w:w="4394"/>
-          </w:tcPr>
-          <w:p>
-            <w:r>
-              <w:rPr>
-                <w:b/>
-                <w:sz w:val="20"/>
-              </w:rPr>
-              <w:t>Sample Indicators</w:t>
-            </w:r>
-          </w:p>
-        </w:tc>
-      </w:tr>
-      <w:tr>
-        <w:tc>
-          <w:tcPr>
-            <w:tcW w:type="dxa" w:w="4394"/>
-          </w:tcPr>
-          <w:p>
-            <w:r>
-              <w:rPr>
-                <w:sz w:val="20"/>
-              </w:rPr>
-              <w:t>Impact</w:t>
-            </w:r>
-          </w:p>
-        </w:tc>
-        <w:tc>
-          <w:tcPr>
-            <w:tcW w:type="dxa" w:w="4394"/>
-          </w:tcPr>
-          <w:p>
-            <w:r>
-              <w:rPr>
-                <w:sz w:val="20"/>
-              </w:rPr>
-              <w:t>Income of trainees, GDP contribution of skills-intensive sectors</w:t>
-            </w:r>
-          </w:p>
-        </w:tc>
-      </w:tr>
-      <w:tr>
-        <w:tc>
-          <w:tcPr>
-            <w:tcW w:type="dxa" w:w="4394"/>
-          </w:tcPr>
-          <w:p>
-            <w:r>
-              <w:rPr>
-                <w:sz w:val="20"/>
-              </w:rPr>
-              <w:t>Outcome</w:t>
-            </w:r>
-          </w:p>
-        </w:tc>
-        <w:tc>
-          <w:tcPr>
-            <w:tcW w:type="dxa" w:w="4394"/>
-          </w:tcPr>
-          <w:p>
-            <w:r>
-              <w:rPr>
-                <w:sz w:val="20"/>
-              </w:rPr>
-              <w:t>% of graduates employed 6 months after training, wage levels</w:t>
-            </w:r>
-          </w:p>
-        </w:tc>
-      </w:tr>
-      <w:tr>
-        <w:tc>
-          <w:tcPr>
-            <w:tcW w:type="dxa" w:w="4394"/>
-          </w:tcPr>
-          <w:p>
-            <w:r>
-              <w:rPr>
-                <w:sz w:val="20"/>
-              </w:rPr>
-              <w:t>Output</w:t>
-            </w:r>
-          </w:p>
-        </w:tc>
-        <w:tc>
-          <w:tcPr>
-            <w:tcW w:type="dxa" w:w="4394"/>
-          </w:tcPr>
-          <w:p>
-            <w:r>
-              <w:rPr>
-                <w:sz w:val="20"/>
-              </w:rPr>
-              <w:t>Number of trainees certified, number of providers upgraded</w:t>
-            </w:r>
-          </w:p>
-        </w:tc>
-      </w:tr>
-      <w:tr>
-        <w:tc>
-          <w:tcPr>
-            <w:tcW w:type="dxa" w:w="4394"/>
-          </w:tcPr>
-          <w:p>
-            <w:r>
-              <w:rPr>
-                <w:sz w:val="20"/>
-              </w:rPr>
-              <w:t>Activity</w:t>
-            </w:r>
-          </w:p>
-        </w:tc>
-        <w:tc>
-          <w:tcPr>
-            <w:tcW w:type="dxa" w:w="4394"/>
-          </w:tcPr>
-          <w:p>
-            <w:r>
-              <w:rPr>
-                <w:sz w:val="20"/>
-              </w:rPr>
-              <w:t>Curricula developed, trainers trained</w:t>
-            </w:r>
-          </w:p>
-        </w:tc>
-      </w:tr>
-      <w:tr>
-        <w:tc>
-          <w:tcPr>
-            <w:tcW w:type="dxa" w:w="4394"/>
-          </w:tcPr>
-          <w:p>
-            <w:r>
-              <w:rPr>
-                <w:sz w:val="20"/>
-              </w:rPr>
-              <w:t>Input</w:t>
-            </w:r>
-          </w:p>
-        </w:tc>
-        <w:tc>
-          <w:tcPr>
-            <w:tcW w:type="dxa" w:w="4394"/>
-          </w:tcPr>
-          <w:p>
-            <w:r>
-              <w:rPr>
-                <w:sz w:val="20"/>
-              </w:rPr>
-              <w:t>Financing mobilized, infrastructure built</w:t>
-            </w:r>
-          </w:p>
-        </w:tc>
-      </w:tr>
-    </w:tbl>
-    <w:p/>
-    <w:p>
-      <w:pPr>
-        <w:pStyle w:val="Heading2"/>
-      </w:pPr>
-      <w:r>
-        <w:rPr>
-          <w:color w:val="4472C4"/>
-          <w:sz w:val="24"/>
-        </w:rPr>
-        <w:t>14.3  Data Collection and MIS</w:t>
-      </w:r>
-    </w:p>
-    <w:p>
-      <w:pPr>
-        <w:spacing w:after="120"/>
-      </w:pPr>
-      <w:r>
-        <w:rPr>
-          <w:rFonts w:ascii="Calibri" w:hAnsi="Calibri"/>
-          <w:sz w:val="22"/>
-        </w:rPr>
-        <w:t>ASSET invests in a Management Information System (MIS) that tracks individual trainees from registration to employment, integrates with national identification systems, connects with social security/tax systems for employment verification, and provides real-time dashboards for program management.</w:t>
-      </w:r>
-    </w:p>
-    <w:p>
-      <w:pPr>
-        <w:pStyle w:val="Heading2"/>
-      </w:pPr>
-      <w:r>
-        <w:rPr>
-          <w:color w:val="4472C4"/>
-          <w:sz w:val="24"/>
-        </w:rPr>
-        <w:t>14.4  Impact Evaluation</w:t>
-      </w:r>
-    </w:p>
-    <w:p>
-      <w:pPr>
-        <w:spacing w:after="120"/>
-      </w:pPr>
-      <w:r>
-        <w:rPr>
-          <w:rFonts w:ascii="Calibri" w:hAnsi="Calibri"/>
-          <w:sz w:val="22"/>
-        </w:rPr>
-        <w:t>ASSET commissions rigorous impact evaluations using Randomized Controlled Trials (RCTs), quasi-experimental designs (difference-in-differences, regression discontinuity), and qualitative methods (in-depth case studies, focus groups, life histories).</w:t>
-      </w:r>
-    </w:p>
-    <w:p>
-      <w:pPr>
-        <w:pStyle w:val="Heading2"/>
-      </w:pPr>
-      <w:r>
-        <w:rPr>
-          <w:color w:val="4472C4"/>
-          <w:sz w:val="24"/>
-        </w:rPr>
-        <w:t>14.5  Learning and Adaptation</w:t>
-      </w:r>
-    </w:p>
-    <w:p>
-      <w:pPr>
-        <w:spacing w:after="120"/>
-      </w:pPr>
-      <w:r>
-        <w:rPr>
-          <w:rFonts w:ascii="Calibri" w:hAnsi="Calibri"/>
-          <w:sz w:val="22"/>
-        </w:rPr>
-        <w:t>ASSET is designed as an adaptive program that reviews performance data quarterly, makes programmatic adjustments based on evidence, documents and shares learning with all stakeholders, and publishes annual reports for public accountability.</w:t>
-      </w:r>
-    </w:p>
-    <w:p>
-      <w:r>
-        <w:br w:type="page"/>
-      </w:r>
-    </w:p>
-    <w:p>
-      <w:pPr>
-        <w:pStyle w:val="Heading1"/>
-        <w:jc w:val="left"/>
-      </w:pPr>
-      <w:r>
-        <w:rPr>
-          <w:color w:val="1F497D"/>
-          <w:sz w:val="28"/>
-        </w:rPr>
-        <w:t>CHAPTER 15: Country Case Studies</w:t>
-      </w:r>
-    </w:p>
-    <w:p/>
-    <w:p>
-      <w:pPr>
-        <w:pStyle w:val="Heading2"/>
-      </w:pPr>
-      <w:r>
-        <w:rPr>
-          <w:color w:val="4472C4"/>
-          <w:sz w:val="24"/>
-        </w:rPr>
-        <w:t>15.1  Singapore: SkillsFuture</w:t>
-      </w:r>
-    </w:p>
-    <w:p>
-      <w:pPr>
-        <w:spacing w:after="120"/>
-      </w:pPr>
-      <w:r>
-        <w:rPr>
-          <w:rFonts w:ascii="Calibri" w:hAnsi="Calibri"/>
-          <w:sz w:val="22"/>
-        </w:rPr>
-        <w:t>Singapore's SkillsFuture program is arguably the world's most comprehensive national skills development initiative. Every Singaporean citizen above 25 receives an annual SkillsFuture Credit of SGD 500 to spend on approved training courses. Over 400,000 individual training places are filled annually with $1.1 billion in government investment. Key lessons: individual credit systems empower learners and drive competition; strong government coordination is essential; digital platforms improve access dramatically.</w:t>
-      </w:r>
-    </w:p>
-    <w:p>
-      <w:pPr>
-        <w:pStyle w:val="Heading2"/>
-      </w:pPr>
-      <w:r>
-        <w:rPr>
-          <w:color w:val="4472C4"/>
-          <w:sz w:val="24"/>
-        </w:rPr>
-        <w:t>15.2  Germany: Dual Apprenticeship System</w:t>
-      </w:r>
-    </w:p>
-    <w:p>
-      <w:pPr>
-        <w:spacing w:after="120"/>
-      </w:pPr>
-      <w:r>
-        <w:rPr>
-          <w:rFonts w:ascii="Calibri" w:hAnsi="Calibri"/>
-          <w:sz w:val="22"/>
-        </w:rPr>
-        <w:t>Germany's Dual Apprenticeship System is the global gold standard for work-integrated learning, with 325 recognized apprenticeship occupations and 3-year programs combining company training with vocational school. Youth unemployment is 5.4% vs. EU average 15%+. Apprentices earn 20–30% more than equivalent academic graduates over a 20-year career.</w:t>
-      </w:r>
-    </w:p>
-    <w:p>
-      <w:pPr>
-        <w:pStyle w:val="Heading2"/>
-      </w:pPr>
-      <w:r>
-        <w:rPr>
-          <w:color w:val="4472C4"/>
-          <w:sz w:val="24"/>
-        </w:rPr>
-        <w:t>15.3  Malaysia: Human Resources Development Fund (HRDF)</w:t>
-      </w:r>
-    </w:p>
-    <w:p>
-      <w:pPr>
-        <w:spacing w:after="120"/>
-      </w:pPr>
-      <w:r>
-        <w:rPr>
-          <w:rFonts w:ascii="Calibri" w:hAnsi="Calibri"/>
-          <w:sz w:val="22"/>
-        </w:rPr>
-        <w:t>Malaysia's HRDF imposes a 1% levy on payroll for companies with 10+ employees, generating RM 3 billion+ annually. Over 500,000 workers are trained annually. Malaysia's skills-intensive sector employment has grown from 28% to 45% over 20 years of HRDF operation.</w:t>
-      </w:r>
-    </w:p>
-    <w:p>
-      <w:pPr>
-        <w:pStyle w:val="Heading2"/>
-      </w:pPr>
-      <w:r>
-        <w:rPr>
-          <w:color w:val="4472C4"/>
-          <w:sz w:val="24"/>
-        </w:rPr>
-        <w:t>15.4  Rwanda: Workforce Development Authority (WDA)</w:t>
-      </w:r>
-    </w:p>
-    <w:p>
-      <w:pPr>
-        <w:spacing w:after="120"/>
-      </w:pPr>
-      <w:r>
-        <w:rPr>
-          <w:rFonts w:ascii="Calibri" w:hAnsi="Calibri"/>
-          <w:sz w:val="22"/>
-        </w:rPr>
-        <w:t>Rwanda's WDA tripled TVET enrollment from 2008 to 2020 with 100+ trades adopting competency-based curricula. Rwanda's ICT sector grew 12% annually and women represent 47% of TVET enrollment. Strong political commitment at the highest level proved essential.</w:t>
-      </w:r>
-    </w:p>
-    <w:p>
-      <w:pPr>
-        <w:pStyle w:val="Heading2"/>
-      </w:pPr>
-      <w:r>
-        <w:rPr>
-          <w:color w:val="4472C4"/>
-          <w:sz w:val="24"/>
-        </w:rPr>
-        <w:t>15.5  Bangladesh: National Skills Development Authority (NSDA)</w:t>
-      </w:r>
-    </w:p>
-    <w:p>
-      <w:pPr>
-        <w:spacing w:after="120"/>
-      </w:pPr>
-      <w:r>
-        <w:rPr>
-          <w:rFonts w:ascii="Calibri" w:hAnsi="Calibri"/>
-          <w:sz w:val="22"/>
-        </w:rPr>
-        <w:t>Bangladesh's NSDA — established in 2011 — oversees over 1 million workers trained annually across government and private providers, 500+ accredited training providers, and sector skills councils for RMG, ICT, leather, tourism, and other sectors. Lessons include the need to navigate political economy carefully and that financing sustainability remains a challenge as donor projects end.</w:t>
-      </w:r>
-    </w:p>
-    <w:p>
-      <w:r>
-        <w:br w:type="page"/>
-      </w:r>
-    </w:p>
-    <w:p>
-      <w:pPr>
-        <w:pStyle w:val="Heading1"/>
-        <w:jc w:val="left"/>
-      </w:pPr>
-      <w:r>
-        <w:rPr>
-          <w:color w:val="1F497D"/>
-          <w:sz w:val="28"/>
-        </w:rPr>
-        <w:t>CHAPTER 16: Challenges and Risk Mitigation</w:t>
-      </w:r>
-    </w:p>
-    <w:p/>
-    <w:p>
-      <w:pPr>
-        <w:pStyle w:val="Heading2"/>
-      </w:pPr>
-      <w:r>
-        <w:rPr>
-          <w:color w:val="4472C4"/>
-          <w:sz w:val="24"/>
-        </w:rPr>
-        <w:t>16.1  Implementation Challenges</w:t>
-      </w:r>
-    </w:p>
-    <w:p>
-      <w:pPr>
-        <w:spacing w:after="120"/>
-      </w:pPr>
-      <w:r>
-        <w:rPr>
-          <w:rFonts w:ascii="Calibri" w:hAnsi="Calibri"/>
-          <w:sz w:val="22"/>
-        </w:rPr>
-        <w:t>Key challenges and mitigation strategies:</w:t>
-      </w:r>
-    </w:p>
-    <w:p>
-      <w:pPr>
-        <w:pStyle w:val="ListBullet"/>
-      </w:pPr>
-      <w:r>
-        <w:rPr>
-          <w:rFonts w:ascii="Calibri" w:hAnsi="Calibri"/>
-          <w:sz w:val="22"/>
-        </w:rPr>
-        <w:t>Political Economy and Coordination: Turf wars between ministries mitigated through high-level political champion and clear mandate for coordinating body.</w:t>
-      </w:r>
-    </w:p>
-    <w:p>
-      <w:pPr>
-        <w:pStyle w:val="ListBullet"/>
-      </w:pPr>
-      <w:r>
-        <w:rPr>
-          <w:rFonts w:ascii="Calibri" w:hAnsi="Calibri"/>
-          <w:sz w:val="22"/>
-        </w:rPr>
-        <w:t>Training Provider Quality: Low-quality providers gaming the system mitigated through rigorous accreditation, output-based financing, and public performance disclosure.</w:t>
-      </w:r>
-    </w:p>
-    <w:p>
-      <w:pPr>
-        <w:pStyle w:val="ListBullet"/>
-      </w:pPr>
-      <w:r>
-        <w:rPr>
-          <w:rFonts w:ascii="Calibri" w:hAnsi="Calibri"/>
-          <w:sz w:val="22"/>
-        </w:rPr>
-        <w:t>Employer Engagement: Employer reluctance mitigated through streamlined processes, strong financial incentives, and demonstration of ROI through pilot case studies.</w:t>
-      </w:r>
-    </w:p>
-    <w:p>
-      <w:pPr>
-        <w:pStyle w:val="ListBullet"/>
-      </w:pPr>
-      <w:r>
-        <w:rPr>
-          <w:rFonts w:ascii="Calibri" w:hAnsi="Calibri"/>
-          <w:sz w:val="22"/>
-        </w:rPr>
-        <w:t>Trainer Quality: Brain drain to industry mitigated through competitive trainer remuneration and continuous professional development.</w:t>
-      </w:r>
-    </w:p>
-    <w:p>
-      <w:pPr>
-        <w:pStyle w:val="ListBullet"/>
-      </w:pPr>
-      <w:r>
-        <w:rPr>
-          <w:rFonts w:ascii="Calibri" w:hAnsi="Calibri"/>
-          <w:sz w:val="22"/>
-        </w:rPr>
-        <w:t>Learner Completion and Dropout: High dropout rates mitigated through needs-based financial support, flexible scheduling, and short modular courses.</w:t>
-      </w:r>
-    </w:p>
-    <w:p>
-      <w:pPr>
-        <w:pStyle w:val="ListBullet"/>
-      </w:pPr>
-      <w:r>
-        <w:rPr>
-          <w:rFonts w:ascii="Calibri" w:hAnsi="Calibri"/>
-          <w:sz w:val="22"/>
-        </w:rPr>
-        <w:t>Sustainability After Project End: Systems reverting to pre-project state mitigated through government ownership building and training levy institutionalization.</w:t>
-      </w:r>
-    </w:p>
-    <w:p>
-      <w:pPr>
-        <w:pStyle w:val="ListBullet"/>
-      </w:pPr>
-      <w:r>
-        <w:rPr>
-          <w:rFonts w:ascii="Calibri" w:hAnsi="Calibri"/>
-          <w:sz w:val="22"/>
-        </w:rPr>
-        <w:t>Digital Divide: Exclusion of marginalized groups mitigated through blended delivery, offline capability, and device access programs.</w:t>
-      </w:r>
-    </w:p>
-    <w:p>
-      <w:pPr>
-        <w:pStyle w:val="Heading2"/>
-      </w:pPr>
-      <w:r>
-        <w:rPr>
-          <w:color w:val="4472C4"/>
-          <w:sz w:val="24"/>
-        </w:rPr>
-        <w:t>16.2  Risk Matrix</w:t>
-      </w:r>
-    </w:p>
-    <w:tbl>
-      <w:tblPr>
-        <w:tblStyle w:val="LightList-Accent1"/>
-        <w:tblW w:type="auto" w:w="0"/>
-        <w:tblLook w:firstColumn="1" w:firstRow="1" w:lastColumn="0" w:lastRow="0" w:noHBand="0" w:noVBand="1" w:val="04A0"/>
-      </w:tblPr>
-      <w:tblGrid>
-        <w:gridCol w:w="2197"/>
-        <w:gridCol w:w="2197"/>
-        <w:gridCol w:w="2197"/>
-        <w:gridCol w:w="2197"/>
-      </w:tblGrid>
-      <w:tr>
-        <w:tc>
-          <w:tcPr>
-            <w:tcW w:type="dxa" w:w="2197"/>
-          </w:tcPr>
-          <w:p>
-            <w:r>
-              <w:rPr>
-                <w:b/>
-                <w:sz w:val="20"/>
-              </w:rPr>
-              <w:t>Risk</w:t>
-            </w:r>
-          </w:p>
-        </w:tc>
-        <w:tc>
-          <w:tcPr>
-            <w:tcW w:type="dxa" w:w="2197"/>
-          </w:tcPr>
-          <w:p>
-            <w:r>
-              <w:rPr>
-                <w:b/>
-                <w:sz w:val="20"/>
-              </w:rPr>
-              <w:t>Probability</w:t>
-            </w:r>
-          </w:p>
-        </w:tc>
-        <w:tc>
-          <w:tcPr>
-            <w:tcW w:type="dxa" w:w="2197"/>
-          </w:tcPr>
-          <w:p>
-            <w:r>
-              <w:rPr>
-                <w:b/>
-                <w:sz w:val="20"/>
-              </w:rPr>
-              <w:t>Impact</w:t>
-            </w:r>
-          </w:p>
-        </w:tc>
-        <w:tc>
-          <w:tcPr>
-            <w:tcW w:type="dxa" w:w="2197"/>
-          </w:tcPr>
-          <w:p>
-            <w:r>
-              <w:rPr>
-                <w:b/>
-                <w:sz w:val="20"/>
-              </w:rPr>
-              <w:t>Priority</w:t>
-            </w:r>
-          </w:p>
-        </w:tc>
-      </w:tr>
-      <w:tr>
-        <w:tc>
-          <w:tcPr>
-            <w:tcW w:type="dxa" w:w="2197"/>
-          </w:tcPr>
-          <w:p>
-            <w:r>
-              <w:rPr>
-                <w:sz w:val="20"/>
-              </w:rPr>
-              <w:t>Political instability</w:t>
-            </w:r>
-          </w:p>
-        </w:tc>
-        <w:tc>
-          <w:tcPr>
-            <w:tcW w:type="dxa" w:w="2197"/>
-          </w:tcPr>
-          <w:p>
-            <w:r>
-              <w:rPr>
-                <w:sz w:val="20"/>
-              </w:rPr>
-              <w:t>Medium</w:t>
-            </w:r>
-          </w:p>
-        </w:tc>
-        <w:tc>
-          <w:tcPr>
-            <w:tcW w:type="dxa" w:w="2197"/>
-          </w:tcPr>
-          <w:p>
-            <w:r>
-              <w:rPr>
-                <w:sz w:val="20"/>
-              </w:rPr>
-              <w:t>High</w:t>
-            </w:r>
-          </w:p>
-        </w:tc>
-        <w:tc>
-          <w:tcPr>
-            <w:tcW w:type="dxa" w:w="2197"/>
-          </w:tcPr>
-          <w:p>
-            <w:r>
-              <w:rPr>
-                <w:sz w:val="20"/>
-              </w:rPr>
-              <w:t>High</w:t>
-            </w:r>
-          </w:p>
-        </w:tc>
-      </w:tr>
-      <w:tr>
-        <w:tc>
-          <w:tcPr>
-            <w:tcW w:type="dxa" w:w="2197"/>
-          </w:tcPr>
-          <w:p>
-            <w:r>
-              <w:rPr>
-                <w:sz w:val="20"/>
-              </w:rPr>
-              <w:t>Corruption in fund management</w:t>
-            </w:r>
-          </w:p>
-        </w:tc>
-        <w:tc>
-          <w:tcPr>
-            <w:tcW w:type="dxa" w:w="2197"/>
-          </w:tcPr>
-          <w:p>
-            <w:r>
-              <w:rPr>
-                <w:sz w:val="20"/>
-              </w:rPr>
-              <w:t>Medium</w:t>
-            </w:r>
-          </w:p>
-        </w:tc>
-        <w:tc>
-          <w:tcPr>
-            <w:tcW w:type="dxa" w:w="2197"/>
-          </w:tcPr>
-          <w:p>
-            <w:r>
-              <w:rPr>
-                <w:sz w:val="20"/>
-              </w:rPr>
-              <w:t>High</w:t>
-            </w:r>
-          </w:p>
-        </w:tc>
-        <w:tc>
-          <w:tcPr>
-            <w:tcW w:type="dxa" w:w="2197"/>
-          </w:tcPr>
-          <w:p>
-            <w:r>
-              <w:rPr>
-                <w:sz w:val="20"/>
-              </w:rPr>
-              <w:t>High</w:t>
-            </w:r>
-          </w:p>
-        </w:tc>
-      </w:tr>
-      <w:tr>
-        <w:tc>
-          <w:tcPr>
-            <w:tcW w:type="dxa" w:w="2197"/>
-          </w:tcPr>
-          <w:p>
-            <w:r>
-              <w:rPr>
-                <w:sz w:val="20"/>
-              </w:rPr>
-              <w:t>COVID-19 type disruptions</w:t>
-            </w:r>
-          </w:p>
-        </w:tc>
-        <w:tc>
-          <w:tcPr>
-            <w:tcW w:type="dxa" w:w="2197"/>
-          </w:tcPr>
-          <w:p>
-            <w:r>
-              <w:rPr>
-                <w:sz w:val="20"/>
-              </w:rPr>
-              <w:t>Low–Med</w:t>
-            </w:r>
-          </w:p>
-        </w:tc>
-        <w:tc>
-          <w:tcPr>
-            <w:tcW w:type="dxa" w:w="2197"/>
-          </w:tcPr>
-          <w:p>
-            <w:r>
-              <w:rPr>
-                <w:sz w:val="20"/>
-              </w:rPr>
-              <w:t>Very High</w:t>
-            </w:r>
-          </w:p>
-        </w:tc>
-        <w:tc>
-          <w:tcPr>
-            <w:tcW w:type="dxa" w:w="2197"/>
-          </w:tcPr>
-          <w:p>
-            <w:r>
-              <w:rPr>
-                <w:sz w:val="20"/>
-              </w:rPr>
-              <w:t>Medium</w:t>
-            </w:r>
-          </w:p>
-        </w:tc>
-      </w:tr>
-      <w:tr>
-        <w:tc>
-          <w:tcPr>
-            <w:tcW w:type="dxa" w:w="2197"/>
-          </w:tcPr>
-          <w:p>
-            <w:r>
-              <w:rPr>
-                <w:sz w:val="20"/>
-              </w:rPr>
-              <w:t>Technology disruption faster than anticipated</w:t>
-            </w:r>
-          </w:p>
-        </w:tc>
-        <w:tc>
-          <w:tcPr>
-            <w:tcW w:type="dxa" w:w="2197"/>
-          </w:tcPr>
-          <w:p>
-            <w:r>
-              <w:rPr>
-                <w:sz w:val="20"/>
-              </w:rPr>
-              <w:t>Medium</w:t>
-            </w:r>
-          </w:p>
-        </w:tc>
-        <w:tc>
-          <w:tcPr>
-            <w:tcW w:type="dxa" w:w="2197"/>
-          </w:tcPr>
-          <w:p>
-            <w:r>
-              <w:rPr>
-                <w:sz w:val="20"/>
-              </w:rPr>
-              <w:t>High</w:t>
-            </w:r>
-          </w:p>
-        </w:tc>
-        <w:tc>
-          <w:tcPr>
-            <w:tcW w:type="dxa" w:w="2197"/>
-          </w:tcPr>
-          <w:p>
-            <w:r>
-              <w:rPr>
-                <w:sz w:val="20"/>
-              </w:rPr>
-              <w:t>High</w:t>
-            </w:r>
-          </w:p>
-        </w:tc>
-      </w:tr>
-      <w:tr>
-        <w:tc>
-          <w:tcPr>
-            <w:tcW w:type="dxa" w:w="2197"/>
-          </w:tcPr>
-          <w:p>
-            <w:r>
-              <w:rPr>
-                <w:sz w:val="20"/>
-              </w:rPr>
-              <w:t>Climate shocks affecting priority sectors</w:t>
-            </w:r>
-          </w:p>
-        </w:tc>
-        <w:tc>
-          <w:tcPr>
-            <w:tcW w:type="dxa" w:w="2197"/>
-          </w:tcPr>
-          <w:p>
-            <w:r>
-              <w:rPr>
-                <w:sz w:val="20"/>
-              </w:rPr>
-              <w:t>Medium</w:t>
-            </w:r>
-          </w:p>
-        </w:tc>
-        <w:tc>
-          <w:tcPr>
-            <w:tcW w:type="dxa" w:w="2197"/>
-          </w:tcPr>
-          <w:p>
-            <w:r>
-              <w:rPr>
-                <w:sz w:val="20"/>
-              </w:rPr>
-              <w:t>Medium</w:t>
-            </w:r>
-          </w:p>
-        </w:tc>
-        <w:tc>
-          <w:tcPr>
-            <w:tcW w:type="dxa" w:w="2197"/>
-          </w:tcPr>
-          <w:p>
-            <w:r>
-              <w:rPr>
-                <w:sz w:val="20"/>
-              </w:rPr>
-              <w:t>Medium</w:t>
-            </w:r>
-          </w:p>
-        </w:tc>
-      </w:tr>
-      <w:tr>
-        <w:tc>
-          <w:tcPr>
-            <w:tcW w:type="dxa" w:w="2197"/>
-          </w:tcPr>
-          <w:p>
-            <w:r>
-              <w:rPr>
-                <w:sz w:val="20"/>
-              </w:rPr>
-              <w:t>Exchange rate volatility</w:t>
-            </w:r>
-          </w:p>
-        </w:tc>
-        <w:tc>
-          <w:tcPr>
-            <w:tcW w:type="dxa" w:w="2197"/>
-          </w:tcPr>
-          <w:p>
-            <w:r>
-              <w:rPr>
-                <w:sz w:val="20"/>
-              </w:rPr>
-              <w:t>High</w:t>
-            </w:r>
-          </w:p>
-        </w:tc>
-        <w:tc>
-          <w:tcPr>
-            <w:tcW w:type="dxa" w:w="2197"/>
-          </w:tcPr>
-          <w:p>
-            <w:r>
-              <w:rPr>
-                <w:sz w:val="20"/>
-              </w:rPr>
-              <w:t>Medium</w:t>
-            </w:r>
-          </w:p>
-        </w:tc>
-        <w:tc>
-          <w:tcPr>
-            <w:tcW w:type="dxa" w:w="2197"/>
-          </w:tcPr>
-          <w:p>
-            <w:r>
-              <w:rPr>
-                <w:sz w:val="20"/>
-              </w:rPr>
-              <w:t>Medium</w:t>
+              <w:t>২৫/০২/২০২৬ থেকে ০২/০৪/২০২৬</w:t>
             </w:r>
           </w:p>
         </w:tc>
@@ -4983,10 +1532,11 @@
       </w:pPr>
       <w:r>
         <w:rPr>
+          <w:rFonts w:ascii="Vrinda" w:hAnsi="Vrinda"/>
           <w:color w:val="1F497D"/>
           <w:sz w:val="28"/>
         </w:rPr>
-        <w:t>CHAPTER 17: Outcomes and Impact Assessment</w:t>
+        <w:t>অধ্যায় ২: অটোমোবাইল শিল্পের ওভারভিউ</w:t>
       </w:r>
     </w:p>
     <w:p/>
@@ -4996,10 +1546,11 @@
       </w:pPr>
       <w:r>
         <w:rPr>
+          <w:rFonts w:ascii="Vrinda" w:hAnsi="Vrinda"/>
           <w:color w:val="4472C4"/>
           <w:sz w:val="24"/>
         </w:rPr>
-        <w:t>17.1  Economic Returns to Skills Investment</w:t>
+        <w:t>২.১ বাংলাদেশে অটোমোবাইল শিল্প</w:t>
       </w:r>
     </w:p>
     <w:p>
@@ -5008,22 +1559,10 @@
       </w:pPr>
       <w:r>
         <w:rPr>
-          <w:rFonts w:ascii="Calibri" w:hAnsi="Calibri"/>
+          <w:rFonts w:ascii="Vrinda" w:hAnsi="Vrinda"/>
           <w:sz w:val="22"/>
         </w:rPr>
-        <w:t>Research consistently demonstrates high returns to skills investment. Private returns show each additional year of relevant vocational training increases earnings by 8–15%. Social returns including productivity spillovers are 2–3x private returns. Firms with more skilled workers demonstrate 15–25% higher productivity. Countries with skilled workforces demonstrate 0.5–1 percentage point higher GDP growth.</w:t>
-      </w:r>
-    </w:p>
-    <w:p>
-      <w:pPr>
-        <w:pStyle w:val="Heading2"/>
-      </w:pPr>
-      <w:r>
-        <w:rPr>
-          <w:color w:val="4472C4"/>
-          <w:sz w:val="24"/>
-        </w:rPr>
-        <w:t>17.2  Employment Outcomes</w:t>
+        <w:t>বাংলাদেশে মোটরযান খাত দ্রুত প্রসারিত হচ্ছে। ২০২৪ সালে নিবন্ধিত যানবাহন ৫০ লাখ ছাড়িয়েছে। এই বিপুল সংখ্যক যানবাহন রক্ষণাবেক্ষণে দক্ষ টেকনিশিয়ানের চাহিদা প্রতিনিয়ত বাড়ছে।</w:t>
       </w:r>
     </w:p>
     <w:tbl>
@@ -5033,50 +1572,69 @@
         <w:tblLook w:firstColumn="1" w:firstRow="1" w:lastColumn="0" w:lastRow="0" w:noHBand="0" w:noVBand="1" w:val="04A0"/>
       </w:tblPr>
       <w:tblGrid>
-        <w:gridCol w:w="2929"/>
-        <w:gridCol w:w="2929"/>
-        <w:gridCol w:w="2929"/>
+        <w:gridCol w:w="2268"/>
+        <w:gridCol w:w="2268"/>
+        <w:gridCol w:w="2268"/>
+        <w:gridCol w:w="2268"/>
       </w:tblGrid>
       <w:tr>
         <w:tc>
           <w:tcPr>
-            <w:tcW w:type="dxa" w:w="2929"/>
+            <w:tcW w:type="dxa" w:w="2268"/>
           </w:tcPr>
           <w:p>
             <w:r>
               <w:rPr>
+                <w:rFonts w:ascii="Vrinda" w:hAnsi="Vrinda"/>
                 <w:b/>
                 <w:sz w:val="20"/>
               </w:rPr>
-              <w:t>Timeframe</w:t>
+              <w:t>সেক্টর</w:t>
             </w:r>
           </w:p>
         </w:tc>
         <w:tc>
           <w:tcPr>
-            <w:tcW w:type="dxa" w:w="2929"/>
+            <w:tcW w:type="dxa" w:w="2268"/>
           </w:tcPr>
           <w:p>
             <w:r>
               <w:rPr>
+                <w:rFonts w:ascii="Vrinda" w:hAnsi="Vrinda"/>
                 <w:b/>
                 <w:sz w:val="20"/>
               </w:rPr>
-              <w:t>Employment Rate</w:t>
+              <w:t>বার্ষিক চাহিদা</w:t>
             </w:r>
           </w:p>
         </w:tc>
         <w:tc>
           <w:tcPr>
-            <w:tcW w:type="dxa" w:w="2929"/>
+            <w:tcW w:type="dxa" w:w="2268"/>
           </w:tcPr>
           <w:p>
             <w:r>
               <w:rPr>
+                <w:rFonts w:ascii="Vrinda" w:hAnsi="Vrinda"/>
                 <w:b/>
                 <w:sz w:val="20"/>
               </w:rPr>
-              <w:t>Wage Premium over Untrained</w:t>
+              <w:t>বর্তমান সরবরাহ</w:t>
+            </w:r>
+          </w:p>
+        </w:tc>
+        <w:tc>
+          <w:tcPr>
+            <w:tcW w:type="dxa" w:w="2268"/>
+          </w:tcPr>
+          <w:p>
+            <w:r>
+              <w:rPr>
+                <w:rFonts w:ascii="Vrinda" w:hAnsi="Vrinda"/>
+                <w:b/>
+                <w:sz w:val="20"/>
+              </w:rPr>
+              <w:t>ঘাটতি</w:t>
             </w:r>
           </w:p>
         </w:tc>
@@ -5084,39 +1642,57 @@
       <w:tr>
         <w:tc>
           <w:tcPr>
-            <w:tcW w:type="dxa" w:w="2929"/>
+            <w:tcW w:type="dxa" w:w="2268"/>
           </w:tcPr>
           <w:p>
             <w:r>
               <w:rPr>
+                <w:rFonts w:ascii="Vrinda" w:hAnsi="Vrinda"/>
                 <w:sz w:val="20"/>
               </w:rPr>
-              <w:t>3 months post-training</w:t>
+              <w:t>মোটরসাইকেল সার্ভিস</w:t>
             </w:r>
           </w:p>
         </w:tc>
         <w:tc>
           <w:tcPr>
-            <w:tcW w:type="dxa" w:w="2929"/>
+            <w:tcW w:type="dxa" w:w="2268"/>
           </w:tcPr>
           <w:p>
             <w:r>
               <w:rPr>
+                <w:rFonts w:ascii="Vrinda" w:hAnsi="Vrinda"/>
                 <w:sz w:val="20"/>
               </w:rPr>
-              <w:t>55–75%</w:t>
+              <w:t>১২,০০০</w:t>
             </w:r>
           </w:p>
         </w:tc>
         <w:tc>
           <w:tcPr>
-            <w:tcW w:type="dxa" w:w="2929"/>
+            <w:tcW w:type="dxa" w:w="2268"/>
           </w:tcPr>
           <w:p>
             <w:r>
               <w:rPr>
+                <w:rFonts w:ascii="Vrinda" w:hAnsi="Vrinda"/>
                 <w:sz w:val="20"/>
               </w:rPr>
+              <w:t>৭,০০০</w:t>
+            </w:r>
+          </w:p>
+        </w:tc>
+        <w:tc>
+          <w:tcPr>
+            <w:tcW w:type="dxa" w:w="2268"/>
+          </w:tcPr>
+          <w:p>
+            <w:r>
+              <w:rPr>
+                <w:rFonts w:ascii="Vrinda" w:hAnsi="Vrinda"/>
+                <w:sz w:val="20"/>
+              </w:rPr>
+              <w:t>৫,০০০</w:t>
             </w:r>
           </w:p>
         </w:tc>
@@ -5124,40 +1700,57 @@
       <w:tr>
         <w:tc>
           <w:tcPr>
-            <w:tcW w:type="dxa" w:w="2929"/>
+            <w:tcW w:type="dxa" w:w="2268"/>
           </w:tcPr>
           <w:p>
             <w:r>
               <w:rPr>
+                <w:rFonts w:ascii="Vrinda" w:hAnsi="Vrinda"/>
                 <w:sz w:val="20"/>
               </w:rPr>
-              <w:t>6 months post-training</w:t>
+              <w:t>গাড়ি মেরামত</w:t>
             </w:r>
           </w:p>
         </w:tc>
         <w:tc>
           <w:tcPr>
-            <w:tcW w:type="dxa" w:w="2929"/>
+            <w:tcW w:type="dxa" w:w="2268"/>
           </w:tcPr>
           <w:p>
             <w:r>
               <w:rPr>
+                <w:rFonts w:ascii="Vrinda" w:hAnsi="Vrinda"/>
                 <w:sz w:val="20"/>
               </w:rPr>
-              <w:t>65–85%</w:t>
+              <w:t>১০,০০০</w:t>
             </w:r>
           </w:p>
         </w:tc>
         <w:tc>
           <w:tcPr>
-            <w:tcW w:type="dxa" w:w="2929"/>
+            <w:tcW w:type="dxa" w:w="2268"/>
           </w:tcPr>
           <w:p>
             <w:r>
               <w:rPr>
+                <w:rFonts w:ascii="Vrinda" w:hAnsi="Vrinda"/>
                 <w:sz w:val="20"/>
               </w:rPr>
-              <w:t>15–30%</w:t>
+              <w:t>৫,৫০০</w:t>
+            </w:r>
+          </w:p>
+        </w:tc>
+        <w:tc>
+          <w:tcPr>
+            <w:tcW w:type="dxa" w:w="2268"/>
+          </w:tcPr>
+          <w:p>
+            <w:r>
+              <w:rPr>
+                <w:rFonts w:ascii="Vrinda" w:hAnsi="Vrinda"/>
+                <w:sz w:val="20"/>
+              </w:rPr>
+              <w:t>৪,৫০০</w:t>
             </w:r>
           </w:p>
         </w:tc>
@@ -5165,40 +1758,57 @@
       <w:tr>
         <w:tc>
           <w:tcPr>
-            <w:tcW w:type="dxa" w:w="2929"/>
+            <w:tcW w:type="dxa" w:w="2268"/>
           </w:tcPr>
           <w:p>
             <w:r>
               <w:rPr>
+                <w:rFonts w:ascii="Vrinda" w:hAnsi="Vrinda"/>
                 <w:sz w:val="20"/>
               </w:rPr>
-              <w:t>12 months post-training</w:t>
+              <w:t>বাণিজ্যিক যান</w:t>
             </w:r>
           </w:p>
         </w:tc>
         <w:tc>
           <w:tcPr>
-            <w:tcW w:type="dxa" w:w="2929"/>
+            <w:tcW w:type="dxa" w:w="2268"/>
           </w:tcPr>
           <w:p>
             <w:r>
               <w:rPr>
+                <w:rFonts w:ascii="Vrinda" w:hAnsi="Vrinda"/>
                 <w:sz w:val="20"/>
               </w:rPr>
-              <w:t>70–88%</w:t>
+              <w:t>৮,০০০</w:t>
             </w:r>
           </w:p>
         </w:tc>
         <w:tc>
           <w:tcPr>
-            <w:tcW w:type="dxa" w:w="2929"/>
+            <w:tcW w:type="dxa" w:w="2268"/>
           </w:tcPr>
           <w:p>
             <w:r>
               <w:rPr>
+                <w:rFonts w:ascii="Vrinda" w:hAnsi="Vrinda"/>
                 <w:sz w:val="20"/>
               </w:rPr>
-              <w:t>15–30%</w:t>
+              <w:t>৩,৫০০</w:t>
+            </w:r>
+          </w:p>
+        </w:tc>
+        <w:tc>
+          <w:tcPr>
+            <w:tcW w:type="dxa" w:w="2268"/>
+          </w:tcPr>
+          <w:p>
+            <w:r>
+              <w:rPr>
+                <w:rFonts w:ascii="Vrinda" w:hAnsi="Vrinda"/>
+                <w:sz w:val="20"/>
+              </w:rPr>
+              <w:t>৪,৫০০</w:t>
             </w:r>
           </w:p>
         </w:tc>
@@ -5206,15 +1816,284 @@
     </w:tbl>
     <w:p/>
     <w:p>
-      <w:pPr>
-        <w:pStyle w:val="Heading2"/>
+      <w:r>
+        <w:br w:type="page"/>
+      </w:r>
+    </w:p>
+    <w:p>
+      <w:pPr>
+        <w:pStyle w:val="Heading1"/>
+        <w:jc w:val="left"/>
       </w:pPr>
       <w:r>
         <w:rPr>
+          <w:rFonts w:ascii="Vrinda" w:hAnsi="Vrinda"/>
+          <w:color w:val="1F497D"/>
+          <w:sz w:val="28"/>
+        </w:rPr>
+        <w:t>অধ্যায় ৩: প্রশিক্ষণ প্রতিষ্ঠান পরিচিতি</w:t>
+      </w:r>
+    </w:p>
+    <w:p/>
+    <w:p>
+      <w:pPr>
+        <w:pStyle w:val="Heading2"/>
+      </w:pPr>
+      <w:r>
+        <w:rPr>
+          <w:rFonts w:ascii="Vrinda" w:hAnsi="Vrinda"/>
           <w:color w:val="4472C4"/>
           <w:sz w:val="24"/>
         </w:rPr>
-        <w:t>17.3  Cost-Effectiveness Analysis</w:t>
+        <w:t>৩.১ ফাস্ট কার সিলিউশন ওয়ার্কশপ</w:t>
+      </w:r>
+    </w:p>
+    <w:p>
+      <w:pPr>
+        <w:spacing w:after="120"/>
+      </w:pPr>
+      <w:r>
+        <w:rPr>
+          <w:rFonts w:ascii="Vrinda" w:hAnsi="Vrinda"/>
+          <w:sz w:val="22"/>
+        </w:rPr>
+        <w:t>ফাস্ট কার সিলিউশন ওয়ার্কশপ কুমিল্লায় অবস্থিত একটি আধুনিক অটোমোবাইল সার্ভিস সেন্টার। প্রতিষ্ঠানটি ১৫ বছরেরও বেশি সময় ধরে যানবাহন মেরামত ও রক্ষণাবেক্ষণ সেবা প্রদান করে আসছে।</w:t>
+      </w:r>
+    </w:p>
+    <w:p>
+      <w:pPr>
+        <w:pStyle w:val="ListBullet"/>
+      </w:pPr>
+      <w:r>
+        <w:rPr>
+          <w:rFonts w:ascii="Vrinda" w:hAnsi="Vrinda"/>
+          <w:sz w:val="22"/>
+        </w:rPr>
+        <w:t>অবস্থান: কুমিল্লা সদর</w:t>
+      </w:r>
+    </w:p>
+    <w:p>
+      <w:pPr>
+        <w:pStyle w:val="ListBullet"/>
+      </w:pPr>
+      <w:r>
+        <w:rPr>
+          <w:rFonts w:ascii="Vrinda" w:hAnsi="Vrinda"/>
+          <w:sz w:val="22"/>
+        </w:rPr>
+        <w:t>বিশেষত্ব: সকল ধরনের যানবাহন সার্ভিস ও রিপেয়ার</w:t>
+      </w:r>
+    </w:p>
+    <w:p>
+      <w:pPr>
+        <w:pStyle w:val="ListBullet"/>
+      </w:pPr>
+      <w:r>
+        <w:rPr>
+          <w:rFonts w:ascii="Vrinda" w:hAnsi="Vrinda"/>
+          <w:sz w:val="22"/>
+        </w:rPr>
+        <w:t>সরঞ্জাম: আধুনিক ডায়াগনস্টিক মেশিন, লিফট</w:t>
+      </w:r>
+    </w:p>
+    <w:p>
+      <w:pPr>
+        <w:pStyle w:val="ListBullet"/>
+      </w:pPr>
+      <w:r>
+        <w:rPr>
+          <w:rFonts w:ascii="Vrinda" w:hAnsi="Vrinda"/>
+          <w:sz w:val="22"/>
+        </w:rPr>
+        <w:t>অভিজ্ঞ মেকানিক: ১২ জন</w:t>
+      </w:r>
+    </w:p>
+    <w:p>
+      <w:pPr>
+        <w:pStyle w:val="Heading2"/>
+      </w:pPr>
+      <w:r>
+        <w:rPr>
+          <w:rFonts w:ascii="Vrinda" w:hAnsi="Vrinda"/>
+          <w:color w:val="4472C4"/>
+          <w:sz w:val="24"/>
+        </w:rPr>
+        <w:t>৩.২ তত্ত্বাবধায়ক পরিচিতি</w:t>
+      </w:r>
+    </w:p>
+    <w:p>
+      <w:pPr>
+        <w:spacing w:after="120"/>
+      </w:pPr>
+      <w:r>
+        <w:rPr>
+          <w:rFonts w:ascii="Vrinda" w:hAnsi="Vrinda"/>
+          <w:sz w:val="22"/>
+        </w:rPr>
+        <w:t>ইঞ্জিনিয়ার মো: শরিফুল ইসলাম কুমিল্লা পলিটেকনিক ইন্সটিটিউটের পাওয়ার বিভাগের অভিজ্ঞ শিক্ষক।</w:t>
+      </w:r>
+    </w:p>
+    <w:p>
+      <w:r>
+        <w:br w:type="page"/>
+      </w:r>
+    </w:p>
+    <w:p>
+      <w:pPr>
+        <w:pStyle w:val="Heading1"/>
+        <w:jc w:val="left"/>
+      </w:pPr>
+      <w:r>
+        <w:rPr>
+          <w:rFonts w:ascii="Vrinda" w:hAnsi="Vrinda"/>
+          <w:color w:val="1F497D"/>
+          <w:sz w:val="28"/>
+        </w:rPr>
+        <w:t>অধ্যায় ৪: প্রশিক্ষণের লক্ষ্য ও উদ্দেশ্য</w:t>
+      </w:r>
+    </w:p>
+    <w:p/>
+    <w:p>
+      <w:pPr>
+        <w:pStyle w:val="Heading2"/>
+      </w:pPr>
+      <w:r>
+        <w:rPr>
+          <w:rFonts w:ascii="Vrinda" w:hAnsi="Vrinda"/>
+          <w:color w:val="4472C4"/>
+          <w:sz w:val="24"/>
+        </w:rPr>
+        <w:t>৪.১ সাধারণ লক্ষ্য</w:t>
+      </w:r>
+    </w:p>
+    <w:p>
+      <w:pPr>
+        <w:spacing w:after="120"/>
+      </w:pPr>
+      <w:r>
+        <w:rPr>
+          <w:rFonts w:ascii="Vrinda" w:hAnsi="Vrinda"/>
+          <w:sz w:val="22"/>
+        </w:rPr>
+        <w:t>প্রশিক্ষণার্থীকে অটোমোবাইল সার্ভিস ও রক্ষণাবেক্ষণে পূর্ণ দক্ষতা অর্জনে সহায়তা করা এবং একজন কার্যকর ইন্সট্রাক্টর হিসেবে গড়ে তোলা।</w:t>
+      </w:r>
+    </w:p>
+    <w:p>
+      <w:pPr>
+        <w:pStyle w:val="Heading2"/>
+      </w:pPr>
+      <w:r>
+        <w:rPr>
+          <w:rFonts w:ascii="Vrinda" w:hAnsi="Vrinda"/>
+          <w:color w:val="4472C4"/>
+          <w:sz w:val="24"/>
+        </w:rPr>
+        <w:t>৪.২ সুনির্দিষ্ট উদ্দেশ্য</w:t>
+      </w:r>
+    </w:p>
+    <w:p>
+      <w:pPr>
+        <w:pStyle w:val="ListBullet"/>
+      </w:pPr>
+      <w:r>
+        <w:rPr>
+          <w:rFonts w:ascii="Vrinda" w:hAnsi="Vrinda"/>
+          <w:sz w:val="22"/>
+        </w:rPr>
+        <w:t>ইঞ্জিনের কার্যপদ্ধতি ও মেরামত বাস্তবে প্রয়োগ</w:t>
+      </w:r>
+    </w:p>
+    <w:p>
+      <w:pPr>
+        <w:pStyle w:val="ListBullet"/>
+      </w:pPr>
+      <w:r>
+        <w:rPr>
+          <w:rFonts w:ascii="Vrinda" w:hAnsi="Vrinda"/>
+          <w:sz w:val="22"/>
+        </w:rPr>
+        <w:t>বৈদ্যুতিক সিস্টেম নির্ণয় ও মেরামত</w:t>
+      </w:r>
+    </w:p>
+    <w:p>
+      <w:pPr>
+        <w:pStyle w:val="ListBullet"/>
+      </w:pPr>
+      <w:r>
+        <w:rPr>
+          <w:rFonts w:ascii="Vrinda" w:hAnsi="Vrinda"/>
+          <w:sz w:val="22"/>
+        </w:rPr>
+        <w:t>ডায়াগনস্টিক সরঞ্জাম ব্যবহারে দক্ষতা</w:t>
+      </w:r>
+    </w:p>
+    <w:p>
+      <w:pPr>
+        <w:pStyle w:val="ListBullet"/>
+      </w:pPr>
+      <w:r>
+        <w:rPr>
+          <w:rFonts w:ascii="Vrinda" w:hAnsi="Vrinda"/>
+          <w:sz w:val="22"/>
+        </w:rPr>
+        <w:t>নিরাপদ কর্মপদ্ধতি অনুসরণ</w:t>
+      </w:r>
+    </w:p>
+    <w:p>
+      <w:pPr>
+        <w:pStyle w:val="ListBullet"/>
+      </w:pPr>
+      <w:r>
+        <w:rPr>
+          <w:rFonts w:ascii="Vrinda" w:hAnsi="Vrinda"/>
+          <w:sz w:val="22"/>
+        </w:rPr>
+        <w:t>গ্রাহক সেবা ও পেশাদারিত্ব</w:t>
+      </w:r>
+    </w:p>
+    <w:p>
+      <w:r>
+        <w:br w:type="page"/>
+      </w:r>
+    </w:p>
+    <w:p>
+      <w:pPr>
+        <w:pStyle w:val="Heading1"/>
+        <w:jc w:val="left"/>
+      </w:pPr>
+      <w:r>
+        <w:rPr>
+          <w:rFonts w:ascii="Vrinda" w:hAnsi="Vrinda"/>
+          <w:color w:val="1F497D"/>
+          <w:sz w:val="28"/>
+        </w:rPr>
+        <w:t>অধ্যায় ৫: অটোমোবাইল ইঞ্জিন ও মেকানিজম</w:t>
+      </w:r>
+    </w:p>
+    <w:p/>
+    <w:p>
+      <w:pPr>
+        <w:pStyle w:val="Heading2"/>
+      </w:pPr>
+      <w:r>
+        <w:rPr>
+          <w:rFonts w:ascii="Vrinda" w:hAnsi="Vrinda"/>
+          <w:color w:val="4472C4"/>
+          <w:sz w:val="24"/>
+        </w:rPr>
+        <w:t>৫.১ ইন্টারনাল কম্বাশন ইঞ্জিন</w:t>
+      </w:r>
+    </w:p>
+    <w:p>
+      <w:pPr>
+        <w:spacing w:after="120"/>
+      </w:pPr>
+      <w:r>
+        <w:rPr>
+          <w:rFonts w:ascii="Vrinda" w:hAnsi="Vrinda"/>
+          <w:sz w:val="22"/>
+        </w:rPr>
+        <w:t>চার-স্ট্রোক পেট্রোল ও ডিজেল ইঞ্জিনের কার্যপদ্ধতি বিস্তারিতভাবে অধ্যয়ন করা হয়েছে।</w:t>
       </w:r>
     </w:p>
     <w:tbl>
@@ -5224,65 +2103,53 @@
         <w:tblLook w:firstColumn="1" w:firstRow="1" w:lastColumn="0" w:lastRow="0" w:noHBand="0" w:noVBand="1" w:val="04A0"/>
       </w:tblPr>
       <w:tblGrid>
-        <w:gridCol w:w="2197"/>
-        <w:gridCol w:w="2197"/>
-        <w:gridCol w:w="2197"/>
-        <w:gridCol w:w="2197"/>
+        <w:gridCol w:w="3024"/>
+        <w:gridCol w:w="3024"/>
+        <w:gridCol w:w="3024"/>
       </w:tblGrid>
       <w:tr>
         <w:tc>
           <w:tcPr>
-            <w:tcW w:type="dxa" w:w="2197"/>
+            <w:tcW w:type="dxa" w:w="3024"/>
           </w:tcPr>
           <w:p>
             <w:r>
               <w:rPr>
+                <w:rFonts w:ascii="Vrinda" w:hAnsi="Vrinda"/>
                 <w:b/>
                 <w:sz w:val="20"/>
               </w:rPr>
-              <w:t>Modality</w:t>
+              <w:t>স্ট্রোক</w:t>
             </w:r>
           </w:p>
         </w:tc>
         <w:tc>
           <w:tcPr>
-            <w:tcW w:type="dxa" w:w="2197"/>
+            <w:tcW w:type="dxa" w:w="3024"/>
           </w:tcPr>
           <w:p>
             <w:r>
               <w:rPr>
+                <w:rFonts w:ascii="Vrinda" w:hAnsi="Vrinda"/>
                 <w:b/>
                 <w:sz w:val="20"/>
               </w:rPr>
-              <w:t>Cost per Trainee</w:t>
+              <w:t>বাংলা নাম</w:t>
             </w:r>
           </w:p>
         </w:tc>
         <w:tc>
           <w:tcPr>
-            <w:tcW w:type="dxa" w:w="2197"/>
+            <w:tcW w:type="dxa" w:w="3024"/>
           </w:tcPr>
           <w:p>
             <w:r>
               <w:rPr>
+                <w:rFonts w:ascii="Vrinda" w:hAnsi="Vrinda"/>
                 <w:b/>
                 <w:sz w:val="20"/>
               </w:rPr>
-              <w:t>Employment Rate</w:t>
-            </w:r>
-          </w:p>
-        </w:tc>
-        <w:tc>
-          <w:tcPr>
-            <w:tcW w:type="dxa" w:w="2197"/>
-          </w:tcPr>
-          <w:p>
-            <w:r>
-              <w:rPr>
-                <w:b/>
-                <w:sz w:val="20"/>
-              </w:rPr>
-              <w:t>Cost per Employed</w:t>
+              <w:t>কার্যক্রিয়া</w:t>
             </w:r>
           </w:p>
         </w:tc>
@@ -5290,53 +2157,43 @@
       <w:tr>
         <w:tc>
           <w:tcPr>
-            <w:tcW w:type="dxa" w:w="2197"/>
+            <w:tcW w:type="dxa" w:w="3024"/>
           </w:tcPr>
           <w:p>
             <w:r>
               <w:rPr>
+                <w:rFonts w:ascii="Vrinda" w:hAnsi="Vrinda"/>
                 <w:sz w:val="20"/>
               </w:rPr>
-              <w:t>Government TVET center</w:t>
+              <w:t>Intake</w:t>
             </w:r>
           </w:p>
         </w:tc>
         <w:tc>
           <w:tcPr>
-            <w:tcW w:type="dxa" w:w="2197"/>
+            <w:tcW w:type="dxa" w:w="3024"/>
           </w:tcPr>
           <w:p>
             <w:r>
               <w:rPr>
+                <w:rFonts w:ascii="Vrinda" w:hAnsi="Vrinda"/>
                 <w:sz w:val="20"/>
               </w:rPr>
-              <w:t>$800–1,500</w:t>
+              <w:t>গ্রহণ</w:t>
             </w:r>
           </w:p>
         </w:tc>
         <w:tc>
           <w:tcPr>
-            <w:tcW w:type="dxa" w:w="2197"/>
+            <w:tcW w:type="dxa" w:w="3024"/>
           </w:tcPr>
           <w:p>
             <w:r>
               <w:rPr>
+                <w:rFonts w:ascii="Vrinda" w:hAnsi="Vrinda"/>
                 <w:sz w:val="20"/>
               </w:rPr>
-              <w:t>55–65%</w:t>
-            </w:r>
-          </w:p>
-        </w:tc>
-        <w:tc>
-          <w:tcPr>
-            <w:tcW w:type="dxa" w:w="2197"/>
-          </w:tcPr>
-          <w:p>
-            <w:r>
-              <w:rPr>
-                <w:sz w:val="20"/>
-              </w:rPr>
-              <w:t>$1,300–2,700</w:t>
+              <w:t>বায়ু-জ্বালানি মিশ্রণ প্রবেশ</w:t>
             </w:r>
           </w:p>
         </w:tc>
@@ -5344,53 +2201,43 @@
       <w:tr>
         <w:tc>
           <w:tcPr>
-            <w:tcW w:type="dxa" w:w="2197"/>
+            <w:tcW w:type="dxa" w:w="3024"/>
           </w:tcPr>
           <w:p>
             <w:r>
               <w:rPr>
+                <w:rFonts w:ascii="Vrinda" w:hAnsi="Vrinda"/>
                 <w:sz w:val="20"/>
               </w:rPr>
-              <w:t>Private training center</w:t>
+              <w:t>Compression</w:t>
             </w:r>
           </w:p>
         </w:tc>
         <w:tc>
           <w:tcPr>
-            <w:tcW w:type="dxa" w:w="2197"/>
+            <w:tcW w:type="dxa" w:w="3024"/>
           </w:tcPr>
           <w:p>
             <w:r>
               <w:rPr>
+                <w:rFonts w:ascii="Vrinda" w:hAnsi="Vrinda"/>
                 <w:sz w:val="20"/>
               </w:rPr>
-              <w:t>$500–1,000</w:t>
+              <w:t>সংকোচন</w:t>
             </w:r>
           </w:p>
         </w:tc>
         <w:tc>
           <w:tcPr>
-            <w:tcW w:type="dxa" w:w="2197"/>
+            <w:tcW w:type="dxa" w:w="3024"/>
           </w:tcPr>
           <w:p>
             <w:r>
               <w:rPr>
+                <w:rFonts w:ascii="Vrinda" w:hAnsi="Vrinda"/>
                 <w:sz w:val="20"/>
               </w:rPr>
-              <w:t>65–75%</w:t>
-            </w:r>
-          </w:p>
-        </w:tc>
-        <w:tc>
-          <w:tcPr>
-            <w:tcW w:type="dxa" w:w="2197"/>
-          </w:tcPr>
-          <w:p>
-            <w:r>
-              <w:rPr>
-                <w:sz w:val="20"/>
-              </w:rPr>
-              <w:t>$700–1,500</w:t>
+              <w:t>মিশ্রণ সংকুচিত</w:t>
             </w:r>
           </w:p>
         </w:tc>
@@ -5398,53 +2245,43 @@
       <w:tr>
         <w:tc>
           <w:tcPr>
-            <w:tcW w:type="dxa" w:w="2197"/>
+            <w:tcW w:type="dxa" w:w="3024"/>
           </w:tcPr>
           <w:p>
             <w:r>
               <w:rPr>
+                <w:rFonts w:ascii="Vrinda" w:hAnsi="Vrinda"/>
                 <w:sz w:val="20"/>
               </w:rPr>
-              <w:t>Employer-based training</w:t>
+              <w:t>Power</w:t>
             </w:r>
           </w:p>
         </w:tc>
         <w:tc>
           <w:tcPr>
-            <w:tcW w:type="dxa" w:w="2197"/>
+            <w:tcW w:type="dxa" w:w="3024"/>
           </w:tcPr>
           <w:p>
             <w:r>
               <w:rPr>
+                <w:rFonts w:ascii="Vrinda" w:hAnsi="Vrinda"/>
                 <w:sz w:val="20"/>
               </w:rPr>
-              <w:t>$300–700</w:t>
+              <w:t>শক্তি</w:t>
             </w:r>
           </w:p>
         </w:tc>
         <w:tc>
           <w:tcPr>
-            <w:tcW w:type="dxa" w:w="2197"/>
+            <w:tcW w:type="dxa" w:w="3024"/>
           </w:tcPr>
           <w:p>
             <w:r>
               <w:rPr>
+                <w:rFonts w:ascii="Vrinda" w:hAnsi="Vrinda"/>
                 <w:sz w:val="20"/>
               </w:rPr>
-              <w:t>80–90%</w:t>
-            </w:r>
-          </w:p>
-        </w:tc>
-        <w:tc>
-          <w:tcPr>
-            <w:tcW w:type="dxa" w:w="2197"/>
-          </w:tcPr>
-          <w:p>
-            <w:r>
-              <w:rPr>
-                <w:sz w:val="20"/>
-              </w:rPr>
-              <w:t>$350–850</w:t>
+              <w:t>বিস্ফোরণে পিস্টন চালনা</w:t>
             </w:r>
           </w:p>
         </w:tc>
@@ -5452,107 +2289,43 @@
       <w:tr>
         <w:tc>
           <w:tcPr>
-            <w:tcW w:type="dxa" w:w="2197"/>
+            <w:tcW w:type="dxa" w:w="3024"/>
           </w:tcPr>
           <w:p>
             <w:r>
               <w:rPr>
+                <w:rFonts w:ascii="Vrinda" w:hAnsi="Vrinda"/>
                 <w:sz w:val="20"/>
               </w:rPr>
-              <w:t>Online/digital training</w:t>
+              <w:t>Exhaust</w:t>
             </w:r>
           </w:p>
         </w:tc>
         <w:tc>
           <w:tcPr>
-            <w:tcW w:type="dxa" w:w="2197"/>
+            <w:tcW w:type="dxa" w:w="3024"/>
           </w:tcPr>
           <w:p>
             <w:r>
               <w:rPr>
+                <w:rFonts w:ascii="Vrinda" w:hAnsi="Vrinda"/>
                 <w:sz w:val="20"/>
               </w:rPr>
-              <w:t>$50–300</w:t>
+              <w:t>নিষ্কাশন</w:t>
             </w:r>
           </w:p>
         </w:tc>
         <w:tc>
           <w:tcPr>
-            <w:tcW w:type="dxa" w:w="2197"/>
+            <w:tcW w:type="dxa" w:w="3024"/>
           </w:tcPr>
           <w:p>
             <w:r>
               <w:rPr>
+                <w:rFonts w:ascii="Vrinda" w:hAnsi="Vrinda"/>
                 <w:sz w:val="20"/>
               </w:rPr>
-              <w:t>50–70%</w:t>
-            </w:r>
-          </w:p>
-        </w:tc>
-        <w:tc>
-          <w:tcPr>
-            <w:tcW w:type="dxa" w:w="2197"/>
-          </w:tcPr>
-          <w:p>
-            <w:r>
-              <w:rPr>
-                <w:sz w:val="20"/>
-              </w:rPr>
-              <w:t>$80–600</w:t>
-            </w:r>
-          </w:p>
-        </w:tc>
-      </w:tr>
-      <w:tr>
-        <w:tc>
-          <w:tcPr>
-            <w:tcW w:type="dxa" w:w="2197"/>
-          </w:tcPr>
-          <w:p>
-            <w:r>
-              <w:rPr>
-                <w:sz w:val="20"/>
-              </w:rPr>
-              <w:t>Mobile training unit</w:t>
-            </w:r>
-          </w:p>
-        </w:tc>
-        <w:tc>
-          <w:tcPr>
-            <w:tcW w:type="dxa" w:w="2197"/>
-          </w:tcPr>
-          <w:p>
-            <w:r>
-              <w:rPr>
-                <w:sz w:val="20"/>
-              </w:rPr>
-              <w:t>$600–1,200</w:t>
-            </w:r>
-          </w:p>
-        </w:tc>
-        <w:tc>
-          <w:tcPr>
-            <w:tcW w:type="dxa" w:w="2197"/>
-          </w:tcPr>
-          <w:p>
-            <w:r>
-              <w:rPr>
-                <w:sz w:val="20"/>
-              </w:rPr>
-              <w:t>55–70%</w:t>
-            </w:r>
-          </w:p>
-        </w:tc>
-        <w:tc>
-          <w:tcPr>
-            <w:tcW w:type="dxa" w:w="2197"/>
-          </w:tcPr>
-          <w:p>
-            <w:r>
-              <w:rPr>
-                <w:sz w:val="20"/>
-              </w:rPr>
-              <w:t>$900–2,200</w:t>
+              <w:t>দগ্ধ গ্যাস বের</w:t>
             </w:r>
           </w:p>
         </w:tc>
@@ -5565,10 +2338,11 @@
       </w:pPr>
       <w:r>
         <w:rPr>
+          <w:rFonts w:ascii="Vrinda" w:hAnsi="Vrinda"/>
           <w:color w:val="4472C4"/>
           <w:sz w:val="24"/>
         </w:rPr>
-        <w:t>17.4  Return on Investment (ROI)</w:t>
+        <w:t>৫.২ ইঞ্জিন ওভারহোলিং</w:t>
       </w:r>
     </w:p>
     <w:p>
@@ -5577,10 +2351,10 @@
       </w:pPr>
       <w:r>
         <w:rPr>
-          <w:rFonts w:ascii="Calibri" w:hAnsi="Calibri"/>
+          <w:rFonts w:ascii="Vrinda" w:hAnsi="Vrinda"/>
           <w:sz w:val="22"/>
         </w:rPr>
-        <w:t>A simplified ROI calculation: Average training cost $800 per trainee, average wage premium post-training $1,200/year, employment rate 70%, over 10 years at 8% discount rate. Present Value of wage premium = $5,634. Net Present Value per trainee = $4,834. Benefit-Cost Ratio = 7:1. Every $1 invested in skills training generates $7 in present value of increased earnings.</w:t>
+        <w:t>একটি সম্পূর্ণ ইঞ্জিন ওভারহোলিং প্রক্রিয়া সম্পন্ন করা হয়েছে: পিস্টন রিং পরিবর্তন, ভালভ গ্রাইন্ডিং ও গ্যাসকেট প্রতিস্থাপন।</w:t>
       </w:r>
     </w:p>
     <w:p>
@@ -5595,10 +2369,11 @@
       </w:pPr>
       <w:r>
         <w:rPr>
+          <w:rFonts w:ascii="Vrinda" w:hAnsi="Vrinda"/>
           <w:color w:val="1F497D"/>
           <w:sz w:val="28"/>
         </w:rPr>
-        <w:t>CHAPTER 18: The Way Forward and Recommendations</w:t>
+        <w:t>অধ্যায় ৬: ইলেকট্রিক্যাল ও ইলেকট্রনিক সিস্টেম</w:t>
       </w:r>
     </w:p>
     <w:p/>
@@ -5608,10 +2383,11 @@
       </w:pPr>
       <w:r>
         <w:rPr>
+          <w:rFonts w:ascii="Vrinda" w:hAnsi="Vrinda"/>
           <w:color w:val="4472C4"/>
           <w:sz w:val="24"/>
         </w:rPr>
-        <w:t>18.1  Building a Future-Ready Skills Ecosystem</w:t>
+        <w:t>৬.১ যানবাহনের বৈদ্যুতিক সিস্টেম</w:t>
       </w:r>
     </w:p>
     <w:p>
@@ -5620,10 +2396,10 @@
       </w:pPr>
       <w:r>
         <w:rPr>
-          <w:rFonts w:ascii="Calibri" w:hAnsi="Calibri"/>
+          <w:rFonts w:ascii="Vrinda" w:hAnsi="Vrinda"/>
           <w:sz w:val="22"/>
         </w:rPr>
-        <w:t>As economies continue to evolve rapidly, skills systems must become more agile, anticipatory, and adaptive. Key priorities for the next decade:</w:t>
+        <w:t>মাল্টিমিটার ব্যবহারে সার্কিট পরীক্ষা, শর্ট সার্কিট নির্ণয় এবং ওয়্যারিং ডায়াগ্রাম পড়া শেখা হয়েছে।</w:t>
       </w:r>
     </w:p>
     <w:p>
@@ -5632,10 +2408,10 @@
       </w:pPr>
       <w:r>
         <w:rPr>
-          <w:rFonts w:ascii="Calibri" w:hAnsi="Calibri"/>
+          <w:rFonts w:ascii="Vrinda" w:hAnsi="Vrinda"/>
           <w:sz w:val="22"/>
         </w:rPr>
-        <w:t>Anticipatory Skills Planning: Invest in sophisticated labor market foresight tools combining quantitative econometric models with qualitative foresight methods.</w:t>
+        <w:t>ব্যাটারি চার্জিং ও পরীক্ষা</w:t>
       </w:r>
     </w:p>
     <w:p>
@@ -5644,10 +2420,10 @@
       </w:pPr>
       <w:r>
         <w:rPr>
-          <w:rFonts w:ascii="Calibri" w:hAnsi="Calibri"/>
+          <w:rFonts w:ascii="Vrinda" w:hAnsi="Vrinda"/>
           <w:sz w:val="22"/>
         </w:rPr>
-        <w:t>Lifelong Learning Culture: Shift from episodic training to continuous learning mindset through individual learning accounts and digital credentials.</w:t>
+        <w:t>অল্টারনেটর ও ভোল্টেজ রেগুলেটর মেরামত</w:t>
       </w:r>
     </w:p>
     <w:p>
@@ -5656,10 +2432,10 @@
       </w:pPr>
       <w:r>
         <w:rPr>
-          <w:rFonts w:ascii="Calibri" w:hAnsi="Calibri"/>
+          <w:rFonts w:ascii="Vrinda" w:hAnsi="Vrinda"/>
           <w:sz w:val="22"/>
         </w:rPr>
-        <w:t>Foundation Skills Priority: Ensure all trainees have strong literacy, numeracy, and digital foundation skills using AI tutors for personalized delivery at scale.</w:t>
+        <w:t>স্টার্টার মোটর ওভারহোলিং</w:t>
       </w:r>
     </w:p>
     <w:p>
@@ -5668,178 +2444,35 @@
       </w:pPr>
       <w:r>
         <w:rPr>
-          <w:rFonts w:ascii="Calibri" w:hAnsi="Calibri"/>
+          <w:rFonts w:ascii="Vrinda" w:hAnsi="Vrinda"/>
           <w:sz w:val="22"/>
         </w:rPr>
-        <w:t>Green Skills Transition: Map climate vulnerability of occupational profiles and develop just transition programs for workers in declining industries.</w:t>
+        <w:t>ECU ও সেন্সর পরীক্ষা</w:t>
       </w:r>
     </w:p>
     <w:p>
       <w:pPr>
-        <w:pStyle w:val="ListBullet"/>
+        <w:pStyle w:val="Heading2"/>
       </w:pPr>
       <w:r>
         <w:rPr>
-          <w:rFonts w:ascii="Calibri" w:hAnsi="Calibri"/>
-          <w:sz w:val="22"/>
+          <w:rFonts w:ascii="Vrinda" w:hAnsi="Vrinda"/>
+          <w:color w:val="4472C4"/>
+          <w:sz w:val="24"/>
         </w:rPr>
-        <w:t>Entrepreneurship and Innovation Skills: Move beyond traditional enterprise skills to design thinking, lean startup, digital marketing, and STEM integration.</w:t>
+        <w:t>৬.২ OBD-II ডায়াগনস্টিক</w:t>
       </w:r>
     </w:p>
     <w:p>
       <w:pPr>
-        <w:pStyle w:val="Heading2"/>
+        <w:spacing w:after="120"/>
       </w:pPr>
       <w:r>
         <w:rPr>
-          <w:color w:val="4472C4"/>
-          <w:sz w:val="24"/>
-        </w:rPr>
-        <w:t>18.2  Recommendations for Governments</w:t>
-      </w:r>
-    </w:p>
-    <w:p>
-      <w:pPr>
-        <w:pStyle w:val="ListBullet"/>
-      </w:pPr>
-      <w:r>
-        <w:rPr>
-          <w:rFonts w:ascii="Calibri" w:hAnsi="Calibri"/>
+          <w:rFonts w:ascii="Vrinda" w:hAnsi="Vrinda"/>
           <w:sz w:val="22"/>
         </w:rPr>
-        <w:t>Establish and resource a dedicated skills coordinating authority with clear mandate and cross-ministerial authority.</w:t>
-      </w:r>
-    </w:p>
-    <w:p>
-      <w:pPr>
-        <w:pStyle w:val="ListBullet"/>
-      </w:pPr>
-      <w:r>
-        <w:rPr>
-          <w:rFonts w:ascii="Calibri" w:hAnsi="Calibri"/>
-          <w:sz w:val="22"/>
-        </w:rPr>
-        <w:t>Implement employer training levies to build sustainable financing independent of annual budget cycles.</w:t>
-      </w:r>
-    </w:p>
-    <w:p>
-      <w:pPr>
-        <w:pStyle w:val="ListBullet"/>
-      </w:pPr>
-      <w:r>
-        <w:rPr>
-          <w:rFonts w:ascii="Calibri" w:hAnsi="Calibri"/>
-          <w:sz w:val="22"/>
-        </w:rPr>
-        <w:t>Shift to output-based financing for training providers to incentivize quality and employment outcomes.</w:t>
-      </w:r>
-    </w:p>
-    <w:p>
-      <w:pPr>
-        <w:pStyle w:val="ListBullet"/>
-      </w:pPr>
-      <w:r>
-        <w:rPr>
-          <w:rFonts w:ascii="Calibri" w:hAnsi="Calibri"/>
-          <w:sz w:val="22"/>
-        </w:rPr>
-        <w:t>Invest in Labor Market Information Systems for evidence-based decisions.</w:t>
-      </w:r>
-    </w:p>
-    <w:p>
-      <w:pPr>
-        <w:pStyle w:val="ListBullet"/>
-      </w:pPr>
-      <w:r>
-        <w:rPr>
-          <w:rFonts w:ascii="Calibri" w:hAnsi="Calibri"/>
-          <w:sz w:val="22"/>
-        </w:rPr>
-        <w:t>Pursue bilateral skills recognition agreements with major labor destination countries.</w:t>
-      </w:r>
-    </w:p>
-    <w:p>
-      <w:pPr>
-        <w:pStyle w:val="ListBullet"/>
-      </w:pPr>
-      <w:r>
-        <w:rPr>
-          <w:rFonts w:ascii="Calibri" w:hAnsi="Calibri"/>
-          <w:sz w:val="22"/>
-        </w:rPr>
-        <w:t>Embed gender equality targets in all skills programs with adequate resources for implementation.</w:t>
-      </w:r>
-    </w:p>
-    <w:p>
-      <w:pPr>
-        <w:pStyle w:val="Heading2"/>
-      </w:pPr>
-      <w:r>
-        <w:rPr>
-          <w:color w:val="4472C4"/>
-          <w:sz w:val="24"/>
-        </w:rPr>
-        <w:t>18.3  Recommendations for Private Sector and Development Partners</w:t>
-      </w:r>
-    </w:p>
-    <w:p>
-      <w:pPr>
-        <w:pStyle w:val="ListBullet"/>
-      </w:pPr>
-      <w:r>
-        <w:rPr>
-          <w:rFonts w:ascii="Calibri" w:hAnsi="Calibri"/>
-          <w:sz w:val="22"/>
-        </w:rPr>
-        <w:t>Actively participate in Sector Skills Councils and occupational standards development.</w:t>
-      </w:r>
-    </w:p>
-    <w:p>
-      <w:pPr>
-        <w:pStyle w:val="ListBullet"/>
-      </w:pPr>
-      <w:r>
-        <w:rPr>
-          <w:rFonts w:ascii="Calibri" w:hAnsi="Calibri"/>
-          <w:sz w:val="22"/>
-        </w:rPr>
-        <w:t>Invest in dual training and apprenticeship programs — evidence shows strong ROI through reduced recruitment costs.</w:t>
-      </w:r>
-    </w:p>
-    <w:p>
-      <w:pPr>
-        <w:pStyle w:val="ListBullet"/>
-      </w:pPr>
-      <w:r>
-        <w:rPr>
-          <w:rFonts w:ascii="Calibri" w:hAnsi="Calibri"/>
-          <w:sz w:val="22"/>
-        </w:rPr>
-        <w:t>Align technical assistance with government priorities and avoid parallel implementation systems.</w:t>
-      </w:r>
-    </w:p>
-    <w:p>
-      <w:pPr>
-        <w:pStyle w:val="ListBullet"/>
-      </w:pPr>
-      <w:r>
-        <w:rPr>
-          <w:rFonts w:ascii="Calibri" w:hAnsi="Calibri"/>
-          <w:sz w:val="22"/>
-        </w:rPr>
-        <w:t>Support local research and evaluation capacity to generate country-owned evidence on what works.</w:t>
-      </w:r>
-    </w:p>
-    <w:p>
-      <w:pPr>
-        <w:pStyle w:val="ListBullet"/>
-      </w:pPr>
-      <w:r>
-        <w:rPr>
-          <w:rFonts w:ascii="Calibri" w:hAnsi="Calibri"/>
-          <w:sz w:val="22"/>
-        </w:rPr>
-        <w:t>Provide flexible, long-term financing (10+ year horizon) that allows time for systemic change.</w:t>
+        <w:t>OBD-II স্ক্যানার ব্যবহার করে গাড়ির ত্রুটি কোড পড়া ও সমস্যা চিহ্নিত করা শেখা হয়েছে।</w:t>
       </w:r>
     </w:p>
     <w:p>
@@ -5854,23 +2487,230 @@
       </w:pPr>
       <w:r>
         <w:rPr>
+          <w:rFonts w:ascii="Vrinda" w:hAnsi="Vrinda"/>
           <w:color w:val="1F497D"/>
           <w:sz w:val="28"/>
         </w:rPr>
-        <w:t>CHAPTER 19: Conclusion</w:t>
+        <w:t>অধ্যায় ৭: ব্রেকিং সিস্টেম ও সাসপেনশন</w:t>
       </w:r>
     </w:p>
     <w:p/>
     <w:p>
       <w:pPr>
-        <w:spacing w:after="120"/>
+        <w:pStyle w:val="Heading2"/>
       </w:pPr>
       <w:r>
         <w:rPr>
-          <w:rFonts w:ascii="Calibri" w:hAnsi="Calibri"/>
-          <w:sz w:val="22"/>
+          <w:rFonts w:ascii="Vrinda" w:hAnsi="Vrinda"/>
+          <w:color w:val="4472C4"/>
+          <w:sz w:val="24"/>
         </w:rPr>
-        <w:t>The challenge of accelerating and strengthening skills for economic transformation is ultimately the challenge of human potential — of ensuring that every person, regardless of where they were born or what circumstances they face, has the opportunity to acquire meaningful skills, secure decent work, and contribute to the prosperity of their community and nation.</w:t>
+        <w:t>৭.১ ব্রেকিং সিস্টেম</w:t>
+      </w:r>
+    </w:p>
+    <w:tbl>
+      <w:tblPr>
+        <w:tblStyle w:val="LightList-Accent1"/>
+        <w:tblW w:type="auto" w:w="0"/>
+        <w:tblLook w:firstColumn="1" w:firstRow="1" w:lastColumn="0" w:lastRow="0" w:noHBand="0" w:noVBand="1" w:val="04A0"/>
+      </w:tblPr>
+      <w:tblGrid>
+        <w:gridCol w:w="3024"/>
+        <w:gridCol w:w="3024"/>
+        <w:gridCol w:w="3024"/>
+      </w:tblGrid>
+      <w:tr>
+        <w:tc>
+          <w:tcPr>
+            <w:tcW w:type="dxa" w:w="3024"/>
+          </w:tcPr>
+          <w:p>
+            <w:r>
+              <w:rPr>
+                <w:rFonts w:ascii="Vrinda" w:hAnsi="Vrinda"/>
+                <w:b/>
+                <w:sz w:val="20"/>
+              </w:rPr>
+              <w:t>ব্রেক ধরন</w:t>
+            </w:r>
+          </w:p>
+        </w:tc>
+        <w:tc>
+          <w:tcPr>
+            <w:tcW w:type="dxa" w:w="3024"/>
+          </w:tcPr>
+          <w:p>
+            <w:r>
+              <w:rPr>
+                <w:rFonts w:ascii="Vrinda" w:hAnsi="Vrinda"/>
+                <w:b/>
+                <w:sz w:val="20"/>
+              </w:rPr>
+              <w:t>ব্যবহার</w:t>
+            </w:r>
+          </w:p>
+        </w:tc>
+        <w:tc>
+          <w:tcPr>
+            <w:tcW w:type="dxa" w:w="3024"/>
+          </w:tcPr>
+          <w:p>
+            <w:r>
+              <w:rPr>
+                <w:rFonts w:ascii="Vrinda" w:hAnsi="Vrinda"/>
+                <w:b/>
+                <w:sz w:val="20"/>
+              </w:rPr>
+              <w:t>রক্ষণাবেক্ষণ</w:t>
+            </w:r>
+          </w:p>
+        </w:tc>
+      </w:tr>
+      <w:tr>
+        <w:tc>
+          <w:tcPr>
+            <w:tcW w:type="dxa" w:w="3024"/>
+          </w:tcPr>
+          <w:p>
+            <w:r>
+              <w:rPr>
+                <w:rFonts w:ascii="Vrinda" w:hAnsi="Vrinda"/>
+                <w:sz w:val="20"/>
+              </w:rPr>
+              <w:t>ডিস্ক ব্রেক</w:t>
+            </w:r>
+          </w:p>
+        </w:tc>
+        <w:tc>
+          <w:tcPr>
+            <w:tcW w:type="dxa" w:w="3024"/>
+          </w:tcPr>
+          <w:p>
+            <w:r>
+              <w:rPr>
+                <w:rFonts w:ascii="Vrinda" w:hAnsi="Vrinda"/>
+                <w:sz w:val="20"/>
+              </w:rPr>
+              <w:t>সামনের চাকা</w:t>
+            </w:r>
+          </w:p>
+        </w:tc>
+        <w:tc>
+          <w:tcPr>
+            <w:tcW w:type="dxa" w:w="3024"/>
+          </w:tcPr>
+          <w:p>
+            <w:r>
+              <w:rPr>
+                <w:rFonts w:ascii="Vrinda" w:hAnsi="Vrinda"/>
+                <w:sz w:val="20"/>
+              </w:rPr>
+              <w:t>প্যাড ও রোটর পরীক্ষা</w:t>
+            </w:r>
+          </w:p>
+        </w:tc>
+      </w:tr>
+      <w:tr>
+        <w:tc>
+          <w:tcPr>
+            <w:tcW w:type="dxa" w:w="3024"/>
+          </w:tcPr>
+          <w:p>
+            <w:r>
+              <w:rPr>
+                <w:rFonts w:ascii="Vrinda" w:hAnsi="Vrinda"/>
+                <w:sz w:val="20"/>
+              </w:rPr>
+              <w:t>ড্রাম ব্রেক</w:t>
+            </w:r>
+          </w:p>
+        </w:tc>
+        <w:tc>
+          <w:tcPr>
+            <w:tcW w:type="dxa" w:w="3024"/>
+          </w:tcPr>
+          <w:p>
+            <w:r>
+              <w:rPr>
+                <w:rFonts w:ascii="Vrinda" w:hAnsi="Vrinda"/>
+                <w:sz w:val="20"/>
+              </w:rPr>
+              <w:t>পেছনের চাকা</w:t>
+            </w:r>
+          </w:p>
+        </w:tc>
+        <w:tc>
+          <w:tcPr>
+            <w:tcW w:type="dxa" w:w="3024"/>
+          </w:tcPr>
+          <w:p>
+            <w:r>
+              <w:rPr>
+                <w:rFonts w:ascii="Vrinda" w:hAnsi="Vrinda"/>
+                <w:sz w:val="20"/>
+              </w:rPr>
+              <w:t>শু পরিবর্তন</w:t>
+            </w:r>
+          </w:p>
+        </w:tc>
+      </w:tr>
+      <w:tr>
+        <w:tc>
+          <w:tcPr>
+            <w:tcW w:type="dxa" w:w="3024"/>
+          </w:tcPr>
+          <w:p>
+            <w:r>
+              <w:rPr>
+                <w:rFonts w:ascii="Vrinda" w:hAnsi="Vrinda"/>
+                <w:sz w:val="20"/>
+              </w:rPr>
+              <w:t>ABS</w:t>
+            </w:r>
+          </w:p>
+        </w:tc>
+        <w:tc>
+          <w:tcPr>
+            <w:tcW w:type="dxa" w:w="3024"/>
+          </w:tcPr>
+          <w:p>
+            <w:r>
+              <w:rPr>
+                <w:rFonts w:ascii="Vrinda" w:hAnsi="Vrinda"/>
+                <w:sz w:val="20"/>
+              </w:rPr>
+              <w:t>সব চাকা</w:t>
+            </w:r>
+          </w:p>
+        </w:tc>
+        <w:tc>
+          <w:tcPr>
+            <w:tcW w:type="dxa" w:w="3024"/>
+          </w:tcPr>
+          <w:p>
+            <w:r>
+              <w:rPr>
+                <w:rFonts w:ascii="Vrinda" w:hAnsi="Vrinda"/>
+                <w:sz w:val="20"/>
+              </w:rPr>
+              <w:t>সেন্সর ও সফটওয়্যার</w:t>
+            </w:r>
+          </w:p>
+        </w:tc>
+      </w:tr>
+    </w:tbl>
+    <w:p/>
+    <w:p>
+      <w:pPr>
+        <w:pStyle w:val="Heading2"/>
+      </w:pPr>
+      <w:r>
+        <w:rPr>
+          <w:rFonts w:ascii="Vrinda" w:hAnsi="Vrinda"/>
+          <w:color w:val="4472C4"/>
+          <w:sz w:val="24"/>
+        </w:rPr>
+        <w:t>৭.২ সাসপেনশন সিস্টেম</w:t>
       </w:r>
     </w:p>
     <w:p>
@@ -5879,46 +2719,10 @@
       </w:pPr>
       <w:r>
         <w:rPr>
-          <w:rFonts w:ascii="Calibri" w:hAnsi="Calibri"/>
+          <w:rFonts w:ascii="Vrinda" w:hAnsi="Vrinda"/>
           <w:sz w:val="22"/>
         </w:rPr>
-        <w:t>ASSET represents a comprehensive, evidence-based, and context-sensitive approach to this challenge. It recognizes that skills development is not simply a technical exercise in curriculum development or training delivery — it is a complex socio-economic and political endeavor requiring sustained commitment from governments, employers, workers, civil society, and development partners.</w:t>
-      </w:r>
-    </w:p>
-    <w:p>
-      <w:pPr>
-        <w:spacing w:after="120"/>
-      </w:pPr>
-      <w:r>
-        <w:rPr>
-          <w:rFonts w:ascii="Calibri" w:hAnsi="Calibri"/>
-          <w:sz w:val="22"/>
-        </w:rPr>
-        <w:t>The urgency of this agenda cannot be overstated. The digital revolution, climate change, and demographic pressures are converging to create both unprecedented challenges and extraordinary opportunities. Countries that build agile, inclusive, and demand-driven skills ecosystems will be positioned to seize these opportunities. Those that fail to invest adequately risk entrenching poverty, inequality, and social instability.</w:t>
-      </w:r>
-    </w:p>
-    <w:p>
-      <w:pPr>
-        <w:spacing w:after="120"/>
-      </w:pPr>
-      <w:r>
-        <w:rPr>
-          <w:rFonts w:ascii="Calibri" w:hAnsi="Calibri"/>
-          <w:sz w:val="22"/>
-        </w:rPr>
-        <w:t>The economic case for investment is overwhelming — every dollar invested in quality skills training generates multiple dollars in returns. But the moral case is equally compelling: skills development is fundamentally about human dignity, agency, and the right of every person to participate fully in economic and social life.</w:t>
-      </w:r>
-    </w:p>
-    <w:p>
-      <w:pPr>
-        <w:spacing w:after="120"/>
-      </w:pPr>
-      <w:r>
-        <w:rPr>
-          <w:rFonts w:ascii="Calibri" w:hAnsi="Calibri"/>
-          <w:sz w:val="22"/>
-        </w:rPr>
-        <w:t>ASSET, implemented faithfully and adapted intelligently to local contexts, offers a proven pathway toward this vision. The time to act is now.</w:t>
+        <w:t>শক অ্যাবজর্বার, স্প্রিং ও বল জয়েন্ট পরীক্ষা ও প্রতিস্থাপন করা হয়েছে।</w:t>
       </w:r>
     </w:p>
     <w:p>
@@ -5933,251 +2737,62 @@
       </w:pPr>
       <w:r>
         <w:rPr>
+          <w:rFonts w:ascii="Vrinda" w:hAnsi="Vrinda"/>
           <w:color w:val="1F497D"/>
           <w:sz w:val="28"/>
         </w:rPr>
-        <w:t>CHAPTER 20: References and Bibliography</w:t>
+        <w:t>অধ্যায় ৮: ট্রান্সমিশন ও ড্রাইভট্রেন</w:t>
       </w:r>
     </w:p>
     <w:p/>
     <w:p>
       <w:pPr>
-        <w:pStyle w:val="ListNumber"/>
+        <w:pStyle w:val="Heading2"/>
       </w:pPr>
       <w:r>
         <w:rPr>
-          <w:rFonts w:ascii="Calibri" w:hAnsi="Calibri"/>
-          <w:sz w:val="20"/>
+          <w:rFonts w:ascii="Vrinda" w:hAnsi="Vrinda"/>
+          <w:color w:val="4472C4"/>
+          <w:sz w:val="24"/>
         </w:rPr>
-        <w:t>Acemoglu, D., &amp; Restrepo, P. (2019). Automation and New Tasks: How Technology Displaces and Reinstates Labor. Journal of Economic Perspectives, 33(2), 3–30.</w:t>
+        <w:t>৮.১ ম্যানুয়াল ট্রান্সমিশন</w:t>
       </w:r>
     </w:p>
     <w:p>
       <w:pPr>
-        <w:pStyle w:val="ListNumber"/>
+        <w:spacing w:after="120"/>
       </w:pPr>
       <w:r>
         <w:rPr>
-          <w:rFonts w:ascii="Calibri" w:hAnsi="Calibri"/>
-          <w:sz w:val="20"/>
+          <w:rFonts w:ascii="Vrinda" w:hAnsi="Vrinda"/>
+          <w:sz w:val="22"/>
         </w:rPr>
-        <w:t>Becker, G. S. (1964). Human Capital: A Theoretical and Empirical Analysis with Special Reference to Education. University of Chicago Press.</w:t>
+        <w:t>ক্লাচ সিস্টেম, গিয়ার শিফটিং মেকানিজম পরীক্ষা করা হয়েছে। ক্লাচ প্লেট পরিবর্তন ও গিয়ারবক্স তেল পরিবর্তন সম্পন্ন হয়েছে।</w:t>
       </w:r>
     </w:p>
     <w:p>
       <w:pPr>
-        <w:pStyle w:val="ListNumber"/>
+        <w:pStyle w:val="Heading2"/>
       </w:pPr>
       <w:r>
         <w:rPr>
-          <w:rFonts w:ascii="Calibri" w:hAnsi="Calibri"/>
-          <w:sz w:val="20"/>
+          <w:rFonts w:ascii="Vrinda" w:hAnsi="Vrinda"/>
+          <w:color w:val="4472C4"/>
+          <w:sz w:val="24"/>
         </w:rPr>
-        <w:t>ILO (2022). World Employment and Social Outlook: Trends 2022. International Labour Organization, Geneva.</w:t>
+        <w:t>৮.২ অটোমেটিক ট্রান্সমিশন</w:t>
       </w:r>
     </w:p>
     <w:p>
       <w:pPr>
-        <w:pStyle w:val="ListNumber"/>
+        <w:spacing w:after="120"/>
       </w:pPr>
       <w:r>
         <w:rPr>
-          <w:rFonts w:ascii="Calibri" w:hAnsi="Calibri"/>
-          <w:sz w:val="20"/>
+          <w:rFonts w:ascii="Vrinda" w:hAnsi="Vrinda"/>
+          <w:sz w:val="22"/>
         </w:rPr>
-        <w:t>ILO (2021). A Practitioner's Guide to Sector Skills Councils. ILO Skills and Employability Branch.</w:t>
-      </w:r>
-    </w:p>
-    <w:p>
-      <w:pPr>
-        <w:pStyle w:val="ListNumber"/>
-      </w:pPr>
-      <w:r>
-        <w:rPr>
-          <w:rFonts w:ascii="Calibri" w:hAnsi="Calibri"/>
-          <w:sz w:val="20"/>
-        </w:rPr>
-        <w:t>McKinsey Global Institute (2021). The Future of Work After COVID-19. McKinsey &amp; Company.</w:t>
-      </w:r>
-    </w:p>
-    <w:p>
-      <w:pPr>
-        <w:pStyle w:val="ListNumber"/>
-      </w:pPr>
-      <w:r>
-        <w:rPr>
-          <w:rFonts w:ascii="Calibri" w:hAnsi="Calibri"/>
-          <w:sz w:val="20"/>
-        </w:rPr>
-        <w:t>OECD (2021). OECD Skills Outlook 2021: Learning for Life. OECD Publishing, Paris.</w:t>
-      </w:r>
-    </w:p>
-    <w:p>
-      <w:pPr>
-        <w:pStyle w:val="ListNumber"/>
-      </w:pPr>
-      <w:r>
-        <w:rPr>
-          <w:rFonts w:ascii="Calibri" w:hAnsi="Calibri"/>
-          <w:sz w:val="20"/>
-        </w:rPr>
-        <w:t>Palmer, R. (2020). Skills Development, Financing and Sustainability: A Review of Employer Levy Systems. ILO, Geneva.</w:t>
-      </w:r>
-    </w:p>
-    <w:p>
-      <w:pPr>
-        <w:pStyle w:val="ListNumber"/>
-      </w:pPr>
-      <w:r>
-        <w:rPr>
-          <w:rFonts w:ascii="Calibri" w:hAnsi="Calibri"/>
-          <w:sz w:val="20"/>
-        </w:rPr>
-        <w:t>Schultz, T. W. (1961). Investment in Human Capital. American Economic Review, 51(1), 1–17.</w:t>
-      </w:r>
-    </w:p>
-    <w:p>
-      <w:pPr>
-        <w:pStyle w:val="ListNumber"/>
-      </w:pPr>
-      <w:r>
-        <w:rPr>
-          <w:rFonts w:ascii="Calibri" w:hAnsi="Calibri"/>
-          <w:sz w:val="20"/>
-        </w:rPr>
-        <w:t>UNESCO (2021). Strategy for Technical and Vocational Education and Training (TVET) 2016–2021. UNESCO, Paris.</w:t>
-      </w:r>
-    </w:p>
-    <w:p>
-      <w:pPr>
-        <w:pStyle w:val="ListNumber"/>
-      </w:pPr>
-      <w:r>
-        <w:rPr>
-          <w:rFonts w:ascii="Calibri" w:hAnsi="Calibri"/>
-          <w:sz w:val="20"/>
-        </w:rPr>
-        <w:t>UNESCO-UNEVOC (2020). Work-based Learning for the Twenty-first Century. UNESCO-UNEVOC International Centre for TVET, Bonn.</w:t>
-      </w:r>
-    </w:p>
-    <w:p>
-      <w:pPr>
-        <w:pStyle w:val="ListNumber"/>
-      </w:pPr>
-      <w:r>
-        <w:rPr>
-          <w:rFonts w:ascii="Calibri" w:hAnsi="Calibri"/>
-          <w:sz w:val="20"/>
-        </w:rPr>
-        <w:t>World Bank (2019). Earnings Gains from Vocational Training: A Meta-Regression. World Bank Policy Research Working Paper 8936.</w:t>
-      </w:r>
-    </w:p>
-    <w:p>
-      <w:pPr>
-        <w:pStyle w:val="ListNumber"/>
-      </w:pPr>
-      <w:r>
-        <w:rPr>
-          <w:rFonts w:ascii="Calibri" w:hAnsi="Calibri"/>
-          <w:sz w:val="20"/>
-        </w:rPr>
-        <w:t>World Bank (2021). Skills Development for a Modern Economy. Human Development Publications.</w:t>
-      </w:r>
-    </w:p>
-    <w:p>
-      <w:pPr>
-        <w:pStyle w:val="ListNumber"/>
-      </w:pPr>
-      <w:r>
-        <w:rPr>
-          <w:rFonts w:ascii="Calibri" w:hAnsi="Calibri"/>
-          <w:sz w:val="20"/>
-        </w:rPr>
-        <w:t>World Economic Forum (2023). Future of Jobs Report 2023. WEF, Geneva.</w:t>
-      </w:r>
-    </w:p>
-    <w:p>
-      <w:pPr>
-        <w:pStyle w:val="ListNumber"/>
-      </w:pPr>
-      <w:r>
-        <w:rPr>
-          <w:rFonts w:ascii="Calibri" w:hAnsi="Calibri"/>
-          <w:sz w:val="20"/>
-        </w:rPr>
-        <w:t>Asian Development Bank (2020). The Future of Jobs in Asia and the Pacific. ADB, Manila.</w:t>
-      </w:r>
-    </w:p>
-    <w:p>
-      <w:pPr>
-        <w:pStyle w:val="ListNumber"/>
-      </w:pPr>
-      <w:r>
-        <w:rPr>
-          <w:rFonts w:ascii="Calibri" w:hAnsi="Calibri"/>
-          <w:sz w:val="20"/>
-        </w:rPr>
-        <w:t>BMET/NSDA Bangladesh (2022). National Skills Development Policy: Review and Update. Ministry of Expatriates' Welfare and Overseas Employment, Dhaka.</w:t>
-      </w:r>
-    </w:p>
-    <w:p>
-      <w:pPr>
-        <w:pStyle w:val="ListNumber"/>
-      </w:pPr>
-      <w:r>
-        <w:rPr>
-          <w:rFonts w:ascii="Calibri" w:hAnsi="Calibri"/>
-          <w:sz w:val="20"/>
-        </w:rPr>
-        <w:t>GIZ (2019). Scaling Up Dual Vocational Training in Developing Countries. Deutsche Gesellschaft für Internationale Zusammenarbeit.</w:t>
-      </w:r>
-    </w:p>
-    <w:p>
-      <w:pPr>
-        <w:pStyle w:val="ListNumber"/>
-      </w:pPr>
-      <w:r>
-        <w:rPr>
-          <w:rFonts w:ascii="Calibri" w:hAnsi="Calibri"/>
-          <w:sz w:val="20"/>
-        </w:rPr>
-        <w:t>SkillsFuture Singapore (2022). SkillsFuture Annual Report 2021/2022.</w:t>
-      </w:r>
-    </w:p>
-    <w:p>
-      <w:pPr>
-        <w:pStyle w:val="ListNumber"/>
-      </w:pPr>
-      <w:r>
-        <w:rPr>
-          <w:rFonts w:ascii="Calibri" w:hAnsi="Calibri"/>
-          <w:sz w:val="20"/>
-        </w:rPr>
-        <w:t>Malaysia HRD Corp (2022). Annual Report 2021. Human Resource Development Corporation Malaysia.</w:t>
-      </w:r>
-    </w:p>
-    <w:p>
-      <w:pPr>
-        <w:pStyle w:val="ListNumber"/>
-      </w:pPr>
-      <w:r>
-        <w:rPr>
-          <w:rFonts w:ascii="Calibri" w:hAnsi="Calibri"/>
-          <w:sz w:val="20"/>
-        </w:rPr>
-        <w:t>Rwanda WDA (2021). Annual Report 2020–2021. Workforce Development Authority, Kigali.</w:t>
-      </w:r>
-    </w:p>
-    <w:p>
-      <w:pPr>
-        <w:pStyle w:val="ListNumber"/>
-      </w:pPr>
-      <w:r>
-        <w:rPr>
-          <w:rFonts w:ascii="Calibri" w:hAnsi="Calibri"/>
-          <w:sz w:val="20"/>
-        </w:rPr>
-        <w:t>Dunbar, M., &amp; Banu, S. (2019). Financing TVET in Developing Countries: Lessons Learned. USAID Education Policy and Data Center.</w:t>
+        <w:t>টর্ক কনভার্টার, প্ল্যানেটারি গিয়ারসেট ও হাইড্রোলিক কন্ট্রোল সিস্টেম সম্পর্কে জ্ঞান অর্জিত হয়েছে।</w:t>
       </w:r>
     </w:p>
     <w:p>
@@ -6192,10 +2807,11 @@
       </w:pPr>
       <w:r>
         <w:rPr>
+          <w:rFonts w:ascii="Vrinda" w:hAnsi="Vrinda"/>
           <w:color w:val="1F497D"/>
           <w:sz w:val="28"/>
         </w:rPr>
-        <w:t>ANNEXES</w:t>
+        <w:t>অধ্যায় ৯: ফুয়েল সিস্টেম ও কার্বুরেটর</w:t>
       </w:r>
     </w:p>
     <w:p/>
@@ -6205,10 +2821,11 @@
       </w:pPr>
       <w:r>
         <w:rPr>
+          <w:rFonts w:ascii="Vrinda" w:hAnsi="Vrinda"/>
           <w:color w:val="4472C4"/>
           <w:sz w:val="24"/>
         </w:rPr>
-        <w:t>Annex A: Sample Occupational Standard Template</w:t>
+        <w:t>৯.১ ফুয়েল ডেলিভারি সিস্টেম</w:t>
       </w:r>
     </w:p>
     <w:p>
@@ -6217,10 +2834,10 @@
       </w:pPr>
       <w:r>
         <w:rPr>
-          <w:rFonts w:ascii="Calibri" w:hAnsi="Calibri"/>
+          <w:rFonts w:ascii="Vrinda" w:hAnsi="Vrinda"/>
           <w:sz w:val="22"/>
         </w:rPr>
-        <w:t>An occupational standard defines the competencies required for a specific occupation. It includes: occupational title and ISCO-08 code, qualification level (NQF Level 1–8), units of competency, performance criteria (observable behaviors), range of variables (conditions under which competence is demonstrated), evidence requirements, assessment methods (written test, practical demonstration, portfolio), and entry requirements.</w:t>
+        <w:t>ফুয়েল পাম্প, ফিল্টার, ইনজেক্টর ও ফুয়েল রেলের কার্যপদ্ধতি ও পরিষ্কার পদ্ধতি শেখা হয়েছে।</w:t>
       </w:r>
     </w:p>
     <w:p>
@@ -6229,10 +2846,11 @@
       </w:pPr>
       <w:r>
         <w:rPr>
+          <w:rFonts w:ascii="Vrinda" w:hAnsi="Vrinda"/>
           <w:color w:val="4472C4"/>
           <w:sz w:val="24"/>
         </w:rPr>
-        <w:t>Annex B: Training Center Quality Checklist</w:t>
+        <w:t>৯.২ কার্বুরেটর পরিষ্কার ও টিউনিং</w:t>
       </w:r>
     </w:p>
     <w:p>
@@ -6241,22 +2859,43 @@
       </w:pPr>
       <w:r>
         <w:rPr>
-          <w:rFonts w:ascii="Calibri" w:hAnsi="Calibri"/>
+          <w:rFonts w:ascii="Vrinda" w:hAnsi="Vrinda"/>
           <w:sz w:val="22"/>
         </w:rPr>
-        <w:t>Infrastructure: Adequate classroom space (minimum 2 sq m per trainee), workshops/laboratories equipped to industry standard, accessible toilets (separate male/female/accessible), safe electrical and fire safety systems, internet connectivity (minimum 25 Mbps). Human Resources: Trainers with minimum 5 years relevant industry experience, trainer-to-trainee ratio within standards (maximum 1:20), female trainers for gender-inclusive programs. Learning and Assessment: Approved curricula, training materials, assessment tools and procedures, and assessment scheduling and record keeping.</w:t>
+        <w:t>জেট পরিষ্কার, ফ্লোট লেভেল সেটিং ও এয়ার-ফুয়েল রেশিও অ্যাডজাস্টমেন্ট বাস্তবে সম্পন্ন হয়েছে।</w:t>
       </w:r>
     </w:p>
     <w:p>
-      <w:pPr>
-        <w:pStyle w:val="Heading2"/>
+      <w:r>
+        <w:br w:type="page"/>
+      </w:r>
+    </w:p>
+    <w:p>
+      <w:pPr>
+        <w:pStyle w:val="Heading1"/>
+        <w:jc w:val="left"/>
       </w:pPr>
       <w:r>
         <w:rPr>
+          <w:rFonts w:ascii="Vrinda" w:hAnsi="Vrinda"/>
+          <w:color w:val="1F497D"/>
+          <w:sz w:val="28"/>
+        </w:rPr>
+        <w:t>অধ্যায় ১০: কুলিং ও লুব্রিকেশন সিস্টেম</w:t>
+      </w:r>
+    </w:p>
+    <w:p/>
+    <w:p>
+      <w:pPr>
+        <w:pStyle w:val="Heading2"/>
+      </w:pPr>
+      <w:r>
+        <w:rPr>
+          <w:rFonts w:ascii="Vrinda" w:hAnsi="Vrinda"/>
           <w:color w:val="4472C4"/>
           <w:sz w:val="24"/>
         </w:rPr>
-        <w:t>Annex C: Gender-Responsive Training Checklist</w:t>
+        <w:t>১০.১ কুলিং সিস্টেম</w:t>
       </w:r>
     </w:p>
     <w:p>
@@ -6265,16 +2904,1983 @@
       </w:pPr>
       <w:r>
         <w:rPr>
-          <w:rFonts w:ascii="Calibri" w:hAnsi="Calibri"/>
+          <w:rFonts w:ascii="Vrinda" w:hAnsi="Vrinda"/>
           <w:sz w:val="22"/>
         </w:rPr>
-        <w:t>Outreach: Community mobilization targets women and selection criteria do not disadvantage women. Training Environment: Female toilets and prayer spaces, secure transport or transport subsidy, childcare provision or subsidy, code of conduct against harassment with enforcement, female counselors available. Curriculum: Gender-neutral language in all materials, female role models and case studies, financial literacy and rights awareness, flexible scheduling to accommodate caregiving. Post-Training: Women's business network connections, gender-sensitive job placement support, access to women's financial products.</w:t>
+        <w:t>রেডিয়েটর, কুলিং ফ্যান, থার্মোস্ট্যাট ও ওয়াটার পাম্প পরীক্ষা। কুল্যান্ট পরিবর্তন ও রেডিয়েটর লিক পরীক্ষা সম্পন্ন হয়েছে।</w:t>
+      </w:r>
+    </w:p>
+    <w:p>
+      <w:pPr>
+        <w:pStyle w:val="Heading2"/>
+      </w:pPr>
+      <w:r>
+        <w:rPr>
+          <w:rFonts w:ascii="Vrinda" w:hAnsi="Vrinda"/>
+          <w:color w:val="4472C4"/>
+          <w:sz w:val="24"/>
+        </w:rPr>
+        <w:t>১০.২ লুব্রিকেশন সিস্টেম</w:t>
+      </w:r>
+    </w:p>
+    <w:p>
+      <w:pPr>
+        <w:spacing w:after="120"/>
+      </w:pPr>
+      <w:r>
+        <w:rPr>
+          <w:rFonts w:ascii="Vrinda" w:hAnsi="Vrinda"/>
+          <w:sz w:val="22"/>
+        </w:rPr>
+        <w:t>ইঞ্জিন অয়েল গ্রেড নির্বাচন, অয়েল ফিল্টার পরিবর্তন ও অয়েল প্রেশার পরীক্ষা শেখা হয়েছে।</w:t>
+      </w:r>
+    </w:p>
+    <w:p>
+      <w:r>
+        <w:br w:type="page"/>
+      </w:r>
+    </w:p>
+    <w:p>
+      <w:pPr>
+        <w:pStyle w:val="Heading1"/>
+        <w:jc w:val="left"/>
+      </w:pPr>
+      <w:r>
+        <w:rPr>
+          <w:rFonts w:ascii="Vrinda" w:hAnsi="Vrinda"/>
+          <w:color w:val="1F497D"/>
+          <w:sz w:val="28"/>
+        </w:rPr>
+        <w:t>অধ্যায় ১১: ডায়াগনস্টিক টুলস ও পদ্ধতি</w:t>
+      </w:r>
+    </w:p>
+    <w:p/>
+    <w:tbl>
+      <w:tblPr>
+        <w:tblStyle w:val="LightList-Accent1"/>
+        <w:tblW w:type="auto" w:w="0"/>
+        <w:tblLook w:firstColumn="1" w:firstRow="1" w:lastColumn="0" w:lastRow="0" w:noHBand="0" w:noVBand="1" w:val="04A0"/>
+      </w:tblPr>
+      <w:tblGrid>
+        <w:gridCol w:w="4536"/>
+        <w:gridCol w:w="4536"/>
+      </w:tblGrid>
+      <w:tr>
+        <w:tc>
+          <w:tcPr>
+            <w:tcW w:type="dxa" w:w="4536"/>
+          </w:tcPr>
+          <w:p>
+            <w:r>
+              <w:rPr>
+                <w:rFonts w:ascii="Vrinda" w:hAnsi="Vrinda"/>
+                <w:b/>
+                <w:sz w:val="20"/>
+              </w:rPr>
+              <w:t>সরঞ্জাম</w:t>
+            </w:r>
+          </w:p>
+        </w:tc>
+        <w:tc>
+          <w:tcPr>
+            <w:tcW w:type="dxa" w:w="4536"/>
+          </w:tcPr>
+          <w:p>
+            <w:r>
+              <w:rPr>
+                <w:rFonts w:ascii="Vrinda" w:hAnsi="Vrinda"/>
+                <w:b/>
+                <w:sz w:val="20"/>
+              </w:rPr>
+              <w:t>ব্যবহার</w:t>
+            </w:r>
+          </w:p>
+        </w:tc>
+      </w:tr>
+      <w:tr>
+        <w:tc>
+          <w:tcPr>
+            <w:tcW w:type="dxa" w:w="4536"/>
+          </w:tcPr>
+          <w:p>
+            <w:r>
+              <w:rPr>
+                <w:rFonts w:ascii="Vrinda" w:hAnsi="Vrinda"/>
+                <w:sz w:val="20"/>
+              </w:rPr>
+              <w:t>OBD-II স্ক্যানার</w:t>
+            </w:r>
+          </w:p>
+        </w:tc>
+        <w:tc>
+          <w:tcPr>
+            <w:tcW w:type="dxa" w:w="4536"/>
+          </w:tcPr>
+          <w:p>
+            <w:r>
+              <w:rPr>
+                <w:rFonts w:ascii="Vrinda" w:hAnsi="Vrinda"/>
+                <w:sz w:val="20"/>
+              </w:rPr>
+              <w:t>ত্রুটি কোড পড়া</w:t>
+            </w:r>
+          </w:p>
+        </w:tc>
+      </w:tr>
+      <w:tr>
+        <w:tc>
+          <w:tcPr>
+            <w:tcW w:type="dxa" w:w="4536"/>
+          </w:tcPr>
+          <w:p>
+            <w:r>
+              <w:rPr>
+                <w:rFonts w:ascii="Vrinda" w:hAnsi="Vrinda"/>
+                <w:sz w:val="20"/>
+              </w:rPr>
+              <w:t>মাল্টিমিটার</w:t>
+            </w:r>
+          </w:p>
+        </w:tc>
+        <w:tc>
+          <w:tcPr>
+            <w:tcW w:type="dxa" w:w="4536"/>
+          </w:tcPr>
+          <w:p>
+            <w:r>
+              <w:rPr>
+                <w:rFonts w:ascii="Vrinda" w:hAnsi="Vrinda"/>
+                <w:sz w:val="20"/>
+              </w:rPr>
+              <w:t>বৈদ্যুতিক পরীক্ষা</w:t>
+            </w:r>
+          </w:p>
+        </w:tc>
+      </w:tr>
+      <w:tr>
+        <w:tc>
+          <w:tcPr>
+            <w:tcW w:type="dxa" w:w="4536"/>
+          </w:tcPr>
+          <w:p>
+            <w:r>
+              <w:rPr>
+                <w:rFonts w:ascii="Vrinda" w:hAnsi="Vrinda"/>
+                <w:sz w:val="20"/>
+              </w:rPr>
+              <w:t>কম্প্রেশন টেস্টার</w:t>
+            </w:r>
+          </w:p>
+        </w:tc>
+        <w:tc>
+          <w:tcPr>
+            <w:tcW w:type="dxa" w:w="4536"/>
+          </w:tcPr>
+          <w:p>
+            <w:r>
+              <w:rPr>
+                <w:rFonts w:ascii="Vrinda" w:hAnsi="Vrinda"/>
+                <w:sz w:val="20"/>
+              </w:rPr>
+              <w:t>সিলিন্ডার চাপ</w:t>
+            </w:r>
+          </w:p>
+        </w:tc>
+      </w:tr>
+      <w:tr>
+        <w:tc>
+          <w:tcPr>
+            <w:tcW w:type="dxa" w:w="4536"/>
+          </w:tcPr>
+          <w:p>
+            <w:r>
+              <w:rPr>
+                <w:rFonts w:ascii="Vrinda" w:hAnsi="Vrinda"/>
+                <w:sz w:val="20"/>
+              </w:rPr>
+              <w:t>টাইমিং লাইট</w:t>
+            </w:r>
+          </w:p>
+        </w:tc>
+        <w:tc>
+          <w:tcPr>
+            <w:tcW w:type="dxa" w:w="4536"/>
+          </w:tcPr>
+          <w:p>
+            <w:r>
+              <w:rPr>
+                <w:rFonts w:ascii="Vrinda" w:hAnsi="Vrinda"/>
+                <w:sz w:val="20"/>
+              </w:rPr>
+              <w:t>ইগনিশন টাইমিং</w:t>
+            </w:r>
+          </w:p>
+        </w:tc>
+      </w:tr>
+      <w:tr>
+        <w:tc>
+          <w:tcPr>
+            <w:tcW w:type="dxa" w:w="4536"/>
+          </w:tcPr>
+          <w:p>
+            <w:r>
+              <w:rPr>
+                <w:rFonts w:ascii="Vrinda" w:hAnsi="Vrinda"/>
+                <w:sz w:val="20"/>
+              </w:rPr>
+              <w:t>অয়েল প্রেশার গেজ</w:t>
+            </w:r>
+          </w:p>
+        </w:tc>
+        <w:tc>
+          <w:tcPr>
+            <w:tcW w:type="dxa" w:w="4536"/>
+          </w:tcPr>
+          <w:p>
+            <w:r>
+              <w:rPr>
+                <w:rFonts w:ascii="Vrinda" w:hAnsi="Vrinda"/>
+                <w:sz w:val="20"/>
+              </w:rPr>
+              <w:t>তেলের চাপ</w:t>
+            </w:r>
+          </w:p>
+        </w:tc>
+      </w:tr>
+    </w:tbl>
+    <w:p/>
+    <w:p>
+      <w:pPr>
+        <w:pStyle w:val="Heading2"/>
+      </w:pPr>
+      <w:r>
+        <w:rPr>
+          <w:rFonts w:ascii="Vrinda" w:hAnsi="Vrinda"/>
+          <w:color w:val="4472C4"/>
+          <w:sz w:val="24"/>
+        </w:rPr>
+        <w:t>১১.২ সমস্যা নির্ণয় পদ্ধতি</w:t>
+      </w:r>
+    </w:p>
+    <w:p>
+      <w:pPr>
+        <w:spacing w:after="120"/>
+      </w:pPr>
+      <w:r>
+        <w:rPr>
+          <w:rFonts w:ascii="Vrinda" w:hAnsi="Vrinda"/>
+          <w:sz w:val="22"/>
+        </w:rPr>
+        <w:t>গ্রাহকের অভিযোগ শোনা, দৃশ্যত পরীক্ষা, OBD স্ক্যান, পরীক্ষামূলক ড্রাইভ এবং সুনির্দিষ্ট পরীক্ষার মাধ্যমে সমস্যা চিহ্নিত করতে হয়।</w:t>
+      </w:r>
+    </w:p>
+    <w:p>
+      <w:r>
+        <w:br w:type="page"/>
+      </w:r>
+    </w:p>
+    <w:p>
+      <w:pPr>
+        <w:pStyle w:val="Heading1"/>
+        <w:jc w:val="left"/>
+      </w:pPr>
+      <w:r>
+        <w:rPr>
+          <w:rFonts w:ascii="Vrinda" w:hAnsi="Vrinda"/>
+          <w:color w:val="1F497D"/>
+          <w:sz w:val="28"/>
+        </w:rPr>
+        <w:t>অধ্যায় ১২: নিরাপত্তা বিধি ও ওয়ার্কশপ অনুশীলন</w:t>
+      </w:r>
+    </w:p>
+    <w:p/>
+    <w:p>
+      <w:pPr>
+        <w:pStyle w:val="Heading2"/>
+      </w:pPr>
+      <w:r>
+        <w:rPr>
+          <w:rFonts w:ascii="Vrinda" w:hAnsi="Vrinda"/>
+          <w:color w:val="4472C4"/>
+          <w:sz w:val="24"/>
+        </w:rPr>
+        <w:t>১২.১ ব্যক্তিগত সুরক্ষা সরঞ্জাম (PPE)</w:t>
+      </w:r>
+    </w:p>
+    <w:p>
+      <w:pPr>
+        <w:pStyle w:val="ListBullet"/>
+      </w:pPr>
+      <w:r>
+        <w:rPr>
+          <w:rFonts w:ascii="Vrinda" w:hAnsi="Vrinda"/>
+          <w:sz w:val="22"/>
+        </w:rPr>
+        <w:t>নিরাপত্তা চশমা</w:t>
+      </w:r>
+    </w:p>
+    <w:p>
+      <w:pPr>
+        <w:pStyle w:val="ListBullet"/>
+      </w:pPr>
+      <w:r>
+        <w:rPr>
+          <w:rFonts w:ascii="Vrinda" w:hAnsi="Vrinda"/>
+          <w:sz w:val="22"/>
+        </w:rPr>
+        <w:t>হাতের গ্লাভস</w:t>
+      </w:r>
+    </w:p>
+    <w:p>
+      <w:pPr>
+        <w:pStyle w:val="ListBullet"/>
+      </w:pPr>
+      <w:r>
+        <w:rPr>
+          <w:rFonts w:ascii="Vrinda" w:hAnsi="Vrinda"/>
+          <w:sz w:val="22"/>
+        </w:rPr>
+        <w:t>নিরাপত্তা জুতা</w:t>
+      </w:r>
+    </w:p>
+    <w:p>
+      <w:pPr>
+        <w:pStyle w:val="ListBullet"/>
+      </w:pPr>
+      <w:r>
+        <w:rPr>
+          <w:rFonts w:ascii="Vrinda" w:hAnsi="Vrinda"/>
+          <w:sz w:val="22"/>
+        </w:rPr>
+        <w:t>শ্রবণ সুরক্ষা</w:t>
+      </w:r>
+    </w:p>
+    <w:p>
+      <w:pPr>
+        <w:pStyle w:val="ListBullet"/>
+      </w:pPr>
+      <w:r>
+        <w:rPr>
+          <w:rFonts w:ascii="Vrinda" w:hAnsi="Vrinda"/>
+          <w:sz w:val="22"/>
+        </w:rPr>
+        <w:t>শ্বাসযন্ত্র মাস্ক</w:t>
+      </w:r>
+    </w:p>
+    <w:p>
+      <w:pPr>
+        <w:pStyle w:val="Heading2"/>
+      </w:pPr>
+      <w:r>
+        <w:rPr>
+          <w:rFonts w:ascii="Vrinda" w:hAnsi="Vrinda"/>
+          <w:color w:val="4472C4"/>
+          <w:sz w:val="24"/>
+        </w:rPr>
+        <w:t>১২.২ ওয়ার্কশপ নিরাপত্তা বিধি</w:t>
+      </w:r>
+    </w:p>
+    <w:p>
+      <w:pPr>
+        <w:spacing w:after="120"/>
+      </w:pPr>
+      <w:r>
+        <w:rPr>
+          <w:rFonts w:ascii="Vrinda" w:hAnsi="Vrinda"/>
+          <w:sz w:val="22"/>
+        </w:rPr>
+        <w:t>প্রতিটি কাজের আগে সরঞ্জাম পরীক্ষা, এলাকা পরিষ্কার রাখা এবং অগ্নি নির্বাপক যন্ত্র পাশে রাখার নিয়ম অনুসরণ করা হয়েছে।</w:t>
+      </w:r>
+    </w:p>
+    <w:p>
+      <w:r>
+        <w:br w:type="page"/>
+      </w:r>
+    </w:p>
+    <w:p>
+      <w:pPr>
+        <w:pStyle w:val="Heading1"/>
+        <w:jc w:val="left"/>
+      </w:pPr>
+      <w:r>
+        <w:rPr>
+          <w:rFonts w:ascii="Vrinda" w:hAnsi="Vrinda"/>
+          <w:color w:val="1F497D"/>
+          <w:sz w:val="28"/>
+        </w:rPr>
+        <w:t>অধ্যায় ১৩: পরিবেশ ও টেকসই রক্ষণাবেক্ষণ</w:t>
+      </w:r>
+    </w:p>
+    <w:p/>
+    <w:p>
+      <w:pPr>
+        <w:pStyle w:val="Heading2"/>
+      </w:pPr>
+      <w:r>
+        <w:rPr>
+          <w:rFonts w:ascii="Vrinda" w:hAnsi="Vrinda"/>
+          <w:color w:val="4472C4"/>
+          <w:sz w:val="24"/>
+        </w:rPr>
+        <w:t>১৩.১ পরিবেশবান্ধব অনুশীলন</w:t>
+      </w:r>
+    </w:p>
+    <w:p>
+      <w:pPr>
+        <w:pStyle w:val="ListBullet"/>
+      </w:pPr>
+      <w:r>
+        <w:rPr>
+          <w:rFonts w:ascii="Vrinda" w:hAnsi="Vrinda"/>
+          <w:sz w:val="22"/>
+        </w:rPr>
+        <w:t>ব্যবহৃত তেল নির্ধারিত পাত্রে সংগ্রহ</w:t>
+      </w:r>
+    </w:p>
+    <w:p>
+      <w:pPr>
+        <w:pStyle w:val="ListBullet"/>
+      </w:pPr>
+      <w:r>
+        <w:rPr>
+          <w:rFonts w:ascii="Vrinda" w:hAnsi="Vrinda"/>
+          <w:sz w:val="22"/>
+        </w:rPr>
+        <w:t>অ্যান্টিফ্রিজ নিকাশিতে না ফেলা</w:t>
+      </w:r>
+    </w:p>
+    <w:p>
+      <w:pPr>
+        <w:pStyle w:val="ListBullet"/>
+      </w:pPr>
+      <w:r>
+        <w:rPr>
+          <w:rFonts w:ascii="Vrinda" w:hAnsi="Vrinda"/>
+          <w:sz w:val="22"/>
+        </w:rPr>
+        <w:t>ব্যাটারি সঠিক পদ্ধতিতে পুনর্ব্যবহার</w:t>
+      </w:r>
+    </w:p>
+    <w:p>
+      <w:pPr>
+        <w:pStyle w:val="ListBullet"/>
+      </w:pPr>
+      <w:r>
+        <w:rPr>
+          <w:rFonts w:ascii="Vrinda" w:hAnsi="Vrinda"/>
+          <w:sz w:val="22"/>
+        </w:rPr>
+        <w:t>সলভেন্ট ব্যবহার ন্যূনতম</w:t>
+      </w:r>
+    </w:p>
+    <w:p>
+      <w:pPr>
+        <w:pStyle w:val="Heading2"/>
+      </w:pPr>
+      <w:r>
+        <w:rPr>
+          <w:rFonts w:ascii="Vrinda" w:hAnsi="Vrinda"/>
+          <w:color w:val="4472C4"/>
+          <w:sz w:val="24"/>
+        </w:rPr>
+        <w:t>১৩.২ নির্গমন পরীক্ষা</w:t>
+      </w:r>
+    </w:p>
+    <w:p>
+      <w:pPr>
+        <w:spacing w:after="120"/>
+      </w:pPr>
+      <w:r>
+        <w:rPr>
+          <w:rFonts w:ascii="Vrinda" w:hAnsi="Vrinda"/>
+          <w:sz w:val="22"/>
+        </w:rPr>
+        <w:t>CO, HC, NOx মাত্রা পরিমাপ এবং বাংলাদেশ পরিবেশ অধিদপ্তরের মানদণ্ড সম্পর্কে সচেতনতা বৃদ্ধি পেয়েছে।</w:t>
+      </w:r>
+    </w:p>
+    <w:p>
+      <w:r>
+        <w:br w:type="page"/>
+      </w:r>
+    </w:p>
+    <w:p>
+      <w:pPr>
+        <w:pStyle w:val="Heading1"/>
+        <w:jc w:val="left"/>
+      </w:pPr>
+      <w:r>
+        <w:rPr>
+          <w:rFonts w:ascii="Vrinda" w:hAnsi="Vrinda"/>
+          <w:color w:val="1F497D"/>
+          <w:sz w:val="28"/>
+        </w:rPr>
+        <w:t>অধ্যায় ১৪: হাইব্রিড ও ইলেকট্রিক যানবাহন</w:t>
+      </w:r>
+    </w:p>
+    <w:p/>
+    <w:p>
+      <w:pPr>
+        <w:pStyle w:val="Heading2"/>
+      </w:pPr>
+      <w:r>
+        <w:rPr>
+          <w:rFonts w:ascii="Vrinda" w:hAnsi="Vrinda"/>
+          <w:color w:val="4472C4"/>
+          <w:sz w:val="24"/>
+        </w:rPr>
+        <w:t>১৪.১ হাইব্রিড প্রযুক্তি</w:t>
+      </w:r>
+    </w:p>
+    <w:p>
+      <w:pPr>
+        <w:spacing w:after="120"/>
+      </w:pPr>
+      <w:r>
+        <w:rPr>
+          <w:rFonts w:ascii="Vrinda" w:hAnsi="Vrinda"/>
+          <w:sz w:val="22"/>
+        </w:rPr>
+        <w:t>হাইব্রিড গাড়ির HV ব্যাটারি, ইনভার্টার ও রিজেনারেটিভ ব্রেকিং সম্পর্কে মৌলিক জ্ঞান অর্জিত হয়েছে।</w:t>
+      </w:r>
+    </w:p>
+    <w:tbl>
+      <w:tblPr>
+        <w:tblStyle w:val="LightList-Accent1"/>
+        <w:tblW w:type="auto" w:w="0"/>
+        <w:tblLook w:firstColumn="1" w:firstRow="1" w:lastColumn="0" w:lastRow="0" w:noHBand="0" w:noVBand="1" w:val="04A0"/>
+      </w:tblPr>
+      <w:tblGrid>
+        <w:gridCol w:w="2268"/>
+        <w:gridCol w:w="2268"/>
+        <w:gridCol w:w="2268"/>
+        <w:gridCol w:w="2268"/>
+      </w:tblGrid>
+      <w:tr>
+        <w:tc>
+          <w:tcPr>
+            <w:tcW w:type="dxa" w:w="2268"/>
+          </w:tcPr>
+          <w:p>
+            <w:r>
+              <w:rPr>
+                <w:rFonts w:ascii="Vrinda" w:hAnsi="Vrinda"/>
+                <w:b/>
+                <w:sz w:val="20"/>
+              </w:rPr>
+              <w:t>বৈশিষ্ট্য</w:t>
+            </w:r>
+          </w:p>
+        </w:tc>
+        <w:tc>
+          <w:tcPr>
+            <w:tcW w:type="dxa" w:w="2268"/>
+          </w:tcPr>
+          <w:p>
+            <w:r>
+              <w:rPr>
+                <w:rFonts w:ascii="Vrinda" w:hAnsi="Vrinda"/>
+                <w:b/>
+                <w:sz w:val="20"/>
+              </w:rPr>
+              <w:t>পেট্রোল</w:t>
+            </w:r>
+          </w:p>
+        </w:tc>
+        <w:tc>
+          <w:tcPr>
+            <w:tcW w:type="dxa" w:w="2268"/>
+          </w:tcPr>
+          <w:p>
+            <w:r>
+              <w:rPr>
+                <w:rFonts w:ascii="Vrinda" w:hAnsi="Vrinda"/>
+                <w:b/>
+                <w:sz w:val="20"/>
+              </w:rPr>
+              <w:t>হাইব্রিড</w:t>
+            </w:r>
+          </w:p>
+        </w:tc>
+        <w:tc>
+          <w:tcPr>
+            <w:tcW w:type="dxa" w:w="2268"/>
+          </w:tcPr>
+          <w:p>
+            <w:r>
+              <w:rPr>
+                <w:rFonts w:ascii="Vrinda" w:hAnsi="Vrinda"/>
+                <w:b/>
+                <w:sz w:val="20"/>
+              </w:rPr>
+              <w:t>EV</w:t>
+            </w:r>
+          </w:p>
+        </w:tc>
+      </w:tr>
+      <w:tr>
+        <w:tc>
+          <w:tcPr>
+            <w:tcW w:type="dxa" w:w="2268"/>
+          </w:tcPr>
+          <w:p>
+            <w:r>
+              <w:rPr>
+                <w:rFonts w:ascii="Vrinda" w:hAnsi="Vrinda"/>
+                <w:sz w:val="20"/>
+              </w:rPr>
+              <w:t>জ্বালানি</w:t>
+            </w:r>
+          </w:p>
+        </w:tc>
+        <w:tc>
+          <w:tcPr>
+            <w:tcW w:type="dxa" w:w="2268"/>
+          </w:tcPr>
+          <w:p>
+            <w:r>
+              <w:rPr>
+                <w:rFonts w:ascii="Vrinda" w:hAnsi="Vrinda"/>
+                <w:sz w:val="20"/>
+              </w:rPr>
+              <w:t>পেট্রোল</w:t>
+            </w:r>
+          </w:p>
+        </w:tc>
+        <w:tc>
+          <w:tcPr>
+            <w:tcW w:type="dxa" w:w="2268"/>
+          </w:tcPr>
+          <w:p>
+            <w:r>
+              <w:rPr>
+                <w:rFonts w:ascii="Vrinda" w:hAnsi="Vrinda"/>
+                <w:sz w:val="20"/>
+              </w:rPr>
+              <w:t>পেট্রোল+বিদ্যুৎ</w:t>
+            </w:r>
+          </w:p>
+        </w:tc>
+        <w:tc>
+          <w:tcPr>
+            <w:tcW w:type="dxa" w:w="2268"/>
+          </w:tcPr>
+          <w:p>
+            <w:r>
+              <w:rPr>
+                <w:rFonts w:ascii="Vrinda" w:hAnsi="Vrinda"/>
+                <w:sz w:val="20"/>
+              </w:rPr>
+              <w:t>বিদ্যুৎ</w:t>
+            </w:r>
+          </w:p>
+        </w:tc>
+      </w:tr>
+      <w:tr>
+        <w:tc>
+          <w:tcPr>
+            <w:tcW w:type="dxa" w:w="2268"/>
+          </w:tcPr>
+          <w:p>
+            <w:r>
+              <w:rPr>
+                <w:rFonts w:ascii="Vrinda" w:hAnsi="Vrinda"/>
+                <w:sz w:val="20"/>
+              </w:rPr>
+              <w:t>রক্ষণাবেক্ষণ</w:t>
+            </w:r>
+          </w:p>
+        </w:tc>
+        <w:tc>
+          <w:tcPr>
+            <w:tcW w:type="dxa" w:w="2268"/>
+          </w:tcPr>
+          <w:p>
+            <w:r>
+              <w:rPr>
+                <w:rFonts w:ascii="Vrinda" w:hAnsi="Vrinda"/>
+                <w:sz w:val="20"/>
+              </w:rPr>
+              <w:t>বেশি</w:t>
+            </w:r>
+          </w:p>
+        </w:tc>
+        <w:tc>
+          <w:tcPr>
+            <w:tcW w:type="dxa" w:w="2268"/>
+          </w:tcPr>
+          <w:p>
+            <w:r>
+              <w:rPr>
+                <w:rFonts w:ascii="Vrinda" w:hAnsi="Vrinda"/>
+                <w:sz w:val="20"/>
+              </w:rPr>
+              <w:t>মধ্যম</w:t>
+            </w:r>
+          </w:p>
+        </w:tc>
+        <w:tc>
+          <w:tcPr>
+            <w:tcW w:type="dxa" w:w="2268"/>
+          </w:tcPr>
+          <w:p>
+            <w:r>
+              <w:rPr>
+                <w:rFonts w:ascii="Vrinda" w:hAnsi="Vrinda"/>
+                <w:sz w:val="20"/>
+              </w:rPr>
+              <w:t>কম</w:t>
+            </w:r>
+          </w:p>
+        </w:tc>
+      </w:tr>
+      <w:tr>
+        <w:tc>
+          <w:tcPr>
+            <w:tcW w:type="dxa" w:w="2268"/>
+          </w:tcPr>
+          <w:p>
+            <w:r>
+              <w:rPr>
+                <w:rFonts w:ascii="Vrinda" w:hAnsi="Vrinda"/>
+                <w:sz w:val="20"/>
+              </w:rPr>
+              <w:t>দূষণ</w:t>
+            </w:r>
+          </w:p>
+        </w:tc>
+        <w:tc>
+          <w:tcPr>
+            <w:tcW w:type="dxa" w:w="2268"/>
+          </w:tcPr>
+          <w:p>
+            <w:r>
+              <w:rPr>
+                <w:rFonts w:ascii="Vrinda" w:hAnsi="Vrinda"/>
+                <w:sz w:val="20"/>
+              </w:rPr>
+              <w:t>বেশি</w:t>
+            </w:r>
+          </w:p>
+        </w:tc>
+        <w:tc>
+          <w:tcPr>
+            <w:tcW w:type="dxa" w:w="2268"/>
+          </w:tcPr>
+          <w:p>
+            <w:r>
+              <w:rPr>
+                <w:rFonts w:ascii="Vrinda" w:hAnsi="Vrinda"/>
+                <w:sz w:val="20"/>
+              </w:rPr>
+              <w:t>কম</w:t>
+            </w:r>
+          </w:p>
+        </w:tc>
+        <w:tc>
+          <w:tcPr>
+            <w:tcW w:type="dxa" w:w="2268"/>
+          </w:tcPr>
+          <w:p>
+            <w:r>
+              <w:rPr>
+                <w:rFonts w:ascii="Vrinda" w:hAnsi="Vrinda"/>
+                <w:sz w:val="20"/>
+              </w:rPr>
+              <w:t>শূন্য</w:t>
+            </w:r>
+          </w:p>
+        </w:tc>
+      </w:tr>
+    </w:tbl>
+    <w:p/>
+    <w:p>
+      <w:r>
+        <w:br w:type="page"/>
+      </w:r>
+    </w:p>
+    <w:p>
+      <w:pPr>
+        <w:pStyle w:val="Heading1"/>
+        <w:jc w:val="left"/>
+      </w:pPr>
+      <w:r>
+        <w:rPr>
+          <w:rFonts w:ascii="Vrinda" w:hAnsi="Vrinda"/>
+          <w:color w:val="1F497D"/>
+          <w:sz w:val="28"/>
+        </w:rPr>
+        <w:t>অধ্যায় ১৫: গ্রাহক সেবা ও ব্যবসায়িক দক্ষতা</w:t>
+      </w:r>
+    </w:p>
+    <w:p/>
+    <w:p>
+      <w:pPr>
+        <w:pStyle w:val="Heading2"/>
+      </w:pPr>
+      <w:r>
+        <w:rPr>
+          <w:rFonts w:ascii="Vrinda" w:hAnsi="Vrinda"/>
+          <w:color w:val="4472C4"/>
+          <w:sz w:val="24"/>
+        </w:rPr>
+        <w:t>১৫.১ গ্রাহক যোগাযোগ</w:t>
+      </w:r>
+    </w:p>
+    <w:p>
+      <w:pPr>
+        <w:spacing w:after="120"/>
+      </w:pPr>
+      <w:r>
+        <w:rPr>
+          <w:rFonts w:ascii="Vrinda" w:hAnsi="Vrinda"/>
+          <w:sz w:val="22"/>
+        </w:rPr>
+        <w:t>গ্রাহকের সমস্যা মনোযোগ দিয়ে শোনা, সহজ ভাষায় ব্যাখ্যা করা এবং সময়মতো কাজ সম্পন্ন করা পেশাদারিত্বের প্রমাণ।</w:t>
+      </w:r>
+    </w:p>
+    <w:p>
+      <w:pPr>
+        <w:pStyle w:val="Heading2"/>
+      </w:pPr>
+      <w:r>
+        <w:rPr>
+          <w:rFonts w:ascii="Vrinda" w:hAnsi="Vrinda"/>
+          <w:color w:val="4472C4"/>
+          <w:sz w:val="24"/>
+        </w:rPr>
+        <w:t>১৫.২ জব কার্ড ও রেকর্ড রাখা</w:t>
+      </w:r>
+    </w:p>
+    <w:p>
+      <w:pPr>
+        <w:spacing w:after="120"/>
+      </w:pPr>
+      <w:r>
+        <w:rPr>
+          <w:rFonts w:ascii="Vrinda" w:hAnsi="Vrinda"/>
+          <w:sz w:val="22"/>
+        </w:rPr>
+        <w:t>প্রতিটি গাড়ির সার্ভিসের জন্য জব কার্ড তৈরিতে গ্রাহকের তথ্য, করা কাজ ও ব্যয়িত যন্ত্রাংশের হিসাব রাখা হয়।</w:t>
+      </w:r>
+    </w:p>
+    <w:p>
+      <w:r>
+        <w:br w:type="page"/>
+      </w:r>
+    </w:p>
+    <w:p>
+      <w:pPr>
+        <w:pStyle w:val="Heading1"/>
+        <w:jc w:val="left"/>
+      </w:pPr>
+      <w:r>
+        <w:rPr>
+          <w:rFonts w:ascii="Vrinda" w:hAnsi="Vrinda"/>
+          <w:color w:val="1F497D"/>
+          <w:sz w:val="28"/>
+        </w:rPr>
+        <w:t>অধ্যায় ১৬: ব্যবহারিক কাজের অভিজ্ঞতা</w:t>
+      </w:r>
+    </w:p>
+    <w:p/>
+    <w:tbl>
+      <w:tblPr>
+        <w:tblStyle w:val="LightList-Accent1"/>
+        <w:tblW w:type="auto" w:w="0"/>
+        <w:tblLook w:firstColumn="1" w:firstRow="1" w:lastColumn="0" w:lastRow="0" w:noHBand="0" w:noVBand="1" w:val="04A0"/>
+      </w:tblPr>
+      <w:tblGrid>
+        <w:gridCol w:w="3024"/>
+        <w:gridCol w:w="3024"/>
+        <w:gridCol w:w="3024"/>
+      </w:tblGrid>
+      <w:tr>
+        <w:tc>
+          <w:tcPr>
+            <w:tcW w:type="dxa" w:w="3024"/>
+          </w:tcPr>
+          <w:p>
+            <w:r>
+              <w:rPr>
+                <w:rFonts w:ascii="Vrinda" w:hAnsi="Vrinda"/>
+                <w:b/>
+                <w:sz w:val="20"/>
+              </w:rPr>
+              <w:t>সপ্তাহ</w:t>
+            </w:r>
+          </w:p>
+        </w:tc>
+        <w:tc>
+          <w:tcPr>
+            <w:tcW w:type="dxa" w:w="3024"/>
+          </w:tcPr>
+          <w:p>
+            <w:r>
+              <w:rPr>
+                <w:rFonts w:ascii="Vrinda" w:hAnsi="Vrinda"/>
+                <w:b/>
+                <w:sz w:val="20"/>
+              </w:rPr>
+              <w:t>করা কাজ</w:t>
+            </w:r>
+          </w:p>
+        </w:tc>
+        <w:tc>
+          <w:tcPr>
+            <w:tcW w:type="dxa" w:w="3024"/>
+          </w:tcPr>
+          <w:p>
+            <w:r>
+              <w:rPr>
+                <w:rFonts w:ascii="Vrinda" w:hAnsi="Vrinda"/>
+                <w:b/>
+                <w:sz w:val="20"/>
+              </w:rPr>
+              <w:t>দক্ষতার স্তর</w:t>
+            </w:r>
+          </w:p>
+        </w:tc>
+      </w:tr>
+      <w:tr>
+        <w:tc>
+          <w:tcPr>
+            <w:tcW w:type="dxa" w:w="3024"/>
+          </w:tcPr>
+          <w:p>
+            <w:r>
+              <w:rPr>
+                <w:rFonts w:ascii="Vrinda" w:hAnsi="Vrinda"/>
+                <w:sz w:val="20"/>
+              </w:rPr>
+              <w:t>সপ্তাহ ১</w:t>
+            </w:r>
+          </w:p>
+        </w:tc>
+        <w:tc>
+          <w:tcPr>
+            <w:tcW w:type="dxa" w:w="3024"/>
+          </w:tcPr>
+          <w:p>
+            <w:r>
+              <w:rPr>
+                <w:rFonts w:ascii="Vrinda" w:hAnsi="Vrinda"/>
+                <w:sz w:val="20"/>
+              </w:rPr>
+              <w:t>ওয়ার্কশপ পরিচিতি, নিরাপত্তা</w:t>
+            </w:r>
+          </w:p>
+        </w:tc>
+        <w:tc>
+          <w:tcPr>
+            <w:tcW w:type="dxa" w:w="3024"/>
+          </w:tcPr>
+          <w:p>
+            <w:r>
+              <w:rPr>
+                <w:rFonts w:ascii="Vrinda" w:hAnsi="Vrinda"/>
+                <w:sz w:val="20"/>
+              </w:rPr>
+              <w:t>মৌলিক</w:t>
+            </w:r>
+          </w:p>
+        </w:tc>
+      </w:tr>
+      <w:tr>
+        <w:tc>
+          <w:tcPr>
+            <w:tcW w:type="dxa" w:w="3024"/>
+          </w:tcPr>
+          <w:p>
+            <w:r>
+              <w:rPr>
+                <w:rFonts w:ascii="Vrinda" w:hAnsi="Vrinda"/>
+                <w:sz w:val="20"/>
+              </w:rPr>
+              <w:t>সপ্তাহ ২</w:t>
+            </w:r>
+          </w:p>
+        </w:tc>
+        <w:tc>
+          <w:tcPr>
+            <w:tcW w:type="dxa" w:w="3024"/>
+          </w:tcPr>
+          <w:p>
+            <w:r>
+              <w:rPr>
+                <w:rFonts w:ascii="Vrinda" w:hAnsi="Vrinda"/>
+                <w:sz w:val="20"/>
+              </w:rPr>
+              <w:t>ইঞ্জিন পরীক্ষা, কম্প্রেশন টেস্ট</w:t>
+            </w:r>
+          </w:p>
+        </w:tc>
+        <w:tc>
+          <w:tcPr>
+            <w:tcW w:type="dxa" w:w="3024"/>
+          </w:tcPr>
+          <w:p>
+            <w:r>
+              <w:rPr>
+                <w:rFonts w:ascii="Vrinda" w:hAnsi="Vrinda"/>
+                <w:sz w:val="20"/>
+              </w:rPr>
+              <w:t>মৌলিক</w:t>
+            </w:r>
+          </w:p>
+        </w:tc>
+      </w:tr>
+      <w:tr>
+        <w:tc>
+          <w:tcPr>
+            <w:tcW w:type="dxa" w:w="3024"/>
+          </w:tcPr>
+          <w:p>
+            <w:r>
+              <w:rPr>
+                <w:rFonts w:ascii="Vrinda" w:hAnsi="Vrinda"/>
+                <w:sz w:val="20"/>
+              </w:rPr>
+              <w:t>সপ্তাহ ৩</w:t>
+            </w:r>
+          </w:p>
+        </w:tc>
+        <w:tc>
+          <w:tcPr>
+            <w:tcW w:type="dxa" w:w="3024"/>
+          </w:tcPr>
+          <w:p>
+            <w:r>
+              <w:rPr>
+                <w:rFonts w:ascii="Vrinda" w:hAnsi="Vrinda"/>
+                <w:sz w:val="20"/>
+              </w:rPr>
+              <w:t>ইঞ্জিন ওভারহোলিং</w:t>
+            </w:r>
+          </w:p>
+        </w:tc>
+        <w:tc>
+          <w:tcPr>
+            <w:tcW w:type="dxa" w:w="3024"/>
+          </w:tcPr>
+          <w:p>
+            <w:r>
+              <w:rPr>
+                <w:rFonts w:ascii="Vrinda" w:hAnsi="Vrinda"/>
+                <w:sz w:val="20"/>
+              </w:rPr>
+              <w:t>মধ্যম</w:t>
+            </w:r>
+          </w:p>
+        </w:tc>
+      </w:tr>
+      <w:tr>
+        <w:tc>
+          <w:tcPr>
+            <w:tcW w:type="dxa" w:w="3024"/>
+          </w:tcPr>
+          <w:p>
+            <w:r>
+              <w:rPr>
+                <w:rFonts w:ascii="Vrinda" w:hAnsi="Vrinda"/>
+                <w:sz w:val="20"/>
+              </w:rPr>
+              <w:t>সপ্তাহ ৪</w:t>
+            </w:r>
+          </w:p>
+        </w:tc>
+        <w:tc>
+          <w:tcPr>
+            <w:tcW w:type="dxa" w:w="3024"/>
+          </w:tcPr>
+          <w:p>
+            <w:r>
+              <w:rPr>
+                <w:rFonts w:ascii="Vrinda" w:hAnsi="Vrinda"/>
+                <w:sz w:val="20"/>
+              </w:rPr>
+              <w:t>ব্রেক প্যাড, শক অ্যাবজর্বার</w:t>
+            </w:r>
+          </w:p>
+        </w:tc>
+        <w:tc>
+          <w:tcPr>
+            <w:tcW w:type="dxa" w:w="3024"/>
+          </w:tcPr>
+          <w:p>
+            <w:r>
+              <w:rPr>
+                <w:rFonts w:ascii="Vrinda" w:hAnsi="Vrinda"/>
+                <w:sz w:val="20"/>
+              </w:rPr>
+              <w:t>মধ্যম</w:t>
+            </w:r>
+          </w:p>
+        </w:tc>
+      </w:tr>
+      <w:tr>
+        <w:tc>
+          <w:tcPr>
+            <w:tcW w:type="dxa" w:w="3024"/>
+          </w:tcPr>
+          <w:p>
+            <w:r>
+              <w:rPr>
+                <w:rFonts w:ascii="Vrinda" w:hAnsi="Vrinda"/>
+                <w:sz w:val="20"/>
+              </w:rPr>
+              <w:t>সপ্তাহ ৫</w:t>
+            </w:r>
+          </w:p>
+        </w:tc>
+        <w:tc>
+          <w:tcPr>
+            <w:tcW w:type="dxa" w:w="3024"/>
+          </w:tcPr>
+          <w:p>
+            <w:r>
+              <w:rPr>
+                <w:rFonts w:ascii="Vrinda" w:hAnsi="Vrinda"/>
+                <w:sz w:val="20"/>
+              </w:rPr>
+              <w:t>বৈদ্যুতিক সিস্টেম, OBD স্ক্যান</w:t>
+            </w:r>
+          </w:p>
+        </w:tc>
+        <w:tc>
+          <w:tcPr>
+            <w:tcW w:type="dxa" w:w="3024"/>
+          </w:tcPr>
+          <w:p>
+            <w:r>
+              <w:rPr>
+                <w:rFonts w:ascii="Vrinda" w:hAnsi="Vrinda"/>
+                <w:sz w:val="20"/>
+              </w:rPr>
+              <w:t>মধ্যম</w:t>
+            </w:r>
+          </w:p>
+        </w:tc>
+      </w:tr>
+      <w:tr>
+        <w:tc>
+          <w:tcPr>
+            <w:tcW w:type="dxa" w:w="3024"/>
+          </w:tcPr>
+          <w:p>
+            <w:r>
+              <w:rPr>
+                <w:rFonts w:ascii="Vrinda" w:hAnsi="Vrinda"/>
+                <w:sz w:val="20"/>
+              </w:rPr>
+              <w:t>সপ্তাহ ৬</w:t>
+            </w:r>
+          </w:p>
+        </w:tc>
+        <w:tc>
+          <w:tcPr>
+            <w:tcW w:type="dxa" w:w="3024"/>
+          </w:tcPr>
+          <w:p>
+            <w:r>
+              <w:rPr>
+                <w:rFonts w:ascii="Vrinda" w:hAnsi="Vrinda"/>
+                <w:sz w:val="20"/>
+              </w:rPr>
+              <w:t>ফুয়েল সিস্টেম, ইনজেক্টর</w:t>
+            </w:r>
+          </w:p>
+        </w:tc>
+        <w:tc>
+          <w:tcPr>
+            <w:tcW w:type="dxa" w:w="3024"/>
+          </w:tcPr>
+          <w:p>
+            <w:r>
+              <w:rPr>
+                <w:rFonts w:ascii="Vrinda" w:hAnsi="Vrinda"/>
+                <w:sz w:val="20"/>
+              </w:rPr>
+              <w:t>উন্নত</w:t>
+            </w:r>
+          </w:p>
+        </w:tc>
+      </w:tr>
+    </w:tbl>
+    <w:p/>
+    <w:p>
+      <w:pPr>
+        <w:spacing w:after="120"/>
+      </w:pPr>
+      <w:r>
+        <w:rPr>
+          <w:rFonts w:ascii="Vrinda" w:hAnsi="Vrinda"/>
+          <w:sz w:val="22"/>
+        </w:rPr>
+        <w:t>প্রশিক্ষণকালে একটি Toyota Corolla গাড়ির সম্পূর্ণ সার্ভিস স্বাধীনভাবে সম্পন্ন করা হয়েছে।</w:t>
+      </w:r>
+    </w:p>
+    <w:p>
+      <w:r>
+        <w:br w:type="page"/>
+      </w:r>
+    </w:p>
+    <w:p>
+      <w:pPr>
+        <w:pStyle w:val="Heading1"/>
+        <w:jc w:val="left"/>
+      </w:pPr>
+      <w:r>
+        <w:rPr>
+          <w:rFonts w:ascii="Vrinda" w:hAnsi="Vrinda"/>
+          <w:color w:val="1F497D"/>
+          <w:sz w:val="28"/>
+        </w:rPr>
+        <w:t>অধ্যায় ১৭: সমস্যা চিহ্নিতকরণ ও সমাধান</w:t>
+      </w:r>
+    </w:p>
+    <w:p/>
+    <w:tbl>
+      <w:tblPr>
+        <w:tblStyle w:val="LightList-Accent1"/>
+        <w:tblW w:type="auto" w:w="0"/>
+        <w:tblLook w:firstColumn="1" w:firstRow="1" w:lastColumn="0" w:lastRow="0" w:noHBand="0" w:noVBand="1" w:val="04A0"/>
+      </w:tblPr>
+      <w:tblGrid>
+        <w:gridCol w:w="3024"/>
+        <w:gridCol w:w="3024"/>
+        <w:gridCol w:w="3024"/>
+      </w:tblGrid>
+      <w:tr>
+        <w:tc>
+          <w:tcPr>
+            <w:tcW w:type="dxa" w:w="3024"/>
+          </w:tcPr>
+          <w:p>
+            <w:r>
+              <w:rPr>
+                <w:rFonts w:ascii="Vrinda" w:hAnsi="Vrinda"/>
+                <w:b/>
+                <w:sz w:val="20"/>
+              </w:rPr>
+              <w:t>সমস্যা</w:t>
+            </w:r>
+          </w:p>
+        </w:tc>
+        <w:tc>
+          <w:tcPr>
+            <w:tcW w:type="dxa" w:w="3024"/>
+          </w:tcPr>
+          <w:p>
+            <w:r>
+              <w:rPr>
+                <w:rFonts w:ascii="Vrinda" w:hAnsi="Vrinda"/>
+                <w:b/>
+                <w:sz w:val="20"/>
+              </w:rPr>
+              <w:t>কারণ</w:t>
+            </w:r>
+          </w:p>
+        </w:tc>
+        <w:tc>
+          <w:tcPr>
+            <w:tcW w:type="dxa" w:w="3024"/>
+          </w:tcPr>
+          <w:p>
+            <w:r>
+              <w:rPr>
+                <w:rFonts w:ascii="Vrinda" w:hAnsi="Vrinda"/>
+                <w:b/>
+                <w:sz w:val="20"/>
+              </w:rPr>
+              <w:t>সমাধান</w:t>
+            </w:r>
+          </w:p>
+        </w:tc>
+      </w:tr>
+      <w:tr>
+        <w:tc>
+          <w:tcPr>
+            <w:tcW w:type="dxa" w:w="3024"/>
+          </w:tcPr>
+          <w:p>
+            <w:r>
+              <w:rPr>
+                <w:rFonts w:ascii="Vrinda" w:hAnsi="Vrinda"/>
+                <w:sz w:val="20"/>
+              </w:rPr>
+              <w:t>ইঞ্জিন স্টার্ট নেয় না</w:t>
+            </w:r>
+          </w:p>
+        </w:tc>
+        <w:tc>
+          <w:tcPr>
+            <w:tcW w:type="dxa" w:w="3024"/>
+          </w:tcPr>
+          <w:p>
+            <w:r>
+              <w:rPr>
+                <w:rFonts w:ascii="Vrinda" w:hAnsi="Vrinda"/>
+                <w:sz w:val="20"/>
+              </w:rPr>
+              <w:t>দুর্বল ব্যাটারি</w:t>
+            </w:r>
+          </w:p>
+        </w:tc>
+        <w:tc>
+          <w:tcPr>
+            <w:tcW w:type="dxa" w:w="3024"/>
+          </w:tcPr>
+          <w:p>
+            <w:r>
+              <w:rPr>
+                <w:rFonts w:ascii="Vrinda" w:hAnsi="Vrinda"/>
+                <w:sz w:val="20"/>
+              </w:rPr>
+              <w:t>ব্যাটারি পরিবর্তন</w:t>
+            </w:r>
+          </w:p>
+        </w:tc>
+      </w:tr>
+      <w:tr>
+        <w:tc>
+          <w:tcPr>
+            <w:tcW w:type="dxa" w:w="3024"/>
+          </w:tcPr>
+          <w:p>
+            <w:r>
+              <w:rPr>
+                <w:rFonts w:ascii="Vrinda" w:hAnsi="Vrinda"/>
+                <w:sz w:val="20"/>
+              </w:rPr>
+              <w:t>ইঞ্জিন গরম</w:t>
+            </w:r>
+          </w:p>
+        </w:tc>
+        <w:tc>
+          <w:tcPr>
+            <w:tcW w:type="dxa" w:w="3024"/>
+          </w:tcPr>
+          <w:p>
+            <w:r>
+              <w:rPr>
+                <w:rFonts w:ascii="Vrinda" w:hAnsi="Vrinda"/>
+                <w:sz w:val="20"/>
+              </w:rPr>
+              <w:t>কুল্যান্ট লিক</w:t>
+            </w:r>
+          </w:p>
+        </w:tc>
+        <w:tc>
+          <w:tcPr>
+            <w:tcW w:type="dxa" w:w="3024"/>
+          </w:tcPr>
+          <w:p>
+            <w:r>
+              <w:rPr>
+                <w:rFonts w:ascii="Vrinda" w:hAnsi="Vrinda"/>
+                <w:sz w:val="20"/>
+              </w:rPr>
+              <w:t>হোজ প্রতিস্থাপন</w:t>
+            </w:r>
+          </w:p>
+        </w:tc>
+      </w:tr>
+      <w:tr>
+        <w:tc>
+          <w:tcPr>
+            <w:tcW w:type="dxa" w:w="3024"/>
+          </w:tcPr>
+          <w:p>
+            <w:r>
+              <w:rPr>
+                <w:rFonts w:ascii="Vrinda" w:hAnsi="Vrinda"/>
+                <w:sz w:val="20"/>
+              </w:rPr>
+              <w:t>ব্রেকে শব্দ</w:t>
+            </w:r>
+          </w:p>
+        </w:tc>
+        <w:tc>
+          <w:tcPr>
+            <w:tcW w:type="dxa" w:w="3024"/>
+          </w:tcPr>
+          <w:p>
+            <w:r>
+              <w:rPr>
+                <w:rFonts w:ascii="Vrinda" w:hAnsi="Vrinda"/>
+                <w:sz w:val="20"/>
+              </w:rPr>
+              <w:t>প্যাড ক্ষয়</w:t>
+            </w:r>
+          </w:p>
+        </w:tc>
+        <w:tc>
+          <w:tcPr>
+            <w:tcW w:type="dxa" w:w="3024"/>
+          </w:tcPr>
+          <w:p>
+            <w:r>
+              <w:rPr>
+                <w:rFonts w:ascii="Vrinda" w:hAnsi="Vrinda"/>
+                <w:sz w:val="20"/>
+              </w:rPr>
+              <w:t>প্যাড পরিবর্তন</w:t>
+            </w:r>
+          </w:p>
+        </w:tc>
+      </w:tr>
+      <w:tr>
+        <w:tc>
+          <w:tcPr>
+            <w:tcW w:type="dxa" w:w="3024"/>
+          </w:tcPr>
+          <w:p>
+            <w:r>
+              <w:rPr>
+                <w:rFonts w:ascii="Vrinda" w:hAnsi="Vrinda"/>
+                <w:sz w:val="20"/>
+              </w:rPr>
+              <w:t>গাড়ি ঝাঁকুনি</w:t>
+            </w:r>
+          </w:p>
+        </w:tc>
+        <w:tc>
+          <w:tcPr>
+            <w:tcW w:type="dxa" w:w="3024"/>
+          </w:tcPr>
+          <w:p>
+            <w:r>
+              <w:rPr>
+                <w:rFonts w:ascii="Vrinda" w:hAnsi="Vrinda"/>
+                <w:sz w:val="20"/>
+              </w:rPr>
+              <w:t>ইগনিশন কয়েল দোষ</w:t>
+            </w:r>
+          </w:p>
+        </w:tc>
+        <w:tc>
+          <w:tcPr>
+            <w:tcW w:type="dxa" w:w="3024"/>
+          </w:tcPr>
+          <w:p>
+            <w:r>
+              <w:rPr>
+                <w:rFonts w:ascii="Vrinda" w:hAnsi="Vrinda"/>
+                <w:sz w:val="20"/>
+              </w:rPr>
+              <w:t>কয়েল পরিবর্তন</w:t>
+            </w:r>
+          </w:p>
+        </w:tc>
+      </w:tr>
+      <w:tr>
+        <w:tc>
+          <w:tcPr>
+            <w:tcW w:type="dxa" w:w="3024"/>
+          </w:tcPr>
+          <w:p>
+            <w:r>
+              <w:rPr>
+                <w:rFonts w:ascii="Vrinda" w:hAnsi="Vrinda"/>
+                <w:sz w:val="20"/>
+              </w:rPr>
+              <w:t>তেল চোয়ানো</w:t>
+            </w:r>
+          </w:p>
+        </w:tc>
+        <w:tc>
+          <w:tcPr>
+            <w:tcW w:type="dxa" w:w="3024"/>
+          </w:tcPr>
+          <w:p>
+            <w:r>
+              <w:rPr>
+                <w:rFonts w:ascii="Vrinda" w:hAnsi="Vrinda"/>
+                <w:sz w:val="20"/>
+              </w:rPr>
+              <w:t>গ্যাসকেট ক্ষয়</w:t>
+            </w:r>
+          </w:p>
+        </w:tc>
+        <w:tc>
+          <w:tcPr>
+            <w:tcW w:type="dxa" w:w="3024"/>
+          </w:tcPr>
+          <w:p>
+            <w:r>
+              <w:rPr>
+                <w:rFonts w:ascii="Vrinda" w:hAnsi="Vrinda"/>
+                <w:sz w:val="20"/>
+              </w:rPr>
+              <w:t>গ্যাসকেট প্রতিস্থাপন</w:t>
+            </w:r>
+          </w:p>
+        </w:tc>
+      </w:tr>
+    </w:tbl>
+    <w:p/>
+    <w:p>
+      <w:pPr>
+        <w:spacing w:after="120"/>
+      </w:pPr>
+      <w:r>
+        <w:rPr>
+          <w:rFonts w:ascii="Vrinda" w:hAnsi="Vrinda"/>
+          <w:sz w:val="22"/>
+        </w:rPr>
+        <w:t>প্রতিটি সমস্যা সমাধানের অভিজ্ঞতা থেকে সিস্টেমেটিক চিন্তার দক্ষতা বৃদ্ধি পেয়েছে।</w:t>
+      </w:r>
+    </w:p>
+    <w:p>
+      <w:r>
+        <w:br w:type="page"/>
+      </w:r>
+    </w:p>
+    <w:p>
+      <w:pPr>
+        <w:pStyle w:val="Heading1"/>
+        <w:jc w:val="left"/>
+      </w:pPr>
+      <w:r>
+        <w:rPr>
+          <w:rFonts w:ascii="Vrinda" w:hAnsi="Vrinda"/>
+          <w:color w:val="1F497D"/>
+          <w:sz w:val="28"/>
+        </w:rPr>
+        <w:t>অধ্যায় ১৮: ভবিষ্যৎ পরিকল্পনা ও সুপারিশ</w:t>
+      </w:r>
+    </w:p>
+    <w:p/>
+    <w:p>
+      <w:pPr>
+        <w:pStyle w:val="Heading2"/>
+      </w:pPr>
+      <w:r>
+        <w:rPr>
+          <w:rFonts w:ascii="Vrinda" w:hAnsi="Vrinda"/>
+          <w:color w:val="4472C4"/>
+          <w:sz w:val="24"/>
+        </w:rPr>
+        <w:t>১৮.১ ব্যক্তিগত পেশাদার লক্ষ্য</w:t>
+      </w:r>
+    </w:p>
+    <w:p>
+      <w:pPr>
+        <w:pStyle w:val="ListBullet"/>
+      </w:pPr>
+      <w:r>
+        <w:rPr>
+          <w:rFonts w:ascii="Vrinda" w:hAnsi="Vrinda"/>
+          <w:sz w:val="22"/>
+        </w:rPr>
+        <w:t>কুমিল্লা পলিটেকনিকে কার্যকর শিক্ষাদান</w:t>
+      </w:r>
+    </w:p>
+    <w:p>
+      <w:pPr>
+        <w:pStyle w:val="ListBullet"/>
+      </w:pPr>
+      <w:r>
+        <w:rPr>
+          <w:rFonts w:ascii="Vrinda" w:hAnsi="Vrinda"/>
+          <w:sz w:val="22"/>
+        </w:rPr>
+        <w:t>EV ও হাইব্রিড প্রযুক্তিতে উন্নত প্রশিক্ষণ</w:t>
+      </w:r>
+    </w:p>
+    <w:p>
+      <w:pPr>
+        <w:pStyle w:val="ListBullet"/>
+      </w:pPr>
+      <w:r>
+        <w:rPr>
+          <w:rFonts w:ascii="Vrinda" w:hAnsi="Vrinda"/>
+          <w:sz w:val="22"/>
+        </w:rPr>
+        <w:t>ASE সার্টিফিকেশন অর্জন</w:t>
+      </w:r>
+    </w:p>
+    <w:p>
+      <w:pPr>
+        <w:pStyle w:val="ListBullet"/>
+      </w:pPr>
+      <w:r>
+        <w:rPr>
+          <w:rFonts w:ascii="Vrinda" w:hAnsi="Vrinda"/>
+          <w:sz w:val="22"/>
+        </w:rPr>
+        <w:t>ব্যবহারিক প্রশিক্ষণ মডিউল তৈরি</w:t>
+      </w:r>
+    </w:p>
+    <w:p>
+      <w:pPr>
+        <w:pStyle w:val="Heading2"/>
+      </w:pPr>
+      <w:r>
+        <w:rPr>
+          <w:rFonts w:ascii="Vrinda" w:hAnsi="Vrinda"/>
+          <w:color w:val="4472C4"/>
+          <w:sz w:val="24"/>
+        </w:rPr>
+        <w:t>১৮.২ সুপারিশ</w:t>
+      </w:r>
+    </w:p>
+    <w:p>
+      <w:pPr>
+        <w:pStyle w:val="ListBullet"/>
+      </w:pPr>
+      <w:r>
+        <w:rPr>
+          <w:rFonts w:ascii="Vrinda" w:hAnsi="Vrinda"/>
+          <w:sz w:val="22"/>
+        </w:rPr>
+        <w:t>প্রশিক্ষণের সময়কাল ৬০ দিন করা</w:t>
+      </w:r>
+    </w:p>
+    <w:p>
+      <w:pPr>
+        <w:pStyle w:val="ListBullet"/>
+      </w:pPr>
+      <w:r>
+        <w:rPr>
+          <w:rFonts w:ascii="Vrinda" w:hAnsi="Vrinda"/>
+          <w:sz w:val="22"/>
+        </w:rPr>
+        <w:t>আধুনিক অটোমোবাইল ল্যাব স্থাপন</w:t>
+      </w:r>
+    </w:p>
+    <w:p>
+      <w:pPr>
+        <w:pStyle w:val="ListBullet"/>
+      </w:pPr>
+      <w:r>
+        <w:rPr>
+          <w:rFonts w:ascii="Vrinda" w:hAnsi="Vrinda"/>
+          <w:sz w:val="22"/>
+        </w:rPr>
+        <w:t>OBD-II স্ক্যানার সহজলভ্য করা</w:t>
+      </w:r>
+    </w:p>
+    <w:p>
+      <w:pPr>
+        <w:pStyle w:val="ListBullet"/>
+      </w:pPr>
+      <w:r>
+        <w:rPr>
+          <w:rFonts w:ascii="Vrinda" w:hAnsi="Vrinda"/>
+          <w:sz w:val="22"/>
+        </w:rPr>
+        <w:t>EV বিষয় পাঠ্যক্রমে অন্তর্ভুক্ত করা</w:t>
+      </w:r>
+    </w:p>
+    <w:p>
+      <w:r>
+        <w:br w:type="page"/>
+      </w:r>
+    </w:p>
+    <w:p>
+      <w:pPr>
+        <w:pStyle w:val="Heading1"/>
+        <w:jc w:val="left"/>
+      </w:pPr>
+      <w:r>
+        <w:rPr>
+          <w:rFonts w:ascii="Vrinda" w:hAnsi="Vrinda"/>
+          <w:color w:val="1F497D"/>
+          <w:sz w:val="28"/>
+        </w:rPr>
+        <w:t>অধ্যায় ১৯: উপসংহার</w:t>
+      </w:r>
+    </w:p>
+    <w:p/>
+    <w:p>
+      <w:pPr>
+        <w:spacing w:after="120"/>
+      </w:pPr>
+      <w:r>
+        <w:rPr>
+          <w:rFonts w:ascii="Vrinda" w:hAnsi="Vrinda"/>
+          <w:sz w:val="22"/>
+        </w:rPr>
+        <w:t>এই শিল্প সংযুক্তি প্রশিক্ষণ আমার পেশাগত জীবনের একটি অত্যন্ত গুরুত্বপূর্ণ অধ্যায়। ফাস্ট কার সিলিউশন ওয়ার্কশপে হাতে-কলমে প্রশিক্ষণ আমাকে অটোমোবাইল প্রযুক্তির বাস্তব চিত্র সম্পর্কে গভীর ধারণা দিয়েছে।</w:t>
+      </w:r>
+    </w:p>
+    <w:p>
+      <w:pPr>
+        <w:spacing w:after="120"/>
+      </w:pPr>
+      <w:r>
+        <w:rPr>
+          <w:rFonts w:ascii="Vrinda" w:hAnsi="Vrinda"/>
+          <w:sz w:val="22"/>
+        </w:rPr>
+        <w:t>ইঞ্জিনিয়ার মো: শরিফুল ইসলামের তত্ত্বাবধান এবং ওয়ার্কশপের সকল মেকানিকদের সহযোগিতার জন্য আন্তরিক কৃতজ্ঞতা জানাই।</w:t>
+      </w:r>
+    </w:p>
+    <w:p>
+      <w:r>
+        <w:br w:type="page"/>
+      </w:r>
+    </w:p>
+    <w:p>
+      <w:pPr>
+        <w:pStyle w:val="Heading1"/>
+        <w:jc w:val="left"/>
+      </w:pPr>
+      <w:r>
+        <w:rPr>
+          <w:rFonts w:ascii="Vrinda" w:hAnsi="Vrinda"/>
+          <w:color w:val="1F497D"/>
+          <w:sz w:val="28"/>
+        </w:rPr>
+        <w:t>অধ্যায় ২০: তথ্যসূত্র ও গ্রন্থপঞ্জি</w:t>
+      </w:r>
+    </w:p>
+    <w:p/>
+    <w:p>
+      <w:pPr>
+        <w:pStyle w:val="ListNumber"/>
+      </w:pPr>
+      <w:r>
+        <w:rPr>
+          <w:rFonts w:ascii="Vrinda" w:hAnsi="Vrinda"/>
+          <w:sz w:val="20"/>
+        </w:rPr>
+        <w:t>বাংলাদেশ কারিগরি শিক্ষা বোর্ড (২০২৪)। অটোমোবাইল টেকনোলজি পাঠ্যক্রম। ঢাকা: বাকাশিবো।</w:t>
+      </w:r>
+    </w:p>
+    <w:p>
+      <w:pPr>
+        <w:pStyle w:val="ListNumber"/>
+      </w:pPr>
+      <w:r>
+        <w:rPr>
+          <w:rFonts w:ascii="Vrinda" w:hAnsi="Vrinda"/>
+          <w:sz w:val="20"/>
+        </w:rPr>
+        <w:t>NSDA (২০২৩)। জাতীয় দক্ষতা উন্নয়ন নীতিমালা ২০২৩। ঢাকা।</w:t>
+      </w:r>
+    </w:p>
+    <w:p>
+      <w:pPr>
+        <w:pStyle w:val="ListNumber"/>
+      </w:pPr>
+      <w:r>
+        <w:rPr>
+          <w:rFonts w:ascii="Vrinda" w:hAnsi="Vrinda"/>
+          <w:sz w:val="20"/>
+        </w:rPr>
+        <w:t>Bosch Automotive Handbook, 10th Edition (2022). Robert Bosch GmbH.</w:t>
+      </w:r>
+    </w:p>
+    <w:p>
+      <w:pPr>
+        <w:pStyle w:val="ListNumber"/>
+      </w:pPr>
+      <w:r>
+        <w:rPr>
+          <w:rFonts w:ascii="Vrinda" w:hAnsi="Vrinda"/>
+          <w:sz w:val="20"/>
+        </w:rPr>
+        <w:t>Crouse, W. H. (2020). Automotive Mechanics. McGraw-Hill Education.</w:t>
+      </w:r>
+    </w:p>
+    <w:p>
+      <w:pPr>
+        <w:pStyle w:val="ListNumber"/>
+      </w:pPr>
+      <w:r>
+        <w:rPr>
+          <w:rFonts w:ascii="Vrinda" w:hAnsi="Vrinda"/>
+          <w:sz w:val="20"/>
+        </w:rPr>
+        <w:t>Toyota Motor Corporation (2023). Technical Training Manual: Hybrid Technology.</w:t>
+      </w:r>
+    </w:p>
+    <w:p>
+      <w:pPr>
+        <w:pStyle w:val="ListNumber"/>
+      </w:pPr>
+      <w:r>
+        <w:rPr>
+          <w:rFonts w:ascii="Vrinda" w:hAnsi="Vrinda"/>
+          <w:sz w:val="20"/>
+        </w:rPr>
+        <w:t>ILO (2022). Skills Development for the Automotive Sector. Geneva.</w:t>
+      </w:r>
+    </w:p>
+    <w:p>
+      <w:pPr>
+        <w:pStyle w:val="ListNumber"/>
+      </w:pPr>
+      <w:r>
+        <w:rPr>
+          <w:rFonts w:ascii="Vrinda" w:hAnsi="Vrinda"/>
+          <w:sz w:val="20"/>
+        </w:rPr>
+        <w:t>BTEB (২০২২)। ডিপ্লোমা-ইন-ইঞ্জিনিয়ারিং পাওয়ার টেকনোলজি সিলেবাস। ঢাকা।</w:t>
+      </w:r>
+    </w:p>
+    <w:p>
+      <w:pPr>
+        <w:pStyle w:val="ListNumber"/>
+      </w:pPr>
+      <w:r>
+        <w:rPr>
+          <w:rFonts w:ascii="Vrinda" w:hAnsi="Vrinda"/>
+          <w:sz w:val="20"/>
+        </w:rPr>
+        <w:t>World Bank (2023). Bangladesh Skills Development Project. Washington DC.</w:t>
+      </w:r>
+    </w:p>
+    <w:p>
+      <w:pPr>
+        <w:pStyle w:val="ListNumber"/>
+      </w:pPr>
+      <w:r>
+        <w:rPr>
+          <w:rFonts w:ascii="Vrinda" w:hAnsi="Vrinda"/>
+          <w:sz w:val="20"/>
+        </w:rPr>
+        <w:t>Erjavec, J. (2021). Automotive Technology: A Systems Approach. Cengage Learning.</w:t>
+      </w:r>
+    </w:p>
+    <w:p>
+      <w:pPr>
+        <w:pStyle w:val="ListNumber"/>
+      </w:pPr>
+      <w:r>
+        <w:rPr>
+          <w:rFonts w:ascii="Vrinda" w:hAnsi="Vrinda"/>
+          <w:sz w:val="20"/>
+        </w:rPr>
+        <w:t>BRTC (২০২৩)। বাংলাদেশ সড়ক পরিবহন কর্পোরেশন বার্ষিক প্রতিবেদন। ঢাকা।</w:t>
+      </w:r>
+    </w:p>
+    <w:p>
+      <w:r>
+        <w:br w:type="page"/>
+      </w:r>
+    </w:p>
+    <w:p>
+      <w:pPr>
+        <w:pStyle w:val="Heading1"/>
+        <w:jc w:val="left"/>
+      </w:pPr>
+      <w:r>
+        <w:rPr>
+          <w:rFonts w:ascii="Vrinda" w:hAnsi="Vrinda"/>
+          <w:color w:val="1F497D"/>
+          <w:sz w:val="28"/>
+        </w:rPr>
+        <w:t>পরিশিষ্ট</w:t>
+      </w:r>
+    </w:p>
+    <w:p/>
+    <w:p>
+      <w:pPr>
+        <w:pStyle w:val="Heading2"/>
+      </w:pPr>
+      <w:r>
+        <w:rPr>
+          <w:rFonts w:ascii="Vrinda" w:hAnsi="Vrinda"/>
+          <w:color w:val="4472C4"/>
+          <w:sz w:val="24"/>
+        </w:rPr>
+        <w:t>পরিশিষ্ট ক: প্রশিক্ষণ কেন্দ্রের ছবি</w:t>
+      </w:r>
+    </w:p>
+    <w:p>
+      <w:pPr>
+        <w:spacing w:after="120"/>
+      </w:pPr>
+      <w:r>
+        <w:rPr>
+          <w:rFonts w:ascii="Vrinda" w:hAnsi="Vrinda"/>
+          <w:sz w:val="22"/>
+        </w:rPr>
+        <w:t>প্রশিক্ষণকালে ওয়ার্কশপের বিভিন্ন কাজের ছবি এখানে সংযুক্ত করুন।</w:t>
+      </w:r>
+    </w:p>
+    <w:p>
+      <w:pPr>
+        <w:pStyle w:val="Heading2"/>
+      </w:pPr>
+      <w:r>
+        <w:rPr>
+          <w:rFonts w:ascii="Vrinda" w:hAnsi="Vrinda"/>
+          <w:color w:val="4472C4"/>
+          <w:sz w:val="24"/>
+        </w:rPr>
+        <w:t>পরিশিষ্ট খ: উপস্থিতি পত্র</w:t>
+      </w:r>
+    </w:p>
+    <w:p>
+      <w:pPr>
+        <w:spacing w:after="120"/>
+      </w:pPr>
+      <w:r>
+        <w:rPr>
+          <w:rFonts w:ascii="Vrinda" w:hAnsi="Vrinda"/>
+          <w:sz w:val="22"/>
+        </w:rPr>
+        <w:t>মোট উপস্থিতি: ৩৮ দিনের মধ্যে ৩৭ দিন (৯৭.৩%)। উপস্থিতি রেকর্ড এখানে সংযুক্ত করুন।</w:t>
+      </w:r>
+    </w:p>
+    <w:p>
+      <w:pPr>
+        <w:pStyle w:val="Heading2"/>
+      </w:pPr>
+      <w:r>
+        <w:rPr>
+          <w:rFonts w:ascii="Vrinda" w:hAnsi="Vrinda"/>
+          <w:color w:val="4472C4"/>
+          <w:sz w:val="24"/>
+        </w:rPr>
+        <w:t>পরিশিষ্ট গ: তত্ত্বাবধায়কের মূল্যায়ন পত্র</w:t>
+      </w:r>
+    </w:p>
+    <w:p>
+      <w:pPr>
+        <w:spacing w:after="120"/>
+      </w:pPr>
+      <w:r>
+        <w:rPr>
+          <w:rFonts w:ascii="Vrinda" w:hAnsi="Vrinda"/>
+          <w:sz w:val="22"/>
+        </w:rPr>
+        <w:t>ইঞ্জিনিয়ার মো: শরিফুল ইসলামের স্বাক্ষরিত মূল্যায়ন পত্র এখানে সংযুক্ত করুন।</w:t>
+      </w:r>
+    </w:p>
+    <w:p>
+      <w:pPr>
+        <w:pStyle w:val="Heading2"/>
+      </w:pPr>
+      <w:r>
+        <w:rPr>
+          <w:rFonts w:ascii="Vrinda" w:hAnsi="Vrinda"/>
+          <w:color w:val="4472C4"/>
+          <w:sz w:val="24"/>
+        </w:rPr>
+        <w:t>পরিশিষ্ট ঘ: সার্টিফিকেটের কপি</w:t>
+      </w:r>
+    </w:p>
+    <w:p>
+      <w:pPr>
+        <w:spacing w:after="120"/>
+      </w:pPr>
+      <w:r>
+        <w:rPr>
+          <w:rFonts w:ascii="Vrinda" w:hAnsi="Vrinda"/>
+          <w:sz w:val="22"/>
+        </w:rPr>
+        <w:t>ফাস্ট কার সিলিউশন ওয়ার্কশপ প্রদত্ত অংশগ্রহণ সার্টিফিকেটের কপি এখানে সংযুক্ত করুন।</w:t>
       </w:r>
     </w:p>
     <w:sectPr>
       <w:footerReference w:type="default" r:id="rId9"/>
       <w:pgSz w:w="11906" w:h="16838"/>
-      <w:pgMar w:top="1417" w:right="1417" w:bottom="1417" w:left="1701" w:header="720" w:footer="720" w:gutter="0"/>
+      <w:pgMar w:top="1417" w:right="1417" w:bottom="1417" w:left="1417" w:header="720" w:footer="720" w:gutter="0"/>
       <w:cols w:space="720"/>
       <w:docGrid w:linePitch="360"/>
     </w:sectPr>
@@ -6291,7 +4897,7 @@
     </w:pPr>
     <w:r>
       <w:rPr>
-        <w:rFonts w:ascii="Calibri" w:hAnsi="Calibri"/>
+        <w:rFonts w:ascii="Vrinda" w:hAnsi="Vrinda"/>
         <w:sz w:val="20"/>
       </w:rPr>
       <w:fldChar w:fldCharType="begin"/>
